--- a/docs/security/OWASP_Top10_2025_한글요약.docx
+++ b/docs/security/OWASP_Top10_2025_한글요약.docx
@@ -101,7 +101,7 @@
         <w:t xml:space="preserve">쉽게 말하면 </w:t>
       </w:r>
       <w:r>
-        <w:t xml:space="preserve">— "웹 개발할 때 가장 자주, 가장 위험하게 뚫리는 10가지"를 정리한 체크리스트다.</w:t>
+        <w:t>— "웹 개발할 때 가장 자주, 가장 위험하게 뚫리는 10가지"를 정리한 체크리스트다.</w:t>
       </w:r>
     </w:p>
     <w:p>
@@ -114,7 +114,7 @@
         <w:spacing w:after="50" w:line="264" w:lineRule="auto"/>
       </w:pPr>
       <w:r>
-        <w:t xml:space="preserve">완전한 보안 프레임워크는 아니지만, 개발자·보안팀이 "무엇부터 막아야 하는지" 우선순위를 정하는 기준이 된다.</w:t>
+        <w:t>완전한 보안 프레임워크는 아니지만, 개발자·보안팀이 "무엇부터 막아야 하는지" 우선순위를 정하는 기준이 된다.</w:t>
       </w:r>
     </w:p>
     <w:p>
@@ -127,7 +127,7 @@
         <w:spacing w:after="50" w:line="264" w:lineRule="auto"/>
       </w:pPr>
       <w:r>
-        <w:t xml:space="preserve">보안 감사·컴플라이언스 점검의 기본 잣대로 널리 쓰인다.</w:t>
+        <w:t>보안 감사·컴플라이언스 점검의 기본 잣대로 널리 쓰인다.</w:t>
       </w:r>
     </w:p>
     <w:p>
@@ -185,7 +185,7 @@
         <w:t xml:space="preserve">신규 2개 카테고리 </w:t>
       </w:r>
       <w:r>
-        <w:t xml:space="preserve">— 소프트웨어 공급망 실패, 예외 상황 처리 미흡</w:t>
+        <w:t>— 소프트웨어 공급망 실패, 예외 상황 처리 미흡</w:t>
       </w:r>
     </w:p>
     <w:p>
@@ -225,7 +225,7 @@
         <w:t xml:space="preserve">순위 이동 </w:t>
       </w:r>
       <w:r>
-        <w:t xml:space="preserve">— 보안 설정 오류가 #5→#2로 급상승(클라우드 설정 실수 증가), 암호화 실패 #2→#4, 인젝션 #3→#5</w:t>
+        <w:t>— 보안 설정 오류가 #5→#2로 급상승(클라우드 설정 실수 증가), 암호화 실패 #2→#4, 인젝션 #3→#5</w:t>
       </w:r>
     </w:p>
     <w:p>
@@ -411,7 +411,7 @@
         <w:spacing w:after="90" w:line="272" w:lineRule="auto"/>
       </w:pPr>
       <w:r>
-        <w:t xml:space="preserve">코드 결함보다 클라우드·인프라 설정 실수로 인한 침해가 많아 크게 상승했다. 기본 계정, 장황한 오류 메시지, 미적용 패치 등이 원인.</w:t>
+        <w:t>코드 결함보다 클라우드·인프라 설정 실수로 인한 침해가 많아 크게 상승했다. 기본 계정, 장황한 오류 메시지, 미적용 패치 등이 원인.</w:t>
       </w:r>
     </w:p>
     <w:p>
@@ -445,7 +445,7 @@
         <w:t xml:space="preserve">방어 — </w:t>
       </w:r>
       <w:r>
-        <w:t xml:space="preserve">기본값 비활성화, 하드닝</w:t>
+        <w:t>기본값 비활성화, 하드닝</w:t>
       </w:r>
       <w:r>
         <w:rPr>
@@ -468,7 +468,7 @@
           <w:bCs/>
           <w:color w:val="2E5496"/>
         </w:rPr>
-        <w:t xml:space="preserve">보충 : 하드닝(Hardening)이란?</w:t>
+        <w:t>보충 : 하드닝(Hardening)이란?</w:t>
       </w:r>
     </w:p>
     <w:p>
@@ -502,7 +502,7 @@
         <w:t xml:space="preserve">주의 — </w:t>
       </w:r>
       <w:r>
-        <w:t xml:space="preserve">"설정 파일에 중요한 값을 넣는 것"이 아니다. 오히려 비밀번호·JWT secret을 설정 파일에 하드코딩</w:t>
+        <w:t>"설정 파일에 중요한 값을 넣는 것"이 아니다. 오히려 비밀번호·JWT secret을 설정 파일에 하드코딩</w:t>
       </w:r>
       <w:r>
         <w:rPr>
@@ -511,19 +511,19 @@
         <w:t xml:space="preserve"> </w:t>
       </w:r>
       <w:r>
-        <w:t xml:space="preserve">하는 것은 하드닝이 아니라 취약점(#4 암호화 실패)이다.</w:t>
-      </w:r>
-    </w:p>
-    <w:p>
-      <w:pPr>
-        <w:spacing w:after="90" w:line="272" w:lineRule="auto"/>
-      </w:pPr>
-      <w:r>
-        <w:rPr>
-          <w:b/>
-          <w:bCs/>
-        </w:rPr>
-        <w:t xml:space="preserve">이 앱(Student_JWT) 기준 하드닝 예시</w:t>
+        <w:t>하는 것은 하드닝이 아니라 취약점(#4 암호화 실패)이다.</w:t>
+      </w:r>
+    </w:p>
+    <w:p>
+      <w:pPr>
+        <w:spacing w:after="90" w:line="272" w:lineRule="auto"/>
+      </w:pPr>
+      <w:r>
+        <w:rPr>
+          <w:b/>
+          <w:bCs/>
+        </w:rPr>
+        <w:t>이 앱(Student_JWT) 기준 하드닝 예시</w:t>
       </w:r>
     </w:p>
     <w:p>
@@ -540,7 +540,127 @@
           <w:sz w:val="18"/>
           <w:szCs w:val="18"/>
         </w:rPr>
-        <w:t xml:space="preserve"># 오류 상세(스택트레이스) 노출 끄기 -&gt; 정보 유출 차단</w:t>
+        <w:t xml:space="preserve"># </w:t>
+      </w:r>
+      <w:r>
+        <w:rPr>
+          <w:rFonts w:ascii="Consolas" w:hAnsi="Consolas"/>
+          <w:sz w:val="18"/>
+          <w:szCs w:val="18"/>
+        </w:rPr>
+        <w:t>오류</w:t>
+      </w:r>
+      <w:r>
+        <w:rPr>
+          <w:rFonts w:ascii="Consolas" w:hAnsi="Consolas"/>
+          <w:sz w:val="18"/>
+          <w:szCs w:val="18"/>
+        </w:rPr>
+        <w:t xml:space="preserve"> </w:t>
+      </w:r>
+      <w:r>
+        <w:rPr>
+          <w:rFonts w:ascii="Consolas" w:hAnsi="Consolas"/>
+          <w:sz w:val="18"/>
+          <w:szCs w:val="18"/>
+        </w:rPr>
+        <w:t>상세</w:t>
+      </w:r>
+      <w:r>
+        <w:rPr>
+          <w:rFonts w:ascii="Consolas" w:hAnsi="Consolas"/>
+          <w:sz w:val="18"/>
+          <w:szCs w:val="18"/>
+        </w:rPr>
+        <w:t>(</w:t>
+      </w:r>
+      <w:r>
+        <w:rPr>
+          <w:rFonts w:ascii="Consolas" w:hAnsi="Consolas"/>
+          <w:sz w:val="18"/>
+          <w:szCs w:val="18"/>
+        </w:rPr>
+        <w:t>스택트레이스</w:t>
+      </w:r>
+      <w:r>
+        <w:rPr>
+          <w:rFonts w:ascii="Consolas" w:hAnsi="Consolas"/>
+          <w:sz w:val="18"/>
+          <w:szCs w:val="18"/>
+        </w:rPr>
+        <w:t xml:space="preserve">) </w:t>
+      </w:r>
+      <w:r>
+        <w:rPr>
+          <w:rFonts w:ascii="Consolas" w:hAnsi="Consolas"/>
+          <w:sz w:val="18"/>
+          <w:szCs w:val="18"/>
+        </w:rPr>
+        <w:t>노출</w:t>
+      </w:r>
+      <w:r>
+        <w:rPr>
+          <w:rFonts w:ascii="Consolas" w:hAnsi="Consolas"/>
+          <w:sz w:val="18"/>
+          <w:szCs w:val="18"/>
+        </w:rPr>
+        <w:t xml:space="preserve"> </w:t>
+      </w:r>
+      <w:r>
+        <w:rPr>
+          <w:rFonts w:ascii="Consolas" w:hAnsi="Consolas"/>
+          <w:sz w:val="18"/>
+          <w:szCs w:val="18"/>
+        </w:rPr>
+        <w:t>끄기</w:t>
+      </w:r>
+      <w:r>
+        <w:rPr>
+          <w:rFonts w:ascii="Consolas" w:hAnsi="Consolas"/>
+          <w:sz w:val="18"/>
+          <w:szCs w:val="18"/>
+        </w:rPr>
+        <w:t xml:space="preserve"> -&gt; </w:t>
+      </w:r>
+      <w:r>
+        <w:rPr>
+          <w:rFonts w:ascii="Consolas" w:hAnsi="Consolas"/>
+          <w:sz w:val="18"/>
+          <w:szCs w:val="18"/>
+        </w:rPr>
+        <w:t>정보</w:t>
+      </w:r>
+      <w:r>
+        <w:rPr>
+          <w:rFonts w:ascii="Consolas" w:hAnsi="Consolas"/>
+          <w:sz w:val="18"/>
+          <w:szCs w:val="18"/>
+        </w:rPr>
+        <w:t xml:space="preserve"> </w:t>
+      </w:r>
+      <w:r>
+        <w:rPr>
+          <w:rFonts w:ascii="Consolas" w:hAnsi="Consolas"/>
+          <w:sz w:val="18"/>
+          <w:szCs w:val="18"/>
+        </w:rPr>
+        <w:t>유출</w:t>
+      </w:r>
+      <w:r>
+        <w:rPr>
+          <w:rFonts w:ascii="Consolas" w:hAnsi="Consolas"/>
+          <w:sz w:val="18"/>
+          <w:szCs w:val="18"/>
+        </w:rPr>
+        <w:t xml:space="preserve"> </w:t>
+      </w:r>
+      <w:r>
+        <w:rPr>
+          <w:rFonts w:ascii="Consolas" w:hAnsi="Consolas"/>
+          <w:sz w:val="18"/>
+          <w:szCs w:val="18"/>
+        </w:rPr>
+        <w:t>차단</w:t>
       </w:r>
     </w:p>
     <w:p>
@@ -604,7 +724,127 @@
           <w:sz w:val="18"/>
           <w:szCs w:val="18"/>
         </w:rPr>
-        <w:t xml:space="preserve"># 운영에서 create 금지(기동 시 테이블 삭제·재생성). validate 권장</w:t>
+        <w:t xml:space="preserve"># </w:t>
+      </w:r>
+      <w:r>
+        <w:rPr>
+          <w:rFonts w:ascii="Consolas" w:hAnsi="Consolas"/>
+          <w:sz w:val="18"/>
+          <w:szCs w:val="18"/>
+        </w:rPr>
+        <w:t>운영에서</w:t>
+      </w:r>
+      <w:r>
+        <w:rPr>
+          <w:rFonts w:ascii="Consolas" w:hAnsi="Consolas"/>
+          <w:sz w:val="18"/>
+          <w:szCs w:val="18"/>
+        </w:rPr>
+        <w:t xml:space="preserve"> create </w:t>
+      </w:r>
+      <w:r>
+        <w:rPr>
+          <w:rFonts w:ascii="Consolas" w:hAnsi="Consolas"/>
+          <w:sz w:val="18"/>
+          <w:szCs w:val="18"/>
+        </w:rPr>
+        <w:t>금지</w:t>
+      </w:r>
+      <w:r>
+        <w:rPr>
+          <w:rFonts w:ascii="Consolas" w:hAnsi="Consolas"/>
+          <w:sz w:val="18"/>
+          <w:szCs w:val="18"/>
+        </w:rPr>
+        <w:t>(</w:t>
+      </w:r>
+      <w:r>
+        <w:rPr>
+          <w:rFonts w:ascii="Consolas" w:hAnsi="Consolas"/>
+          <w:sz w:val="18"/>
+          <w:szCs w:val="18"/>
+        </w:rPr>
+        <w:t>기동</w:t>
+      </w:r>
+      <w:r>
+        <w:rPr>
+          <w:rFonts w:ascii="Consolas" w:hAnsi="Consolas"/>
+          <w:sz w:val="18"/>
+          <w:szCs w:val="18"/>
+        </w:rPr>
+        <w:t xml:space="preserve"> </w:t>
+      </w:r>
+      <w:r>
+        <w:rPr>
+          <w:rFonts w:ascii="Consolas" w:hAnsi="Consolas"/>
+          <w:sz w:val="18"/>
+          <w:szCs w:val="18"/>
+        </w:rPr>
+        <w:t>시</w:t>
+      </w:r>
+      <w:r>
+        <w:rPr>
+          <w:rFonts w:ascii="Consolas" w:hAnsi="Consolas"/>
+          <w:sz w:val="18"/>
+          <w:szCs w:val="18"/>
+        </w:rPr>
+        <w:t xml:space="preserve"> </w:t>
+      </w:r>
+      <w:r>
+        <w:rPr>
+          <w:rFonts w:ascii="Consolas" w:hAnsi="Consolas"/>
+          <w:sz w:val="18"/>
+          <w:szCs w:val="18"/>
+        </w:rPr>
+        <w:t>테이블</w:t>
+      </w:r>
+      <w:r>
+        <w:rPr>
+          <w:rFonts w:ascii="Consolas" w:hAnsi="Consolas"/>
+          <w:sz w:val="18"/>
+          <w:szCs w:val="18"/>
+        </w:rPr>
+        <w:t xml:space="preserve"> </w:t>
+      </w:r>
+      <w:r>
+        <w:rPr>
+          <w:rFonts w:ascii="Consolas" w:hAnsi="Consolas"/>
+          <w:sz w:val="18"/>
+          <w:szCs w:val="18"/>
+        </w:rPr>
+        <w:t>삭제</w:t>
+      </w:r>
+      <w:r>
+        <w:rPr>
+          <w:rFonts w:ascii="Consolas" w:hAnsi="Consolas"/>
+          <w:sz w:val="18"/>
+          <w:szCs w:val="18"/>
+        </w:rPr>
+        <w:t>·</w:t>
+      </w:r>
+      <w:r>
+        <w:rPr>
+          <w:rFonts w:ascii="Consolas" w:hAnsi="Consolas"/>
+          <w:sz w:val="18"/>
+          <w:szCs w:val="18"/>
+        </w:rPr>
+        <w:t>재생성</w:t>
+      </w:r>
+      <w:r>
+        <w:rPr>
+          <w:rFonts w:ascii="Consolas" w:hAnsi="Consolas"/>
+          <w:sz w:val="18"/>
+          <w:szCs w:val="18"/>
+        </w:rPr>
+        <w:t xml:space="preserve">). validate </w:t>
+      </w:r>
+      <w:r>
+        <w:rPr>
+          <w:rFonts w:ascii="Consolas" w:hAnsi="Consolas"/>
+          <w:sz w:val="18"/>
+          <w:szCs w:val="18"/>
+        </w:rPr>
+        <w:t>권장</w:t>
       </w:r>
     </w:p>
     <w:p>
@@ -698,7 +938,7 @@
         <w:t xml:space="preserve">한 줄 정리 — </w:t>
       </w:r>
       <w:r>
-        <w:t xml:space="preserve">하드닝은 "불필요한 것을 끄고 노출을 줄이고 안전한 기본값으로 조이는 것"이며, 비밀값을 설정 파일에 두는 것과는 다르다.</w:t>
+        <w:t>하드닝은 "불필요한 것을 끄고 노출을 줄이고 안전한 기본값으로 조이는 것"이며, 비밀값을 설정 파일에 두는 것과는 다르다.</w:t>
       </w:r>
     </w:p>
     <w:p>
@@ -712,7 +952,7 @@
           <w:bCs/>
           <w:color w:val="2E5496"/>
         </w:rPr>
-        <w:t xml:space="preserve">3. 소프트웨어 공급망 실패 (Software Supply Chain Failures)</w:t>
+        <w:t>3. 소프트웨어 공급망 실패 (Software Supply Chain Failures)</w:t>
       </w:r>
     </w:p>
     <w:p>
@@ -755,7 +995,7 @@
         <w:spacing w:after="90" w:line="272" w:lineRule="auto"/>
       </w:pPr>
       <w:r>
-        <w:t xml:space="preserve">현대 앱은 외부 구성요소에 크게 의존한다. 라이브러리 하나가 오염되면 수백~수천 앱으로 악성코드가 퍼진다(예: npm ShaiHulud, Polyfill.io 사건).</w:t>
+        <w:t>현대 앱은 외부 구성요소에 크게 의존한다. 라이브러리 하나가 오염되면 수백~수천 앱으로 악성코드가 퍼진다(예: npm ShaiHulud, Polyfill.io 사건).</w:t>
       </w:r>
     </w:p>
     <w:p>
@@ -784,7 +1024,7 @@
           <w:bCs/>
           <w:color w:val="2E5496"/>
         </w:rPr>
-        <w:t xml:space="preserve">보충 : 공급망 실패와 의존성 관리 (pom.xml)</w:t>
+        <w:t>보충 : 공급망 실패와 의존성 관리 (pom.xml)</w:t>
       </w:r>
     </w:p>
     <w:p>
@@ -877,7 +1117,7 @@
         <w:t xml:space="preserve">• 취약점 스캔 — </w:t>
       </w:r>
       <w:r>
-        <w:t xml:space="preserve">OWASP Dependency-Check 플러그인, GitHub Dependabot 등으로 알려진 CVE 검사</w:t>
+        <w:t>OWASP Dependency-Check 플러그인, GitHub Dependabot 등으로 알려진 CVE 검사</w:t>
       </w:r>
     </w:p>
     <w:p>
@@ -892,7 +1132,7 @@
         <w:t xml:space="preserve">• SBOM 생성 — </w:t>
       </w:r>
       <w:r>
-        <w:t xml:space="preserve">CycloneDX 플러그인으로 의존성 목록(부품표) 작성</w:t>
+        <w:t>CycloneDX 플러그인으로 의존성 목록(부품표) 작성</w:t>
       </w:r>
     </w:p>
     <w:p>
@@ -924,7 +1164,79 @@
           <w:sz w:val="18"/>
           <w:szCs w:val="18"/>
         </w:rPr>
-        <w:t xml:space="preserve"># 전이 의존성 확인 / 알려진 CVE 스캔</w:t>
+        <w:t xml:space="preserve"># </w:t>
+      </w:r>
+      <w:r>
+        <w:rPr>
+          <w:rFonts w:ascii="Consolas" w:hAnsi="Consolas"/>
+          <w:sz w:val="18"/>
+          <w:szCs w:val="18"/>
+        </w:rPr>
+        <w:t>전이</w:t>
+      </w:r>
+      <w:r>
+        <w:rPr>
+          <w:rFonts w:ascii="Consolas" w:hAnsi="Consolas"/>
+          <w:sz w:val="18"/>
+          <w:szCs w:val="18"/>
+        </w:rPr>
+        <w:t xml:space="preserve"> </w:t>
+      </w:r>
+      <w:r>
+        <w:rPr>
+          <w:rFonts w:ascii="Consolas" w:hAnsi="Consolas"/>
+          <w:sz w:val="18"/>
+          <w:szCs w:val="18"/>
+        </w:rPr>
+        <w:t>의존성</w:t>
+      </w:r>
+      <w:r>
+        <w:rPr>
+          <w:rFonts w:ascii="Consolas" w:hAnsi="Consolas"/>
+          <w:sz w:val="18"/>
+          <w:szCs w:val="18"/>
+        </w:rPr>
+        <w:t xml:space="preserve"> </w:t>
+      </w:r>
+      <w:r>
+        <w:rPr>
+          <w:rFonts w:ascii="Consolas" w:hAnsi="Consolas"/>
+          <w:sz w:val="18"/>
+          <w:szCs w:val="18"/>
+        </w:rPr>
+        <w:t>확인</w:t>
+      </w:r>
+      <w:r>
+        <w:rPr>
+          <w:rFonts w:ascii="Consolas" w:hAnsi="Consolas"/>
+          <w:sz w:val="18"/>
+          <w:szCs w:val="18"/>
+        </w:rPr>
+        <w:t xml:space="preserve"> / </w:t>
+      </w:r>
+      <w:r>
+        <w:rPr>
+          <w:rFonts w:ascii="Consolas" w:hAnsi="Consolas"/>
+          <w:sz w:val="18"/>
+          <w:szCs w:val="18"/>
+        </w:rPr>
+        <w:t>알려진</w:t>
+      </w:r>
+      <w:r>
+        <w:rPr>
+          <w:rFonts w:ascii="Consolas" w:hAnsi="Consolas"/>
+          <w:sz w:val="18"/>
+          <w:szCs w:val="18"/>
+        </w:rPr>
+        <w:t xml:space="preserve"> CVE </w:t>
+      </w:r>
+      <w:r>
+        <w:rPr>
+          <w:rFonts w:ascii="Consolas" w:hAnsi="Consolas"/>
+          <w:sz w:val="18"/>
+          <w:szCs w:val="18"/>
+        </w:rPr>
+        <w:t>스캔</w:t>
       </w:r>
     </w:p>
     <w:p>
@@ -940,7 +1252,7 @@
           <w:sz w:val="18"/>
           <w:szCs w:val="18"/>
         </w:rPr>
-        <w:t xml:space="preserve">./mvnw dependency:tree</w:t>
+        <w:t>./mvnw dependency:tree</w:t>
       </w:r>
     </w:p>
     <w:p>
@@ -957,7 +1269,7 @@
           <w:sz w:val="18"/>
           <w:szCs w:val="18"/>
         </w:rPr>
-        <w:t xml:space="preserve">./mvnw org.owasp:dependency-check-maven:check</w:t>
+        <w:t>./mvnw org.owasp:dependency-check-maven:check</w:t>
       </w:r>
     </w:p>
     <w:p>
@@ -1026,7 +1338,7 @@
         <w:t>locking)다</w:t>
       </w:r>
       <w:r>
-        <w:t xml:space="preserve">. 범위 버전만 있으면 설치 시점에 따라 악성 버전이 들어올 수 있으므로, package-lock.json을 반드시 커밋하고 CI에서는 npm ci를 사용한다.</w:t>
+        <w:t>. 범위 버전만 있으면 설치 시점에 따라 악성 버전이 들어올 수 있으므로, package-lock.json을 반드시 커밋하고 CI에서는 npm ci를 사용한다.</w:t>
       </w:r>
     </w:p>
     <w:p>
@@ -1042,7 +1354,7 @@
         <w:t xml:space="preserve">한 줄 정리 — </w:t>
       </w:r>
       <w:r>
-        <w:t xml:space="preserve">무엇을 쓰는지 정확히 알고(inventory), 취약점을 스캔하고, 검증된 버전만 신뢰하는 것이 공급망 방어의 핵심이다.</w:t>
+        <w:t>무엇을 쓰는지 정확히 알고(inventory), 취약점을 스캔하고, 검증된 버전만 신뢰하는 것이 공급망 방어의 핵심이다.</w:t>
       </w:r>
     </w:p>
     <w:p>
@@ -1103,15 +1415,15 @@
         <w:t xml:space="preserve">쉽게 말하면 </w:t>
       </w:r>
       <w:r>
-        <w:t xml:space="preserve">— 민감정보를 제대로 암호화하지 않아 가로채이거나 복호화되는 것.</w:t>
-      </w:r>
-    </w:p>
-    <w:p>
-      <w:pPr>
-        <w:spacing w:after="90" w:line="272" w:lineRule="auto"/>
-      </w:pPr>
-      <w:r>
-        <w:t xml:space="preserve">HTTP 평문 전송, 약한 알고리즘(MD5/SHA-1/DES), 키를 소스에 하드코딩, 비밀번호 평문 저장 등이 원인.</w:t>
+        <w:t>— 민감정보를 제대로 암호화하지 않아 가로채이거나 복호화되는 것.</w:t>
+      </w:r>
+    </w:p>
+    <w:p>
+      <w:pPr>
+        <w:spacing w:after="90" w:line="272" w:lineRule="auto"/>
+      </w:pPr>
+      <w:r>
+        <w:t>HTTP 평문 전송, 약한 알고리즘(MD5/SHA-1/DES), 키를 소스에 하드코딩, 비밀번호 평문 저장 등이 원인.</w:t>
       </w:r>
     </w:p>
     <w:p>
@@ -1130,7 +1442,7 @@
         <w:rPr>
           <w:color w:val="2E7D32"/>
         </w:rPr>
-        <w:t xml:space="preserve">비밀번호 BCrypt 해시 저장, JWT secret 관리(하드코딩 금지)와 직결.</w:t>
+        <w:t>비밀번호 BCrypt 해시 저장, JWT secret 관리(하드코딩 금지)와 직결.</w:t>
       </w:r>
     </w:p>
     <w:p>
@@ -1159,7 +1471,7 @@
           <w:bCs/>
           <w:color w:val="2E5496"/>
         </w:rPr>
-        <w:t xml:space="preserve">보충 : 암호화 하드닝 체크리스트</w:t>
+        <w:t>보충 : 암호화 하드닝 체크리스트</w:t>
       </w:r>
     </w:p>
     <w:p>
@@ -1182,7 +1494,7 @@
         <w:t xml:space="preserve">• HTTPS/TLS 강제 — </w:t>
       </w:r>
       <w:r>
-        <w:t xml:space="preserve">JWT·비밀번호가 평문으로 전송되지 않도록, HSTS까지 적용. (이 앱의 가장 큰 공백 — 현재 HTTP만 사용)</w:t>
+        <w:t>JWT·비밀번호가 평문으로 전송되지 않도록, HSTS까지 적용. (이 앱의 가장 큰 공백 — 현재 HTTP만 사용)</w:t>
       </w:r>
     </w:p>
     <w:p>
@@ -1197,7 +1509,7 @@
         <w:t xml:space="preserve">• secret·자격증명 외부화 — </w:t>
       </w:r>
       <w:r>
-        <w:t xml:space="preserve">JWT secret·DB 비밀번호를 환경변수/시크릿 매니저로 분리(소스·properties에 두지 않기)</w:t>
+        <w:t>JWT secret·DB 비밀번호를 환경변수/시크릿 매니저로 분리(소스·properties에 두지 않기)</w:t>
       </w:r>
     </w:p>
     <w:p>
@@ -1212,7 +1524,7 @@
         <w:t xml:space="preserve">• 강한 해시 — </w:t>
       </w:r>
       <w:r>
-        <w:t xml:space="preserve">비밀번호는 BCrypt(현재) 또는 Argon2. cost는 하드웨어 발전에 따라 상향(10→12)</w:t>
+        <w:t>비밀번호는 BCrypt(현재) 또는 Argon2. cost는 하드웨어 발전에 따라 상향(10→12)</w:t>
       </w:r>
     </w:p>
     <w:p>
@@ -1257,7 +1569,7 @@
         <w:t xml:space="preserve">• 안전한 난수 — </w:t>
       </w:r>
       <w:r>
-        <w:t xml:space="preserve">토큰·키 생성에 SecureRandom 사용(예측 가능한 값 금지)</w:t>
+        <w:t>토큰·키 생성에 SecureRandom 사용(예측 가능한 값 금지)</w:t>
       </w:r>
     </w:p>
     <w:p>
@@ -1281,7 +1593,7 @@
           <w:bCs/>
           <w:color w:val="C00000"/>
         </w:rPr>
-        <w:t xml:space="preserve">HTTPS 적용과 JWT secret·DB 비밀번호 외부화</w:t>
+        <w:t>HTTPS 적용과 JWT secret·DB 비밀번호 외부화</w:t>
       </w:r>
       <w:r>
         <w:t>이다.</w:t>
@@ -1322,7 +1634,7 @@
           <w:bCs/>
           <w:color w:val="2E5496"/>
         </w:rPr>
-        <w:t xml:space="preserve">5. 인젝션 (Injection)</w:t>
+        <w:t>5. 인젝션 (Injection)</w:t>
       </w:r>
     </w:p>
     <w:p>
@@ -1357,15 +1669,15 @@
         <w:t xml:space="preserve">쉽게 말하면 </w:t>
       </w:r>
       <w:r>
-        <w:t xml:space="preserve">— 사용자 입력이 "데이터"가 아니라 "명령"으로 실행되어 DB·시스템을 조종당하는 것.</w:t>
-      </w:r>
-    </w:p>
-    <w:p>
-      <w:pPr>
-        <w:spacing w:after="90" w:line="272" w:lineRule="auto"/>
-      </w:pPr>
-      <w:r>
-        <w:t xml:space="preserve">SQL·OS 명령·NoSQL·LDAP 인젝션을 포함하며, XSS도 넓게는 인젝션의 일종으로 본다. 순위는 내려갔지만 여전히 가장 많이 악용된다.</w:t>
+        <w:t>— 사용자 입력이 "데이터"가 아니라 "명령"으로 실행되어 DB·시스템을 조종당하는 것.</w:t>
+      </w:r>
+    </w:p>
+    <w:p>
+      <w:pPr>
+        <w:spacing w:after="90" w:line="272" w:lineRule="auto"/>
+      </w:pPr>
+      <w:r>
+        <w:t>SQL·OS 명령·NoSQL·LDAP 인젝션을 포함하며, XSS도 넓게는 인젝션의 일종으로 본다. 순위는 내려갔지만 여전히 가장 많이 악용된다.</w:t>
       </w:r>
     </w:p>
     <w:p>
@@ -1399,7 +1711,7 @@
         <w:t xml:space="preserve">방어 — </w:t>
       </w:r>
       <w:r>
-        <w:t xml:space="preserve">파라미터 바인딩(준비된 구문), 저장 프로시저, 화이트리스트 검증, 출력 인코딩, DB 최소 권한.</w:t>
+        <w:t>파라미터 바인딩(준비된 구문), 저장 프로시저, 화이트리스트 검증, 출력 인코딩, DB 최소 권한.</w:t>
       </w:r>
     </w:p>
     <w:p>
@@ -1457,7 +1769,7 @@
       </w:pPr>
       <w:r>
         <w:lastRenderedPageBreak/>
-        <w:t xml:space="preserve">취약한 비밀번호 재설정 흐름, 위협 모델링 부재, 인가 단계 누락 등 아키텍처·로직 수준의 결함.</w:t>
+        <w:t>취약한 비밀번호 재설정 흐름, 위협 모델링 부재, 인가 단계 누락 등 아키텍처·로직 수준의 결함.</w:t>
       </w:r>
     </w:p>
     <w:p>
@@ -1486,7 +1798,7 @@
           <w:bCs/>
           <w:color w:val="2E5496"/>
         </w:rPr>
-        <w:t xml:space="preserve">보충 : 안전하지 않은 설계와 SDLC</w:t>
+        <w:t>보충 : 안전하지 않은 설계와 SDLC</w:t>
       </w:r>
     </w:p>
     <w:p>
@@ -1501,10 +1813,10 @@
           <w:b/>
           <w:bCs/>
         </w:rPr>
-        <w:t xml:space="preserve">설계·아키텍처 자체에 보안이 빠진 것</w:t>
-      </w:r>
-      <w:r>
-        <w:t xml:space="preserve">이다. 코드를 아무리 잘 짜도 설계가 틀리면 막을 수 없다.</w:t>
+        <w:t>설계·아키텍처 자체에 보안이 빠진 것</w:t>
+      </w:r>
+      <w:r>
+        <w:t>이다. 코드를 아무리 잘 짜도 설계가 틀리면 막을 수 없다.</w:t>
       </w:r>
     </w:p>
     <w:p>
@@ -1519,7 +1831,7 @@
         <w:t xml:space="preserve">예시 — </w:t>
       </w:r>
       <w:r>
-        <w:t xml:space="preserve">비밀번호 재설정을 “보안 질문”만으로 설계, 이체 한도·검증 미설계, 쿠폰 중복 사용 미방지. 우리 앱의 IDOR도 “리소스별 소유권 검사”를 설계에 넣지 않아 생긴 것이다.</w:t>
+        <w:t>비밀번호 재설정을 “보안 질문”만으로 설계, 이체 한도·검증 미설계, 쿠폰 중복 사용 미방지. 우리 앱의 IDOR도 “리소스별 소유권 검사”를 설계에 넣지 않아 생긴 것이다.</w:t>
       </w:r>
     </w:p>
     <w:p>
@@ -1546,22 +1858,22 @@
           <w:b/>
           <w:bCs/>
         </w:rPr>
-        <w:t xml:space="preserve">“개발 초기부터 보안”은 배포 후가 아니라 요구사항·설계 단계부터 보안을 넣는 것</w:t>
-      </w:r>
-      <w:r>
-        <w:t xml:space="preserve">(Shift Left)이다. 설계에서 잡으면 비용이 적지만, 배포 후 발견하면 수십~수백 배로 커진다.</w:t>
-      </w:r>
-    </w:p>
-    <w:p>
-      <w:pPr>
-        <w:spacing w:after="90" w:line="272" w:lineRule="auto"/>
-      </w:pPr>
-      <w:r>
-        <w:rPr>
-          <w:b/>
-          <w:bCs/>
-        </w:rPr>
-        <w:t xml:space="preserve">설계 단계 보안 고려사항</w:t>
+        <w:t>“개발 초기부터 보안”은 배포 후가 아니라 요구사항·설계 단계부터 보안을 넣는 것</w:t>
+      </w:r>
+      <w:r>
+        <w:t>(Shift Left)이다. 설계에서 잡으면 비용이 적지만, 배포 후 발견하면 수십~수백 배로 커진다.</w:t>
+      </w:r>
+    </w:p>
+    <w:p>
+      <w:pPr>
+        <w:spacing w:after="90" w:line="272" w:lineRule="auto"/>
+      </w:pPr>
+      <w:r>
+        <w:rPr>
+          <w:b/>
+          <w:bCs/>
+        </w:rPr>
+        <w:t>설계 단계 보안 고려사항</w:t>
       </w:r>
     </w:p>
     <w:p>
@@ -1576,7 +1888,7 @@
         <w:t xml:space="preserve">• 위협 모델링(Threat Modeling) — </w:t>
       </w:r>
       <w:r>
-        <w:t xml:space="preserve">“누가·무엇을·어떻게 공격할까”를 미리 분석(STRIDE 등)</w:t>
+        <w:t>“누가·무엇을·어떻게 공격할까”를 미리 분석(STRIDE 등)</w:t>
       </w:r>
     </w:p>
     <w:p>
@@ -1591,7 +1903,7 @@
         <w:t xml:space="preserve">• 인증/인가 설계 — </w:t>
       </w:r>
       <w:r>
-        <w:t xml:space="preserve">누가 무엇에 접근 가능한지 규칙을 설계에 명시 (우리 IDOR 연결)</w:t>
+        <w:t>누가 무엇에 접근 가능한지 규칙을 설계에 명시 (우리 IDOR 연결)</w:t>
       </w:r>
     </w:p>
     <w:p>
@@ -1627,7 +1939,7 @@
         <w:t xml:space="preserve">• 안전한 기본값(Secure by Default) — </w:t>
       </w:r>
       <w:r>
-        <w:t xml:space="preserve">설정 안 해도 안전한 상태가 기본</w:t>
+        <w:t>설정 안 해도 안전한 상태가 기본</w:t>
       </w:r>
     </w:p>
     <w:p>
@@ -1642,32 +1954,23 @@
         <w:t xml:space="preserve">• 심층 방어 / 안전한 실패(fail closed) — </w:t>
       </w:r>
       <w:r>
-        <w:t xml:space="preserve">한 겹이 뚫려도 다음 겹이 막고, 오류 시 “닫힘”으로</w:t>
-      </w:r>
-    </w:p>
-    <w:p>
-      <w:pPr>
-        <w:spacing w:after="90" w:line="272" w:lineRule="auto"/>
-      </w:pPr>
-      <w:r>
-        <w:rPr>
-          <w:b/>
-          <w:bCs/>
-        </w:rPr>
-        <w:t xml:space="preserve">• </w:t>
-      </w:r>
-      <w:bookmarkStart w:id="0" w:name="_GoBack"/>
-      <w:r>
-        <w:rPr>
-          <w:b/>
-          <w:bCs/>
-        </w:rPr>
-        <w:t xml:space="preserve">비즈니스 로직 악용 방지 — </w:t>
-      </w:r>
-      <w:r>
-        <w:t xml:space="preserve">한도·속도 제한·중복 방지를 설계에 포함</w:t>
-      </w:r>
-      <w:bookmarkEnd w:id="0"/>
+        <w:t>한 겹이 뚫려도 다음 겹이 막고, 오류 시 “닫힘”으로</w:t>
+      </w:r>
+    </w:p>
+    <w:p>
+      <w:pPr>
+        <w:spacing w:after="90" w:line="272" w:lineRule="auto"/>
+      </w:pPr>
+      <w:r>
+        <w:rPr>
+          <w:b/>
+          <w:bCs/>
+        </w:rPr>
+        <w:t xml:space="preserve">• 비즈니스 로직 악용 방지 — </w:t>
+      </w:r>
+      <w:r>
+        <w:t>한도·속도 제한·중복 방지를 설계에 포함</w:t>
+      </w:r>
     </w:p>
     <w:p>
       <w:pPr>
@@ -1682,7 +1985,7 @@
         <w:t xml:space="preserve">핵심 — </w:t>
       </w:r>
       <w:r>
-        <w:t xml:space="preserve">우리 앱의 프로필 조회를 설계할 때 “user가 URL의 id를 바꿔 남의 것을 보려 하지 않을까?”를 미리 떠올렸다면, IDOR은 애초에 생기지 않았을 것이다.</w:t>
+        <w:t>우리 앱의 프로필 조회를 설계할 때 “user가 URL의 id를 바꿔 남의 것을 보려 하지 않을까?”를 미리 떠올렸다면, IDOR은 애초에 생기지 않았을 것이다.</w:t>
       </w:r>
     </w:p>
     <w:p>
@@ -1698,7 +2001,7 @@
         <w:t xml:space="preserve">정리 — </w:t>
       </w:r>
       <w:r>
-        <w:t xml:space="preserve">Insecure Design은 다른 모든 항목의 “뿌리”에 해당한다. 설계 단계에서 미리 생각했다면 예방 가능했을 취약점이 많다.</w:t>
+        <w:t>Insecure Design은 다른 모든 항목의 “뿌리”에 해당한다. 설계 단계에서 미리 생각했다면 예방 가능했을 취약점이 많다.</w:t>
       </w:r>
     </w:p>
     <w:p>
@@ -1712,7 +2015,47 @@
           <w:bCs/>
           <w:color w:val="2E5496"/>
         </w:rPr>
-        <w:t xml:space="preserve">보충 : 위협 모델링 - STRIDE</w:t>
+        <w:t>보충</w:t>
+      </w:r>
+      <w:r>
+        <w:rPr>
+          <w:b/>
+          <w:bCs/>
+          <w:color w:val="2E5496"/>
+        </w:rPr>
+        <w:t xml:space="preserve"> : </w:t>
+      </w:r>
+      <w:r>
+        <w:rPr>
+          <w:b/>
+          <w:bCs/>
+          <w:color w:val="2E5496"/>
+        </w:rPr>
+        <w:t>위협</w:t>
+      </w:r>
+      <w:r>
+        <w:rPr>
+          <w:b/>
+          <w:bCs/>
+          <w:color w:val="2E5496"/>
+        </w:rPr>
+        <w:t xml:space="preserve"> </w:t>
+      </w:r>
+      <w:r>
+        <w:rPr>
+          <w:b/>
+          <w:bCs/>
+          <w:color w:val="2E5496"/>
+        </w:rPr>
+        <w:t>모델링</w:t>
+      </w:r>
+      <w:r>
+        <w:rPr>
+          <w:b/>
+          <w:bCs/>
+          <w:color w:val="2E5496"/>
+        </w:rPr>
+        <w:t xml:space="preserve"> - STRIDE</w:t>
       </w:r>
     </w:p>
     <w:p>
@@ -1720,27 +2063,194 @@
         <w:spacing w:after="70" w:line="272" w:lineRule="auto"/>
       </w:pPr>
       <w:r>
-        <w:rPr>
-          <w:sz w:val="20"/>
-          <w:szCs w:val="20"/>
-        </w:rPr>
-        <w:t xml:space="preserve">STRIDE는 마이크로소프트가 만든 </w:t>
-      </w:r>
-      <w:r>
-        <w:rPr>
-          <w:b/>
-          <w:bCs/>
-          <w:sz w:val="20"/>
-          <w:szCs w:val="20"/>
-        </w:rPr>
-        <w:t xml:space="preserve">위협 모델링 분류 체계</w:t>
-      </w:r>
-      <w:r>
-        <w:rPr>
-          <w:sz w:val="20"/>
-          <w:szCs w:val="20"/>
-        </w:rPr>
-        <w:t xml:space="preserve">다. 공격 유형을 6가지로 나눠 “이 시스템에 어떤 위협이 있을까”를 빠짐없이 점검한다. 각 위협은 깨뜨리는 보안 속성과 1:1로 연결된다.</w:t>
+        <w:t>STRIDE</w:t>
+      </w:r>
+      <w:r>
+        <w:t>는</w:t>
+      </w:r>
+      <w:r>
+        <w:t xml:space="preserve"> </w:t>
+      </w:r>
+      <w:r>
+        <w:t>마이크로소프트가</w:t>
+      </w:r>
+      <w:r>
+        <w:t xml:space="preserve"> </w:t>
+      </w:r>
+      <w:r>
+        <w:t>만든</w:t>
+      </w:r>
+      <w:r>
+        <w:t xml:space="preserve"> </w:t>
+      </w:r>
+      <w:r>
+        <w:rPr>
+          <w:b/>
+          <w:bCs/>
+        </w:rPr>
+        <w:t>위협</w:t>
+      </w:r>
+      <w:r>
+        <w:rPr>
+          <w:b/>
+          <w:bCs/>
+        </w:rPr>
+        <w:t xml:space="preserve"> </w:t>
+      </w:r>
+      <w:r>
+        <w:rPr>
+          <w:b/>
+          <w:bCs/>
+        </w:rPr>
+        <w:t>모델링</w:t>
+      </w:r>
+      <w:r>
+        <w:rPr>
+          <w:b/>
+          <w:bCs/>
+        </w:rPr>
+        <w:t xml:space="preserve"> </w:t>
+      </w:r>
+      <w:r>
+        <w:rPr>
+          <w:b/>
+          <w:bCs/>
+        </w:rPr>
+        <w:t>분류</w:t>
+      </w:r>
+      <w:r>
+        <w:rPr>
+          <w:b/>
+          <w:bCs/>
+        </w:rPr>
+        <w:t xml:space="preserve"> </w:t>
+      </w:r>
+      <w:r>
+        <w:rPr>
+          <w:b/>
+          <w:bCs/>
+        </w:rPr>
+        <w:t>체계</w:t>
+      </w:r>
+      <w:r>
+        <w:t>다</w:t>
+      </w:r>
+      <w:r>
+        <w:t xml:space="preserve">. </w:t>
+      </w:r>
+      <w:r>
+        <w:t>공격</w:t>
+      </w:r>
+      <w:r>
+        <w:t xml:space="preserve"> </w:t>
+      </w:r>
+      <w:r>
+        <w:t>유형을</w:t>
+      </w:r>
+      <w:r>
+        <w:t xml:space="preserve"> 6</w:t>
+      </w:r>
+      <w:r>
+        <w:t>가지로</w:t>
+      </w:r>
+      <w:r>
+        <w:t xml:space="preserve"> </w:t>
+      </w:r>
+      <w:r>
+        <w:t>나눠</w:t>
+      </w:r>
+      <w:r>
+        <w:t xml:space="preserve"> “</w:t>
+      </w:r>
+      <w:r>
+        <w:t>이</w:t>
+      </w:r>
+      <w:r>
+        <w:t xml:space="preserve"> </w:t>
+      </w:r>
+      <w:r>
+        <w:t>시스템에</w:t>
+      </w:r>
+      <w:r>
+        <w:t xml:space="preserve"> </w:t>
+      </w:r>
+      <w:r>
+        <w:t>어떤</w:t>
+      </w:r>
+      <w:r>
+        <w:t xml:space="preserve"> </w:t>
+      </w:r>
+      <w:r>
+        <w:t>위협이</w:t>
+      </w:r>
+      <w:r>
+        <w:t xml:space="preserve"> </w:t>
+      </w:r>
+      <w:r>
+        <w:t>있을까</w:t>
+      </w:r>
+      <w:r>
+        <w:t>”</w:t>
+      </w:r>
+      <w:r>
+        <w:t>를</w:t>
+      </w:r>
+      <w:r>
+        <w:t xml:space="preserve"> </w:t>
+      </w:r>
+      <w:r>
+        <w:t>빠짐없이</w:t>
+      </w:r>
+      <w:r>
+        <w:t xml:space="preserve"> </w:t>
+      </w:r>
+      <w:r>
+        <w:t>점검한다</w:t>
+      </w:r>
+      <w:r>
+        <w:t xml:space="preserve">. </w:t>
+      </w:r>
+      <w:r>
+        <w:t>각</w:t>
+      </w:r>
+      <w:r>
+        <w:t xml:space="preserve"> </w:t>
+      </w:r>
+      <w:r>
+        <w:t>위협은</w:t>
+      </w:r>
+      <w:r>
+        <w:t xml:space="preserve"> </w:t>
+      </w:r>
+      <w:r>
+        <w:t>깨뜨리는</w:t>
+      </w:r>
+      <w:r>
+        <w:t xml:space="preserve"> </w:t>
+      </w:r>
+      <w:r>
+        <w:t>보안</w:t>
+      </w:r>
+      <w:r>
+        <w:t xml:space="preserve"> </w:t>
+      </w:r>
+      <w:r>
+        <w:t>속성과</w:t>
+      </w:r>
+      <w:r>
+        <w:t xml:space="preserve"> 1:1</w:t>
+      </w:r>
+      <w:r>
+        <w:t>로</w:t>
+      </w:r>
+      <w:r>
+        <w:t xml:space="preserve"> </w:t>
+      </w:r>
+      <w:r>
+        <w:t>연결된다</w:t>
+      </w:r>
+      <w:r>
+        <w:t>.</w:t>
       </w:r>
     </w:p>
     <w:p>
@@ -1751,10 +2261,50 @@
         <w:rPr>
           <w:b/>
           <w:bCs/>
-          <w:sz w:val="20"/>
-          <w:szCs w:val="20"/>
-        </w:rPr>
-        <w:t xml:space="preserve">6가지 위협 (앞글자 STRIDE)</w:t>
+        </w:rPr>
+        <w:t>6</w:t>
+      </w:r>
+      <w:r>
+        <w:rPr>
+          <w:b/>
+          <w:bCs/>
+        </w:rPr>
+        <w:t>가지</w:t>
+      </w:r>
+      <w:r>
+        <w:rPr>
+          <w:b/>
+          <w:bCs/>
+        </w:rPr>
+        <w:t xml:space="preserve"> </w:t>
+      </w:r>
+      <w:r>
+        <w:rPr>
+          <w:b/>
+          <w:bCs/>
+        </w:rPr>
+        <w:t>위협</w:t>
+      </w:r>
+      <w:r>
+        <w:rPr>
+          <w:b/>
+          <w:bCs/>
+        </w:rPr>
+        <w:t xml:space="preserve"> (</w:t>
+      </w:r>
+      <w:r>
+        <w:rPr>
+          <w:b/>
+          <w:bCs/>
+        </w:rPr>
+        <w:t>앞글자</w:t>
+      </w:r>
+      <w:r>
+        <w:rPr>
+          <w:b/>
+          <w:bCs/>
+        </w:rPr>
+        <w:t xml:space="preserve"> STRIDE)</w:t>
       </w:r>
     </w:p>
     <w:p>
@@ -1765,17 +2315,70 @@
         <w:rPr>
           <w:b/>
           <w:bCs/>
-          <w:sz w:val="20"/>
-          <w:szCs w:val="20"/>
-        </w:rPr>
-        <w:t xml:space="preserve">• S — Spoofing(위장) </w:t>
-      </w:r>
-      <w:r>
-        <w:rPr>
-          <w:sz w:val="20"/>
-          <w:szCs w:val="20"/>
-        </w:rPr>
-        <w:t xml:space="preserve">— 인증(Authentication) 위반. 예: JWT 위조·세션 탈취로 타인 행세</w:t>
+        </w:rPr>
+        <w:t>• S — Spoofing(</w:t>
+      </w:r>
+      <w:r>
+        <w:rPr>
+          <w:b/>
+          <w:bCs/>
+        </w:rPr>
+        <w:t>위장</w:t>
+      </w:r>
+      <w:r>
+        <w:rPr>
+          <w:b/>
+          <w:bCs/>
+        </w:rPr>
+        <w:t xml:space="preserve">) </w:t>
+      </w:r>
+      <w:r>
+        <w:t xml:space="preserve">— </w:t>
+      </w:r>
+      <w:r>
+        <w:t>인증</w:t>
+      </w:r>
+      <w:r>
+        <w:t xml:space="preserve">(Authentication) </w:t>
+      </w:r>
+      <w:r>
+        <w:t>위반</w:t>
+      </w:r>
+      <w:r>
+        <w:t xml:space="preserve">. </w:t>
+      </w:r>
+      <w:r>
+        <w:t>예</w:t>
+      </w:r>
+      <w:r>
+        <w:t xml:space="preserve">: JWT </w:t>
+      </w:r>
+      <w:r>
+        <w:t>위조</w:t>
+      </w:r>
+      <w:r>
+        <w:t>·</w:t>
+      </w:r>
+      <w:r>
+        <w:t>세션</w:t>
+      </w:r>
+      <w:r>
+        <w:t xml:space="preserve"> </w:t>
+      </w:r>
+      <w:r>
+        <w:t>탈취로</w:t>
+      </w:r>
+      <w:r>
+        <w:t xml:space="preserve"> </w:t>
+      </w:r>
+      <w:r>
+        <w:t>타인</w:t>
+      </w:r>
+      <w:r>
+        <w:t xml:space="preserve"> </w:t>
+      </w:r>
+      <w:r>
+        <w:t>행세</w:t>
       </w:r>
     </w:p>
     <w:p>
@@ -1786,17 +2389,58 @@
         <w:rPr>
           <w:b/>
           <w:bCs/>
-          <w:sz w:val="20"/>
-          <w:szCs w:val="20"/>
-        </w:rPr>
-        <w:t xml:space="preserve">• T — Tampering(변조) </w:t>
-      </w:r>
-      <w:r>
-        <w:rPr>
-          <w:sz w:val="20"/>
-          <w:szCs w:val="20"/>
-        </w:rPr>
-        <w:t xml:space="preserve">— 무결성(Integrity) 위반. 예: 요청 파라미터·JWT payload 조작</w:t>
+        </w:rPr>
+        <w:t>• T — Tampering(</w:t>
+      </w:r>
+      <w:r>
+        <w:rPr>
+          <w:b/>
+          <w:bCs/>
+        </w:rPr>
+        <w:t>변조</w:t>
+      </w:r>
+      <w:r>
+        <w:rPr>
+          <w:b/>
+          <w:bCs/>
+        </w:rPr>
+        <w:t xml:space="preserve">) </w:t>
+      </w:r>
+      <w:r>
+        <w:t xml:space="preserve">— </w:t>
+      </w:r>
+      <w:r>
+        <w:t>무결성</w:t>
+      </w:r>
+      <w:r>
+        <w:t xml:space="preserve">(Integrity) </w:t>
+      </w:r>
+      <w:r>
+        <w:t>위반</w:t>
+      </w:r>
+      <w:r>
+        <w:t xml:space="preserve">. </w:t>
+      </w:r>
+      <w:r>
+        <w:t>예</w:t>
+      </w:r>
+      <w:r>
+        <w:t xml:space="preserve">: </w:t>
+      </w:r>
+      <w:r>
+        <w:t>요청</w:t>
+      </w:r>
+      <w:r>
+        <w:t xml:space="preserve"> </w:t>
+      </w:r>
+      <w:r>
+        <w:t>파라미터</w:t>
+      </w:r>
+      <w:r>
+        <w:t xml:space="preserve">·JWT payload </w:t>
+      </w:r>
+      <w:r>
+        <w:t>조작</w:t>
       </w:r>
     </w:p>
     <w:p>
@@ -1807,17 +2451,76 @@
         <w:rPr>
           <w:b/>
           <w:bCs/>
-          <w:sz w:val="20"/>
-          <w:szCs w:val="20"/>
-        </w:rPr>
-        <w:t xml:space="preserve">• R — Repudiation(부인) </w:t>
-      </w:r>
-      <w:r>
-        <w:rPr>
-          <w:sz w:val="20"/>
-          <w:szCs w:val="20"/>
-        </w:rPr>
-        <w:t xml:space="preserve">— 부인방지(Non-repudiation) 위반. 예: 로그 부재로 누가 삭제했는지 증명 불가</w:t>
+        </w:rPr>
+        <w:t>• R — Repudiation(</w:t>
+      </w:r>
+      <w:r>
+        <w:rPr>
+          <w:b/>
+          <w:bCs/>
+        </w:rPr>
+        <w:t>부인</w:t>
+      </w:r>
+      <w:r>
+        <w:rPr>
+          <w:b/>
+          <w:bCs/>
+        </w:rPr>
+        <w:t xml:space="preserve">) </w:t>
+      </w:r>
+      <w:r>
+        <w:t xml:space="preserve">— </w:t>
+      </w:r>
+      <w:r>
+        <w:t>부인방지</w:t>
+      </w:r>
+      <w:r>
+        <w:t xml:space="preserve">(Non-repudiation) </w:t>
+      </w:r>
+      <w:r>
+        <w:t>위반</w:t>
+      </w:r>
+      <w:r>
+        <w:t xml:space="preserve">. </w:t>
+      </w:r>
+      <w:r>
+        <w:t>예</w:t>
+      </w:r>
+      <w:r>
+        <w:t xml:space="preserve">: </w:t>
+      </w:r>
+      <w:r>
+        <w:t>로그</w:t>
+      </w:r>
+      <w:r>
+        <w:t xml:space="preserve"> </w:t>
+      </w:r>
+      <w:r>
+        <w:t>부재로</w:t>
+      </w:r>
+      <w:r>
+        <w:t xml:space="preserve"> </w:t>
+      </w:r>
+      <w:r>
+        <w:t>누가</w:t>
+      </w:r>
+      <w:r>
+        <w:t xml:space="preserve"> </w:t>
+      </w:r>
+      <w:r>
+        <w:t>삭제했는지</w:t>
+      </w:r>
+      <w:r>
+        <w:t xml:space="preserve"> </w:t>
+      </w:r>
+      <w:r>
+        <w:t>증명</w:t>
+      </w:r>
+      <w:r>
+        <w:t xml:space="preserve"> </w:t>
+      </w:r>
+      <w:r>
+        <w:t>불가</w:t>
       </w:r>
     </w:p>
     <w:p>
@@ -1828,17 +2531,85 @@
         <w:rPr>
           <w:b/>
           <w:bCs/>
-          <w:sz w:val="20"/>
-          <w:szCs w:val="20"/>
-        </w:rPr>
-        <w:t xml:space="preserve">• I — Information Disclosure(정보 노출) </w:t>
-      </w:r>
-      <w:r>
-        <w:rPr>
-          <w:sz w:val="20"/>
-          <w:szCs w:val="20"/>
-        </w:rPr>
-        <w:t xml:space="preserve">— 기밀성(Confidentiality) 위반. 예: IDOR로 남의 정보, SQLi로 DB 유출</w:t>
+        </w:rPr>
+        <w:lastRenderedPageBreak/>
+        <w:t>• I — Information Disclosure(</w:t>
+      </w:r>
+      <w:r>
+        <w:rPr>
+          <w:b/>
+          <w:bCs/>
+        </w:rPr>
+        <w:t>정보</w:t>
+      </w:r>
+      <w:r>
+        <w:rPr>
+          <w:b/>
+          <w:bCs/>
+        </w:rPr>
+        <w:t xml:space="preserve"> </w:t>
+      </w:r>
+      <w:r>
+        <w:rPr>
+          <w:b/>
+          <w:bCs/>
+        </w:rPr>
+        <w:t>노출</w:t>
+      </w:r>
+      <w:r>
+        <w:rPr>
+          <w:b/>
+          <w:bCs/>
+        </w:rPr>
+        <w:t xml:space="preserve">) </w:t>
+      </w:r>
+      <w:r>
+        <w:t xml:space="preserve">— </w:t>
+      </w:r>
+      <w:r>
+        <w:t>기밀성</w:t>
+      </w:r>
+      <w:r>
+        <w:t xml:space="preserve">(Confidentiality) </w:t>
+      </w:r>
+      <w:r>
+        <w:t>위반</w:t>
+      </w:r>
+      <w:r>
+        <w:t xml:space="preserve">. </w:t>
+      </w:r>
+      <w:r>
+        <w:t>예</w:t>
+      </w:r>
+      <w:r>
+        <w:t>: IDOR</w:t>
+      </w:r>
+      <w:r>
+        <w:t>로</w:t>
+      </w:r>
+      <w:r>
+        <w:t xml:space="preserve"> </w:t>
+      </w:r>
+      <w:r>
+        <w:t>남의</w:t>
+      </w:r>
+      <w:r>
+        <w:t xml:space="preserve"> </w:t>
+      </w:r>
+      <w:r>
+        <w:t>정보</w:t>
+      </w:r>
+      <w:r>
+        <w:t>, SQLi</w:t>
+      </w:r>
+      <w:r>
+        <w:t>로</w:t>
+      </w:r>
+      <w:r>
+        <w:t xml:space="preserve"> DB </w:t>
+      </w:r>
+      <w:r>
+        <w:t>유출</w:t>
       </w:r>
     </w:p>
     <w:p>
@@ -1849,17 +2620,78 @@
         <w:rPr>
           <w:b/>
           <w:bCs/>
-          <w:sz w:val="20"/>
-          <w:szCs w:val="20"/>
-        </w:rPr>
-        <w:t xml:space="preserve">• D — Denial of Service(서비스 거부) </w:t>
-      </w:r>
-      <w:r>
-        <w:rPr>
-          <w:sz w:val="20"/>
-          <w:szCs w:val="20"/>
-        </w:rPr>
-        <w:t xml:space="preserve">— 가용성(Availability) 위반. 예: 무한 요청으로 서버 다운</w:t>
+        </w:rPr>
+        <w:t>• D — Denial of Service(</w:t>
+      </w:r>
+      <w:r>
+        <w:rPr>
+          <w:b/>
+          <w:bCs/>
+        </w:rPr>
+        <w:t>서비스</w:t>
+      </w:r>
+      <w:r>
+        <w:rPr>
+          <w:b/>
+          <w:bCs/>
+        </w:rPr>
+        <w:t xml:space="preserve"> </w:t>
+      </w:r>
+      <w:r>
+        <w:rPr>
+          <w:b/>
+          <w:bCs/>
+        </w:rPr>
+        <w:t>거부</w:t>
+      </w:r>
+      <w:r>
+        <w:rPr>
+          <w:b/>
+          <w:bCs/>
+        </w:rPr>
+        <w:t xml:space="preserve">) </w:t>
+      </w:r>
+      <w:r>
+        <w:t xml:space="preserve">— </w:t>
+      </w:r>
+      <w:r>
+        <w:t>가용성</w:t>
+      </w:r>
+      <w:r>
+        <w:t xml:space="preserve">(Availability) </w:t>
+      </w:r>
+      <w:r>
+        <w:t>위반</w:t>
+      </w:r>
+      <w:r>
+        <w:t xml:space="preserve">. </w:t>
+      </w:r>
+      <w:r>
+        <w:t>예</w:t>
+      </w:r>
+      <w:r>
+        <w:t xml:space="preserve">: </w:t>
+      </w:r>
+      <w:r>
+        <w:t>무한</w:t>
+      </w:r>
+      <w:r>
+        <w:t xml:space="preserve"> </w:t>
+      </w:r>
+      <w:r>
+        <w:t>요청으로</w:t>
+      </w:r>
+      <w:r>
+        <w:t xml:space="preserve"> </w:t>
+      </w:r>
+      <w:r>
+        <w:t>서버</w:t>
+      </w:r>
+      <w:r>
+        <w:t xml:space="preserve"> </w:t>
+      </w:r>
+      <w:r>
+        <w:t>다운</w:t>
       </w:r>
     </w:p>
     <w:p>
@@ -1870,17 +2702,81 @@
         <w:rPr>
           <w:b/>
           <w:bCs/>
-          <w:sz w:val="20"/>
-          <w:szCs w:val="20"/>
-        </w:rPr>
-        <w:t xml:space="preserve">• E — Elevation of Privilege(권한 상승) </w:t>
-      </w:r>
-      <w:r>
-        <w:rPr>
-          <w:sz w:val="20"/>
-          <w:szCs w:val="20"/>
-        </w:rPr>
-        <w:t xml:space="preserve">— 인가(Authorization) 위반. 예: 일반 user가 admin 기능 접근</w:t>
+        </w:rPr>
+        <w:t>• E — Elevation of Privilege(</w:t>
+      </w:r>
+      <w:r>
+        <w:rPr>
+          <w:b/>
+          <w:bCs/>
+        </w:rPr>
+        <w:t>권한</w:t>
+      </w:r>
+      <w:r>
+        <w:rPr>
+          <w:b/>
+          <w:bCs/>
+        </w:rPr>
+        <w:t xml:space="preserve"> </w:t>
+      </w:r>
+      <w:r>
+        <w:rPr>
+          <w:b/>
+          <w:bCs/>
+        </w:rPr>
+        <w:t>상승</w:t>
+      </w:r>
+      <w:r>
+        <w:rPr>
+          <w:b/>
+          <w:bCs/>
+        </w:rPr>
+        <w:t xml:space="preserve">) </w:t>
+      </w:r>
+      <w:r>
+        <w:t xml:space="preserve">— </w:t>
+      </w:r>
+      <w:r>
+        <w:t>인</w:t>
+      </w:r>
+      <w:r>
+        <w:t>가</w:t>
+      </w:r>
+      <w:r>
+        <w:t xml:space="preserve">(Authorization) </w:t>
+      </w:r>
+      <w:r>
+        <w:t>위반</w:t>
+      </w:r>
+      <w:r>
+        <w:t xml:space="preserve">. </w:t>
+      </w:r>
+      <w:r>
+        <w:t>예</w:t>
+      </w:r>
+      <w:r>
+        <w:t xml:space="preserve">: </w:t>
+      </w:r>
+      <w:r>
+        <w:t>일반</w:t>
+      </w:r>
+      <w:r>
+        <w:t xml:space="preserve"> user</w:t>
+      </w:r>
+      <w:r>
+        <w:t>가</w:t>
+      </w:r>
+      <w:r>
+        <w:t xml:space="preserve"> admin </w:t>
+      </w:r>
+      <w:r>
+        <w:t>기능</w:t>
+      </w:r>
+      <w:r>
+        <w:t xml:space="preserve"> </w:t>
+      </w:r>
+      <w:r>
+        <w:t>접근</w:t>
       </w:r>
     </w:p>
     <w:p>
@@ -1891,17 +2787,123 @@
         <w:rPr>
           <w:b/>
           <w:bCs/>
-          <w:sz w:val="20"/>
-          <w:szCs w:val="20"/>
-        </w:rPr>
-        <w:t xml:space="preserve">사용법 — </w:t>
-      </w:r>
-      <w:r>
-        <w:rPr>
-          <w:sz w:val="20"/>
-          <w:szCs w:val="20"/>
-        </w:rPr>
-        <w:t xml:space="preserve">시스템(구성요소·데이터 흐름·신뢰 경계)을 그린 뒤, 각 요소에 6가지를 대입해 위협을 찾고, 위협마다 방어를 정한다.</w:t>
+        </w:rPr>
+        <w:t>사용법</w:t>
+      </w:r>
+      <w:r>
+        <w:rPr>
+          <w:b/>
+          <w:bCs/>
+        </w:rPr>
+        <w:t xml:space="preserve"> — </w:t>
+      </w:r>
+      <w:r>
+        <w:t>시스템</w:t>
+      </w:r>
+      <w:r>
+        <w:t>(</w:t>
+      </w:r>
+      <w:r>
+        <w:t>구성요소</w:t>
+      </w:r>
+      <w:r>
+        <w:t>·</w:t>
+      </w:r>
+      <w:r>
+        <w:t>데이터</w:t>
+      </w:r>
+      <w:r>
+        <w:t xml:space="preserve"> </w:t>
+      </w:r>
+      <w:r>
+        <w:t>흐름</w:t>
+      </w:r>
+      <w:r>
+        <w:t>·</w:t>
+      </w:r>
+      <w:r>
+        <w:t>신뢰</w:t>
+      </w:r>
+      <w:r>
+        <w:t xml:space="preserve"> </w:t>
+      </w:r>
+      <w:r>
+        <w:t>경계</w:t>
+      </w:r>
+      <w:r>
+        <w:t>)</w:t>
+      </w:r>
+      <w:r>
+        <w:t>을</w:t>
+      </w:r>
+      <w:r>
+        <w:t xml:space="preserve"> </w:t>
+      </w:r>
+      <w:r>
+        <w:t>그린</w:t>
+      </w:r>
+      <w:r>
+        <w:t xml:space="preserve"> </w:t>
+      </w:r>
+      <w:r>
+        <w:t>뒤</w:t>
+      </w:r>
+      <w:r>
+        <w:t xml:space="preserve">, </w:t>
+      </w:r>
+      <w:r>
+        <w:t>각</w:t>
+      </w:r>
+      <w:r>
+        <w:t xml:space="preserve"> </w:t>
+      </w:r>
+      <w:r>
+        <w:t>요소에</w:t>
+      </w:r>
+      <w:r>
+        <w:t xml:space="preserve"> 6</w:t>
+      </w:r>
+      <w:r>
+        <w:t>가지를</w:t>
+      </w:r>
+      <w:r>
+        <w:t xml:space="preserve"> </w:t>
+      </w:r>
+      <w:r>
+        <w:t>대입해</w:t>
+      </w:r>
+      <w:r>
+        <w:t xml:space="preserve"> </w:t>
+      </w:r>
+      <w:r>
+        <w:t>위협을</w:t>
+      </w:r>
+      <w:r>
+        <w:t xml:space="preserve"> </w:t>
+      </w:r>
+      <w:r>
+        <w:t>찾고</w:t>
+      </w:r>
+      <w:r>
+        <w:t xml:space="preserve">, </w:t>
+      </w:r>
+      <w:r>
+        <w:t>위협마다</w:t>
+      </w:r>
+      <w:r>
+        <w:t xml:space="preserve"> </w:t>
+      </w:r>
+      <w:r>
+        <w:t>방어를</w:t>
+      </w:r>
+      <w:r>
+        <w:t xml:space="preserve"> </w:t>
+      </w:r>
+      <w:r>
+        <w:t>정한다</w:t>
+      </w:r>
+      <w:r>
+        <w:t>.</w:t>
       </w:r>
     </w:p>
     <w:p>
@@ -1912,18 +2914,113 @@
         <w:rPr>
           <w:b/>
           <w:bCs/>
-          <w:sz w:val="20"/>
-          <w:szCs w:val="20"/>
           <w:color w:val="C00000"/>
         </w:rPr>
-        <w:t xml:space="preserve">핵심 — </w:t>
-      </w:r>
-      <w:r>
-        <w:rPr>
-          <w:sz w:val="20"/>
-          <w:szCs w:val="20"/>
-        </w:rPr>
-        <w:t xml:space="preserve">우리 앱의 프로필 조회를 STRIDE로 점검했다면, I(정보 노출=IDOR)·E(권한 상승)를 설계 단계에서 미리 발견했을 것이다.</w:t>
+        <w:t>핵심</w:t>
+      </w:r>
+      <w:r>
+        <w:rPr>
+          <w:b/>
+          <w:bCs/>
+          <w:color w:val="C00000"/>
+        </w:rPr>
+        <w:t xml:space="preserve"> — </w:t>
+      </w:r>
+      <w:r>
+        <w:t>우리</w:t>
+      </w:r>
+      <w:r>
+        <w:t xml:space="preserve"> </w:t>
+      </w:r>
+      <w:r>
+        <w:t>앱의</w:t>
+      </w:r>
+      <w:r>
+        <w:t xml:space="preserve"> </w:t>
+      </w:r>
+      <w:r>
+        <w:t>프로필</w:t>
+      </w:r>
+      <w:r>
+        <w:t xml:space="preserve"> </w:t>
+      </w:r>
+      <w:r>
+        <w:t>조회를</w:t>
+      </w:r>
+      <w:r>
+        <w:t xml:space="preserve"> STRIDE</w:t>
+      </w:r>
+      <w:r>
+        <w:t>로</w:t>
+      </w:r>
+      <w:r>
+        <w:t xml:space="preserve"> </w:t>
+      </w:r>
+      <w:r>
+        <w:t>점검했다면</w:t>
+      </w:r>
+      <w:r>
+        <w:t>, I(</w:t>
+      </w:r>
+      <w:r>
+        <w:t>정보</w:t>
+      </w:r>
+      <w:r>
+        <w:t xml:space="preserve"> </w:t>
+      </w:r>
+      <w:r>
+        <w:t>노출</w:t>
+      </w:r>
+      <w:r>
+        <w:t>=IDOR)·E(</w:t>
+      </w:r>
+      <w:r>
+        <w:t>권한</w:t>
+      </w:r>
+      <w:r>
+        <w:t xml:space="preserve"> </w:t>
+      </w:r>
+      <w:r>
+        <w:t>상승</w:t>
+      </w:r>
+      <w:r>
+        <w:t>)</w:t>
+      </w:r>
+      <w:r>
+        <w:t>를</w:t>
+      </w:r>
+      <w:r>
+        <w:t xml:space="preserve"> </w:t>
+      </w:r>
+      <w:r>
+        <w:t>설계</w:t>
+      </w:r>
+      <w:r>
+        <w:t xml:space="preserve"> </w:t>
+      </w:r>
+      <w:r>
+        <w:t>단계에서</w:t>
+      </w:r>
+      <w:r>
+        <w:t xml:space="preserve"> </w:t>
+      </w:r>
+      <w:r>
+        <w:t>미리</w:t>
+      </w:r>
+      <w:r>
+        <w:t xml:space="preserve"> </w:t>
+      </w:r>
+      <w:r>
+        <w:t>발견했을</w:t>
+      </w:r>
+      <w:r>
+        <w:t xml:space="preserve"> </w:t>
+      </w:r>
+      <w:r>
+        <w:t>것이다</w:t>
+      </w:r>
+      <w:r>
+        <w:t>.</w:t>
       </w:r>
     </w:p>
     <w:p>
@@ -1972,15 +3069,15 @@
         <w:t xml:space="preserve">쉽게 말하면 </w:t>
       </w:r>
       <w:r>
-        <w:t xml:space="preserve">— 사용자 신원 확인·인증을 제대로 못해 계정을 탈취·사칭당하는 것.</w:t>
-      </w:r>
-    </w:p>
-    <w:p>
-      <w:pPr>
-        <w:spacing w:after="90" w:line="272" w:lineRule="auto"/>
-      </w:pPr>
-      <w:r>
-        <w:t xml:space="preserve">약한/재사용 비밀번호, MFA(다중 인증) 부재, 세션 관리 결함, 취약한 비밀번호 찾기, 자격증명 평문 저장 등.</w:t>
+        <w:t>— 사용자 신원 확인·인증을 제대로 못해 계정을 탈취·사칭당하는 것.</w:t>
+      </w:r>
+    </w:p>
+    <w:p>
+      <w:pPr>
+        <w:spacing w:after="90" w:line="272" w:lineRule="auto"/>
+      </w:pPr>
+      <w:r>
+        <w:t>약한/재사용 비밀번호, MFA(다중 인증) 부재, 세션 관리 결함, 취약한 비밀번호 찾기, 자격증명 평문 저장 등.</w:t>
       </w:r>
     </w:p>
     <w:p>
@@ -2014,7 +3111,7 @@
         <w:t xml:space="preserve">방어 — </w:t>
       </w:r>
       <w:r>
-        <w:t xml:space="preserve">강한 비밀번호 정책, MFA(FIDO2/WebAuthn), 안전한 세션(HttpOnly·SameSite), Argon2/bcrypt 해시.</w:t>
+        <w:t>강한 비밀번호 정책, MFA(FIDO2/WebAuthn), 안전한 세션(HttpOnly·SameSite), Argon2/bcrypt 해시.</w:t>
       </w:r>
     </w:p>
     <w:p>
@@ -2028,7 +3125,6 @@
           <w:bCs/>
           <w:color w:val="2E5496"/>
         </w:rPr>
-        <w:lastRenderedPageBreak/>
         <w:t>8. 소프트웨어·데이터 무결성 실패 (Software and Data Integrity Failures)</w:t>
       </w:r>
     </w:p>
@@ -2072,7 +3168,7 @@
         <w:spacing w:after="90" w:line="272" w:lineRule="auto"/>
       </w:pPr>
       <w:r>
-        <w:t xml:space="preserve">서명 안 된 업데이트, CI/CD 파이프라인 오염, 안전하지 않은 역직렬화가 원인(예: SolarWinds, Codecov 사건).</w:t>
+        <w:t>서명 안 된 업데이트, CI/CD 파이프라인 오염, 안전하지 않은 역직렬화가 원인(예: SolarWinds, Codecov 사건).</w:t>
       </w:r>
     </w:p>
     <w:p>
@@ -2091,7 +3187,7 @@
         <w:rPr>
           <w:color w:val="2E7D32"/>
         </w:rPr>
-        <w:t xml:space="preserve">JSON 역직렬화 취약점(15-B장 예정)과 연결된다.</w:t>
+        <w:t>JSON 역직렬화 취약점(15-B장 예정)과 연결된다.</w:t>
       </w:r>
     </w:p>
     <w:p>
@@ -2106,7 +3202,7 @@
         <w:t xml:space="preserve">방어 — </w:t>
       </w:r>
       <w:r>
-        <w:t xml:space="preserve">소프트웨어·업데이트 서명·검증, CI/CD 보안, SBOM, 역직렬화 입력 검증.</w:t>
+        <w:t>소프트웨어·업데이트 서명·검증, CI/CD 보안, SBOM, 역직렬화 입력 검증.</w:t>
       </w:r>
     </w:p>
     <w:p>
@@ -2192,7 +3288,72 @@
           <w:bCs/>
           <w:color w:val="2E5496"/>
         </w:rPr>
-        <w:t xml:space="preserve">보충 : 로깅·경보 방어 상세</w:t>
+        <w:lastRenderedPageBreak/>
+        <w:t>보충</w:t>
+      </w:r>
+      <w:r>
+        <w:rPr>
+          <w:b/>
+          <w:bCs/>
+          <w:color w:val="2E5496"/>
+        </w:rPr>
+        <w:t xml:space="preserve"> : </w:t>
+      </w:r>
+      <w:r>
+        <w:rPr>
+          <w:b/>
+          <w:bCs/>
+          <w:color w:val="2E5496"/>
+        </w:rPr>
+        <w:t>로깅</w:t>
+      </w:r>
+      <w:r>
+        <w:rPr>
+          <w:b/>
+          <w:bCs/>
+          <w:color w:val="2E5496"/>
+        </w:rPr>
+        <w:t>·</w:t>
+      </w:r>
+      <w:r>
+        <w:rPr>
+          <w:b/>
+          <w:bCs/>
+          <w:color w:val="2E5496"/>
+        </w:rPr>
+        <w:t>경보</w:t>
+      </w:r>
+      <w:r>
+        <w:rPr>
+          <w:b/>
+          <w:bCs/>
+          <w:color w:val="2E5496"/>
+        </w:rPr>
+        <w:t xml:space="preserve"> </w:t>
+      </w:r>
+      <w:r>
+        <w:rPr>
+          <w:b/>
+          <w:bCs/>
+          <w:color w:val="2E5496"/>
+        </w:rPr>
+        <w:t>방어</w:t>
+      </w:r>
+      <w:r>
+        <w:rPr>
+          <w:b/>
+          <w:bCs/>
+          <w:color w:val="2E5496"/>
+        </w:rPr>
+        <w:t xml:space="preserve"> </w:t>
+      </w:r>
+      <w:r>
+        <w:rPr>
+          <w:b/>
+          <w:bCs/>
+          <w:color w:val="2E5496"/>
+        </w:rPr>
+        <w:t>상세</w:t>
       </w:r>
     </w:p>
     <w:p>
@@ -2200,27 +3361,189 @@
         <w:spacing w:after="80" w:line="272" w:lineRule="auto"/>
       </w:pPr>
       <w:r>
-        <w:rPr>
-          <w:sz w:val="20"/>
-          <w:szCs w:val="20"/>
-        </w:rPr>
-        <w:t xml:space="preserve">핵심은 “제대로 기록 → 이상 감지 → 빠른 대응”이다. 요즘의 실패는 </w:t>
-      </w:r>
-      <w:r>
-        <w:rPr>
-          <w:b/>
-          <w:bCs/>
-          <w:sz w:val="20"/>
-          <w:szCs w:val="20"/>
-        </w:rPr>
-        <w:t xml:space="preserve">“데이터가 없어서”가 아니라 “있는데 아무도 안 봐서” </w:t>
-      </w:r>
-      <w:r>
-        <w:rPr>
-          <w:sz w:val="20"/>
-          <w:szCs w:val="20"/>
-        </w:rPr>
-        <w:t xml:space="preserve">생긴다.</w:t>
+        <w:t>핵심은</w:t>
+      </w:r>
+      <w:r>
+        <w:t xml:space="preserve"> “</w:t>
+      </w:r>
+      <w:r>
+        <w:t>제대로</w:t>
+      </w:r>
+      <w:r>
+        <w:t xml:space="preserve"> </w:t>
+      </w:r>
+      <w:r>
+        <w:t>기록</w:t>
+      </w:r>
+      <w:r>
+        <w:t xml:space="preserve"> → </w:t>
+      </w:r>
+      <w:r>
+        <w:t>이상</w:t>
+      </w:r>
+      <w:r>
+        <w:t xml:space="preserve"> </w:t>
+      </w:r>
+      <w:r>
+        <w:t>감지</w:t>
+      </w:r>
+      <w:r>
+        <w:t xml:space="preserve"> → </w:t>
+      </w:r>
+      <w:r>
+        <w:t>빠른</w:t>
+      </w:r>
+      <w:r>
+        <w:t xml:space="preserve"> </w:t>
+      </w:r>
+      <w:r>
+        <w:t>대응</w:t>
+      </w:r>
+      <w:r>
+        <w:t>”</w:t>
+      </w:r>
+      <w:r>
+        <w:t>이다</w:t>
+      </w:r>
+      <w:r>
+        <w:t xml:space="preserve">. </w:t>
+      </w:r>
+      <w:r>
+        <w:t>요즘의</w:t>
+      </w:r>
+      <w:r>
+        <w:t xml:space="preserve"> </w:t>
+      </w:r>
+      <w:r>
+        <w:t>실패는</w:t>
+      </w:r>
+      <w:r>
+        <w:t xml:space="preserve"> </w:t>
+      </w:r>
+      <w:r>
+        <w:rPr>
+          <w:b/>
+          <w:bCs/>
+        </w:rPr>
+        <w:t>“</w:t>
+      </w:r>
+      <w:r>
+        <w:rPr>
+          <w:b/>
+          <w:bCs/>
+        </w:rPr>
+        <w:t>데이터가</w:t>
+      </w:r>
+      <w:r>
+        <w:rPr>
+          <w:b/>
+          <w:bCs/>
+        </w:rPr>
+        <w:t xml:space="preserve"> </w:t>
+      </w:r>
+      <w:r>
+        <w:rPr>
+          <w:b/>
+          <w:bCs/>
+        </w:rPr>
+        <w:t>없어서</w:t>
+      </w:r>
+      <w:r>
+        <w:rPr>
+          <w:b/>
+          <w:bCs/>
+        </w:rPr>
+        <w:t>”</w:t>
+      </w:r>
+      <w:r>
+        <w:rPr>
+          <w:b/>
+          <w:bCs/>
+        </w:rPr>
+        <w:t>가</w:t>
+      </w:r>
+      <w:r>
+        <w:rPr>
+          <w:b/>
+          <w:bCs/>
+        </w:rPr>
+        <w:t xml:space="preserve"> </w:t>
+      </w:r>
+      <w:r>
+        <w:rPr>
+          <w:b/>
+          <w:bCs/>
+        </w:rPr>
+        <w:t>아니라</w:t>
+      </w:r>
+      <w:r>
+        <w:rPr>
+          <w:b/>
+          <w:bCs/>
+        </w:rPr>
+        <w:t xml:space="preserve"> “</w:t>
+      </w:r>
+      <w:r>
+        <w:rPr>
+          <w:b/>
+          <w:bCs/>
+        </w:rPr>
+        <w:t>있는데</w:t>
+      </w:r>
+      <w:r>
+        <w:rPr>
+          <w:b/>
+          <w:bCs/>
+        </w:rPr>
+        <w:t xml:space="preserve"> </w:t>
+      </w:r>
+      <w:r>
+        <w:rPr>
+          <w:b/>
+          <w:bCs/>
+        </w:rPr>
+        <w:t>아무도</w:t>
+      </w:r>
+      <w:r>
+        <w:rPr>
+          <w:b/>
+          <w:bCs/>
+        </w:rPr>
+        <w:t xml:space="preserve"> </w:t>
+      </w:r>
+      <w:r>
+        <w:rPr>
+          <w:b/>
+          <w:bCs/>
+        </w:rPr>
+        <w:t>안</w:t>
+      </w:r>
+      <w:r>
+        <w:rPr>
+          <w:b/>
+          <w:bCs/>
+        </w:rPr>
+        <w:t xml:space="preserve"> </w:t>
+      </w:r>
+      <w:r>
+        <w:rPr>
+          <w:b/>
+          <w:bCs/>
+        </w:rPr>
+        <w:t>봐서</w:t>
+      </w:r>
+      <w:r>
+        <w:rPr>
+          <w:b/>
+          <w:bCs/>
+        </w:rPr>
+        <w:t xml:space="preserve">” </w:t>
+      </w:r>
+      <w:r>
+        <w:t>생긴다</w:t>
+      </w:r>
+      <w:r>
+        <w:t>.</w:t>
       </w:r>
     </w:p>
     <w:p>
@@ -2231,17 +3554,150 @@
         <w:rPr>
           <w:b/>
           <w:bCs/>
-          <w:sz w:val="20"/>
-          <w:szCs w:val="20"/>
-        </w:rPr>
-        <w:t xml:space="preserve">① 무엇을 로깅하나 — </w:t>
-      </w:r>
-      <w:r>
-        <w:rPr>
-          <w:sz w:val="20"/>
-          <w:szCs w:val="20"/>
-        </w:rPr>
-        <w:t xml:space="preserve">인증(로그인 성공/실패·로그아웃), 인가 실패(403·권한 상승 시도), 중요 데이터 변경(생성/수정/삭제·관리 작업), 예외. </w:t>
+        </w:rPr>
+        <w:t xml:space="preserve">① </w:t>
+      </w:r>
+      <w:r>
+        <w:rPr>
+          <w:b/>
+          <w:bCs/>
+        </w:rPr>
+        <w:t>무엇을</w:t>
+      </w:r>
+      <w:r>
+        <w:rPr>
+          <w:b/>
+          <w:bCs/>
+        </w:rPr>
+        <w:t xml:space="preserve"> </w:t>
+      </w:r>
+      <w:r>
+        <w:rPr>
+          <w:b/>
+          <w:bCs/>
+        </w:rPr>
+        <w:t>로깅하나</w:t>
+      </w:r>
+      <w:r>
+        <w:rPr>
+          <w:b/>
+          <w:bCs/>
+        </w:rPr>
+        <w:t xml:space="preserve"> — </w:t>
+      </w:r>
+      <w:r>
+        <w:t>인증</w:t>
+      </w:r>
+      <w:r>
+        <w:t>(</w:t>
+      </w:r>
+      <w:r>
+        <w:t>로그인</w:t>
+      </w:r>
+      <w:r>
+        <w:t xml:space="preserve"> </w:t>
+      </w:r>
+      <w:r>
+        <w:t>성공</w:t>
+      </w:r>
+      <w:r>
+        <w:t>/</w:t>
+      </w:r>
+      <w:r>
+        <w:t>실패</w:t>
+      </w:r>
+      <w:r>
+        <w:t>·</w:t>
+      </w:r>
+      <w:r>
+        <w:t>로그아웃</w:t>
+      </w:r>
+      <w:r>
+        <w:t xml:space="preserve">), </w:t>
+      </w:r>
+      <w:r>
+        <w:t>인가</w:t>
+      </w:r>
+      <w:r>
+        <w:t xml:space="preserve"> </w:t>
+      </w:r>
+      <w:r>
+        <w:t>실패</w:t>
+      </w:r>
+      <w:r>
+        <w:t>(403·</w:t>
+      </w:r>
+      <w:r>
+        <w:t>권한</w:t>
+      </w:r>
+      <w:r>
+        <w:t xml:space="preserve"> </w:t>
+      </w:r>
+      <w:r>
+        <w:t>상승</w:t>
+      </w:r>
+      <w:r>
+        <w:t xml:space="preserve"> </w:t>
+      </w:r>
+      <w:r>
+        <w:t>시도</w:t>
+      </w:r>
+      <w:r>
+        <w:t xml:space="preserve">), </w:t>
+      </w:r>
+      <w:r>
+        <w:t>중요</w:t>
+      </w:r>
+      <w:r>
+        <w:t xml:space="preserve"> </w:t>
+      </w:r>
+      <w:r>
+        <w:t>데이터</w:t>
+      </w:r>
+      <w:r>
+        <w:t xml:space="preserve"> </w:t>
+      </w:r>
+      <w:r>
+        <w:t>변경</w:t>
+      </w:r>
+      <w:r>
+        <w:t>(</w:t>
+      </w:r>
+      <w:r>
+        <w:t>생성</w:t>
+      </w:r>
+      <w:r>
+        <w:t>/</w:t>
+      </w:r>
+      <w:r>
+        <w:t>수정</w:t>
+      </w:r>
+      <w:r>
+        <w:t>/</w:t>
+      </w:r>
+      <w:r>
+        <w:t>삭제</w:t>
+      </w:r>
+      <w:r>
+        <w:t>·</w:t>
+      </w:r>
+      <w:r>
+        <w:t>관리</w:t>
+      </w:r>
+      <w:r>
+        <w:t xml:space="preserve"> </w:t>
+      </w:r>
+      <w:r>
+        <w:t>작업</w:t>
+      </w:r>
+      <w:r>
+        <w:t xml:space="preserve">), </w:t>
+      </w:r>
+      <w:r>
+        <w:t>예외</w:t>
+      </w:r>
+      <w:r>
+        <w:t xml:space="preserve">. </w:t>
       </w:r>
     </w:p>
     <w:p>
@@ -2252,17 +3708,172 @@
         <w:rPr>
           <w:b/>
           <w:bCs/>
-          <w:sz w:val="20"/>
-          <w:szCs w:val="20"/>
-        </w:rPr>
-        <w:t xml:space="preserve">② 로깅하면 안 되는 것 — </w:t>
-      </w:r>
-      <w:r>
-        <w:rPr>
-          <w:sz w:val="20"/>
-          <w:szCs w:val="20"/>
-        </w:rPr>
-        <w:t xml:space="preserve">비밀번호·JWT·세션ID·카드번호 등은 금지(로그 유출 시 2차 피해). 필요하면 마스킹. “JWT를 디버그 로그에 찍는” 실수가 흔하다.</w:t>
+        </w:rPr>
+        <w:t xml:space="preserve">② </w:t>
+      </w:r>
+      <w:r>
+        <w:rPr>
+          <w:b/>
+          <w:bCs/>
+        </w:rPr>
+        <w:t>로깅하면</w:t>
+      </w:r>
+      <w:r>
+        <w:rPr>
+          <w:b/>
+          <w:bCs/>
+        </w:rPr>
+        <w:t xml:space="preserve"> </w:t>
+      </w:r>
+      <w:r>
+        <w:rPr>
+          <w:b/>
+          <w:bCs/>
+        </w:rPr>
+        <w:t>안</w:t>
+      </w:r>
+      <w:r>
+        <w:rPr>
+          <w:b/>
+          <w:bCs/>
+        </w:rPr>
+        <w:t xml:space="preserve"> </w:t>
+      </w:r>
+      <w:r>
+        <w:rPr>
+          <w:b/>
+          <w:bCs/>
+        </w:rPr>
+        <w:t>되는</w:t>
+      </w:r>
+      <w:r>
+        <w:rPr>
+          <w:b/>
+          <w:bCs/>
+        </w:rPr>
+        <w:t xml:space="preserve"> </w:t>
+      </w:r>
+      <w:r>
+        <w:rPr>
+          <w:b/>
+          <w:bCs/>
+        </w:rPr>
+        <w:t>것</w:t>
+      </w:r>
+      <w:r>
+        <w:rPr>
+          <w:b/>
+          <w:bCs/>
+        </w:rPr>
+        <w:t xml:space="preserve"> — </w:t>
+      </w:r>
+      <w:r>
+        <w:t>비밀번호</w:t>
+      </w:r>
+      <w:r>
+        <w:t>·JWT·</w:t>
+      </w:r>
+      <w:r>
+        <w:t>세션</w:t>
+      </w:r>
+      <w:r>
+        <w:t>ID·</w:t>
+      </w:r>
+      <w:r>
+        <w:t>카드번호</w:t>
+      </w:r>
+      <w:r>
+        <w:t xml:space="preserve"> </w:t>
+      </w:r>
+      <w:r>
+        <w:t>등은</w:t>
+      </w:r>
+      <w:r>
+        <w:t xml:space="preserve"> </w:t>
+      </w:r>
+      <w:r>
+        <w:t>금지</w:t>
+      </w:r>
+      <w:r>
+        <w:t>(</w:t>
+      </w:r>
+      <w:r>
+        <w:t>로그</w:t>
+      </w:r>
+      <w:r>
+        <w:t xml:space="preserve"> </w:t>
+      </w:r>
+      <w:r>
+        <w:t>유출</w:t>
+      </w:r>
+      <w:r>
+        <w:t xml:space="preserve"> </w:t>
+      </w:r>
+      <w:r>
+        <w:t>시</w:t>
+      </w:r>
+      <w:r>
+        <w:t xml:space="preserve"> 2</w:t>
+      </w:r>
+      <w:r>
+        <w:t>차</w:t>
+      </w:r>
+      <w:r>
+        <w:t xml:space="preserve"> </w:t>
+      </w:r>
+      <w:r>
+        <w:t>피해</w:t>
+      </w:r>
+      <w:r>
+        <w:t xml:space="preserve">). </w:t>
+      </w:r>
+      <w:r>
+        <w:t>필요하면</w:t>
+      </w:r>
+      <w:r>
+        <w:t xml:space="preserve"> </w:t>
+      </w:r>
+      <w:r>
+        <w:t>마스킹</w:t>
+      </w:r>
+      <w:r>
+        <w:t>. “JWT</w:t>
+      </w:r>
+      <w:r>
+        <w:t>를</w:t>
+      </w:r>
+      <w:r>
+        <w:t xml:space="preserve"> </w:t>
+      </w:r>
+      <w:r>
+        <w:t>디버그</w:t>
+      </w:r>
+      <w:r>
+        <w:t xml:space="preserve"> </w:t>
+      </w:r>
+      <w:r>
+        <w:t>로그에</w:t>
+      </w:r>
+      <w:r>
+        <w:t xml:space="preserve"> </w:t>
+      </w:r>
+      <w:r>
+        <w:t>찍는</w:t>
+      </w:r>
+      <w:r>
+        <w:t xml:space="preserve">” </w:t>
+      </w:r>
+      <w:r>
+        <w:t>실수가</w:t>
+      </w:r>
+      <w:r>
+        <w:t xml:space="preserve"> </w:t>
+      </w:r>
+      <w:r>
+        <w:t>흔하다</w:t>
+      </w:r>
+      <w:r>
+        <w:t>.</w:t>
       </w:r>
     </w:p>
     <w:p>
@@ -2273,17 +3884,122 @@
         <w:rPr>
           <w:b/>
           <w:bCs/>
-          <w:sz w:val="20"/>
-          <w:szCs w:val="20"/>
-        </w:rPr>
-        <w:t xml:space="preserve">③ 어떻게(구조·중앙집중) — </w:t>
-      </w:r>
-      <w:r>
-        <w:rPr>
-          <w:sz w:val="20"/>
-          <w:szCs w:val="20"/>
-        </w:rPr>
-        <w:t xml:space="preserve">구조화 로깅(JSON) + 타임스탬프·사용자·IP·상관ID(MDC traceId). 여러 서버 로그를 SIEM·ELK로 중앙 집중해 상관분석한다.</w:t>
+        </w:rPr>
+        <w:t xml:space="preserve">③ </w:t>
+      </w:r>
+      <w:r>
+        <w:rPr>
+          <w:b/>
+          <w:bCs/>
+        </w:rPr>
+        <w:t>어떻게</w:t>
+      </w:r>
+      <w:r>
+        <w:rPr>
+          <w:b/>
+          <w:bCs/>
+        </w:rPr>
+        <w:t>(</w:t>
+      </w:r>
+      <w:r>
+        <w:rPr>
+          <w:b/>
+          <w:bCs/>
+        </w:rPr>
+        <w:t>구조</w:t>
+      </w:r>
+      <w:r>
+        <w:rPr>
+          <w:b/>
+          <w:bCs/>
+        </w:rPr>
+        <w:t>·</w:t>
+      </w:r>
+      <w:r>
+        <w:rPr>
+          <w:b/>
+          <w:bCs/>
+        </w:rPr>
+        <w:t>중앙집중</w:t>
+      </w:r>
+      <w:r>
+        <w:rPr>
+          <w:b/>
+          <w:bCs/>
+        </w:rPr>
+        <w:t xml:space="preserve">) — </w:t>
+      </w:r>
+      <w:r>
+        <w:t>구조화</w:t>
+      </w:r>
+      <w:r>
+        <w:t xml:space="preserve"> </w:t>
+      </w:r>
+      <w:r>
+        <w:t>로깅</w:t>
+      </w:r>
+      <w:r>
+        <w:t xml:space="preserve">(JSON) + </w:t>
+      </w:r>
+      <w:r>
+        <w:t>타임스탬프</w:t>
+      </w:r>
+      <w:r>
+        <w:t>·</w:t>
+      </w:r>
+      <w:r>
+        <w:t>사용자</w:t>
+      </w:r>
+      <w:r>
+        <w:t>·IP·</w:t>
+      </w:r>
+      <w:r>
+        <w:t>상관</w:t>
+      </w:r>
+      <w:r>
+        <w:t xml:space="preserve">ID(MDC traceId). </w:t>
+      </w:r>
+      <w:r>
+        <w:t>여러</w:t>
+      </w:r>
+      <w:r>
+        <w:t xml:space="preserve"> </w:t>
+      </w:r>
+      <w:r>
+        <w:t>서버</w:t>
+      </w:r>
+      <w:r>
+        <w:t xml:space="preserve"> </w:t>
+      </w:r>
+      <w:r>
+        <w:t>로그를</w:t>
+      </w:r>
+      <w:r>
+        <w:t xml:space="preserve"> SIEM·ELK</w:t>
+      </w:r>
+      <w:r>
+        <w:t>로</w:t>
+      </w:r>
+      <w:r>
+        <w:t xml:space="preserve"> </w:t>
+      </w:r>
+      <w:r>
+        <w:t>중앙</w:t>
+      </w:r>
+      <w:r>
+        <w:t xml:space="preserve"> </w:t>
+      </w:r>
+      <w:r>
+        <w:t>집중해</w:t>
+      </w:r>
+      <w:r>
+        <w:t xml:space="preserve"> </w:t>
+      </w:r>
+      <w:r>
+        <w:t>상관분석한다</w:t>
+      </w:r>
+      <w:r>
+        <w:t>.</w:t>
       </w:r>
     </w:p>
     <w:p>
@@ -2294,17 +4010,159 @@
         <w:rPr>
           <w:b/>
           <w:bCs/>
-          <w:sz w:val="20"/>
-          <w:szCs w:val="20"/>
-        </w:rPr>
-        <w:t xml:space="preserve">④ 탐지·경보 — </w:t>
-      </w:r>
-      <w:r>
-        <w:rPr>
-          <w:sz w:val="20"/>
-          <w:szCs w:val="20"/>
-        </w:rPr>
-        <w:t xml:space="preserve">다수 로그인 실패(무차별 대입)·비정상 IP·대량 조회(enumeration) 규칙, 임계치+이상탐지, 담당자·온콜 연결. “아무도 안 보는 경보”를 막는다.</w:t>
+        </w:rPr>
+        <w:t xml:space="preserve">④ </w:t>
+      </w:r>
+      <w:r>
+        <w:rPr>
+          <w:b/>
+          <w:bCs/>
+        </w:rPr>
+        <w:t>탐지</w:t>
+      </w:r>
+      <w:r>
+        <w:rPr>
+          <w:b/>
+          <w:bCs/>
+        </w:rPr>
+        <w:t>·</w:t>
+      </w:r>
+      <w:r>
+        <w:rPr>
+          <w:b/>
+          <w:bCs/>
+        </w:rPr>
+        <w:t>경보</w:t>
+      </w:r>
+      <w:r>
+        <w:rPr>
+          <w:b/>
+          <w:bCs/>
+        </w:rPr>
+        <w:t xml:space="preserve"> — </w:t>
+      </w:r>
+      <w:r>
+        <w:t>다수</w:t>
+      </w:r>
+      <w:r>
+        <w:t xml:space="preserve"> </w:t>
+      </w:r>
+      <w:r>
+        <w:t>로그인</w:t>
+      </w:r>
+      <w:r>
+        <w:t xml:space="preserve"> </w:t>
+      </w:r>
+      <w:r>
+        <w:t>실패</w:t>
+      </w:r>
+      <w:r>
+        <w:t>(</w:t>
+      </w:r>
+      <w:r>
+        <w:t>무차별</w:t>
+      </w:r>
+      <w:r>
+        <w:t xml:space="preserve"> </w:t>
+      </w:r>
+      <w:r>
+        <w:t>대입</w:t>
+      </w:r>
+      <w:r>
+        <w:t>)·</w:t>
+      </w:r>
+      <w:r>
+        <w:t>비정상</w:t>
+      </w:r>
+      <w:r>
+        <w:t xml:space="preserve"> IP·</w:t>
+      </w:r>
+      <w:r>
+        <w:t>대량</w:t>
+      </w:r>
+      <w:r>
+        <w:t xml:space="preserve"> </w:t>
+      </w:r>
+      <w:r>
+        <w:t>조회</w:t>
+      </w:r>
+      <w:r>
+        <w:t xml:space="preserve">(enumeration) </w:t>
+      </w:r>
+      <w:r>
+        <w:t>규칙</w:t>
+      </w:r>
+      <w:r>
+        <w:t xml:space="preserve">, </w:t>
+      </w:r>
+      <w:r>
+        <w:t>임계치</w:t>
+      </w:r>
+      <w:r>
+        <w:t>+</w:t>
+      </w:r>
+      <w:r>
+        <w:t>이상탐지</w:t>
+      </w:r>
+      <w:r>
+        <w:t xml:space="preserve">, </w:t>
+      </w:r>
+      <w:r>
+        <w:t>담당자</w:t>
+      </w:r>
+      <w:r>
+        <w:t>·</w:t>
+      </w:r>
+      <w:r>
+        <w:t>온콜</w:t>
+      </w:r>
+      <w:r>
+        <w:t xml:space="preserve"> </w:t>
+      </w:r>
+      <w:r>
+        <w:t>연결</w:t>
+      </w:r>
+      <w:r>
+        <w:t xml:space="preserve">. </w:t>
+      </w:r>
+      <w:r>
+        <w:t>“</w:t>
+      </w:r>
+      <w:r>
+        <w:t>아무도</w:t>
+      </w:r>
+      <w:r>
+        <w:t xml:space="preserve"> </w:t>
+      </w:r>
+      <w:r>
+        <w:t>안</w:t>
+      </w:r>
+      <w:r>
+        <w:t xml:space="preserve"> </w:t>
+      </w:r>
+      <w:r>
+        <w:t>보는</w:t>
+      </w:r>
+      <w:r>
+        <w:t xml:space="preserve"> </w:t>
+      </w:r>
+      <w:r>
+        <w:t>경보</w:t>
+      </w:r>
+      <w:r>
+        <w:t>”</w:t>
+      </w:r>
+      <w:r>
+        <w:t>를</w:t>
+      </w:r>
+      <w:r>
+        <w:t xml:space="preserve"> </w:t>
+      </w:r>
+      <w:r>
+        <w:t>막는다</w:t>
+      </w:r>
+      <w:r>
+        <w:t>.</w:t>
       </w:r>
     </w:p>
     <w:p>
@@ -2315,17 +4173,137 @@
         <w:rPr>
           <w:b/>
           <w:bCs/>
-          <w:sz w:val="20"/>
-          <w:szCs w:val="20"/>
-        </w:rPr>
-        <w:t xml:space="preserve">⑤ 보관·보호·대응 — </w:t>
-      </w:r>
-      <w:r>
-        <w:rPr>
-          <w:sz w:val="20"/>
-          <w:szCs w:val="20"/>
-        </w:rPr>
-        <w:t xml:space="preserve">90~180일+ 보관, append-only·접근제어로 무결성(공격자가 로그 삭제 못하게), 경보→플레이북/SOAR 연결, 정기 탐지 훈련.</w:t>
+        </w:rPr>
+        <w:t xml:space="preserve">⑤ </w:t>
+      </w:r>
+      <w:r>
+        <w:rPr>
+          <w:b/>
+          <w:bCs/>
+        </w:rPr>
+        <w:t>보관</w:t>
+      </w:r>
+      <w:r>
+        <w:rPr>
+          <w:b/>
+          <w:bCs/>
+        </w:rPr>
+        <w:t>·</w:t>
+      </w:r>
+      <w:r>
+        <w:rPr>
+          <w:b/>
+          <w:bCs/>
+        </w:rPr>
+        <w:t>보호</w:t>
+      </w:r>
+      <w:r>
+        <w:rPr>
+          <w:b/>
+          <w:bCs/>
+        </w:rPr>
+        <w:t>·</w:t>
+      </w:r>
+      <w:r>
+        <w:rPr>
+          <w:b/>
+          <w:bCs/>
+        </w:rPr>
+        <w:t>대응</w:t>
+      </w:r>
+      <w:r>
+        <w:rPr>
+          <w:b/>
+          <w:bCs/>
+        </w:rPr>
+        <w:t xml:space="preserve"> — </w:t>
+      </w:r>
+      <w:r>
+        <w:t>90~180</w:t>
+      </w:r>
+      <w:r>
+        <w:t>일</w:t>
+      </w:r>
+      <w:r>
+        <w:t xml:space="preserve">+ </w:t>
+      </w:r>
+      <w:r>
+        <w:t>보관</w:t>
+      </w:r>
+      <w:r>
+        <w:t>, append-only·</w:t>
+      </w:r>
+      <w:r>
+        <w:t>접근제어로</w:t>
+      </w:r>
+      <w:r>
+        <w:t xml:space="preserve"> </w:t>
+      </w:r>
+      <w:r>
+        <w:t>무결성</w:t>
+      </w:r>
+      <w:r>
+        <w:t>(</w:t>
+      </w:r>
+      <w:r>
+        <w:t>공격자가</w:t>
+      </w:r>
+      <w:r>
+        <w:t xml:space="preserve"> </w:t>
+      </w:r>
+      <w:r>
+        <w:t>로그</w:t>
+      </w:r>
+      <w:r>
+        <w:t xml:space="preserve"> </w:t>
+      </w:r>
+      <w:r>
+        <w:t>삭제</w:t>
+      </w:r>
+      <w:r>
+        <w:t xml:space="preserve"> </w:t>
+      </w:r>
+      <w:r>
+        <w:t>못하게</w:t>
+      </w:r>
+      <w:r>
+        <w:t xml:space="preserve">), </w:t>
+      </w:r>
+      <w:r>
+        <w:t>경보</w:t>
+      </w:r>
+      <w:r>
+        <w:t>→</w:t>
+      </w:r>
+      <w:r>
+        <w:t>플레이북</w:t>
+      </w:r>
+      <w:r>
+        <w:t xml:space="preserve">/SOAR </w:t>
+      </w:r>
+      <w:r>
+        <w:t>연결</w:t>
+      </w:r>
+      <w:r>
+        <w:t xml:space="preserve">, </w:t>
+      </w:r>
+      <w:r>
+        <w:t>정기</w:t>
+      </w:r>
+      <w:r>
+        <w:t xml:space="preserve"> </w:t>
+      </w:r>
+      <w:r>
+        <w:t>탐지</w:t>
+      </w:r>
+      <w:r>
+        <w:t xml:space="preserve"> </w:t>
+      </w:r>
+      <w:r>
+        <w:t>훈련</w:t>
+      </w:r>
+      <w:r>
+        <w:t>.</w:t>
       </w:r>
     </w:p>
     <w:p>
@@ -2336,10 +4314,50 @@
         <w:rPr>
           <w:b/>
           <w:bCs/>
-          <w:sz w:val="20"/>
-          <w:szCs w:val="20"/>
-        </w:rPr>
-        <w:t xml:space="preserve">이 앱(Student_JWT) 실천 항목</w:t>
+        </w:rPr>
+        <w:t>이</w:t>
+      </w:r>
+      <w:r>
+        <w:rPr>
+          <w:b/>
+          <w:bCs/>
+        </w:rPr>
+        <w:t xml:space="preserve"> </w:t>
+      </w:r>
+      <w:r>
+        <w:rPr>
+          <w:b/>
+          <w:bCs/>
+        </w:rPr>
+        <w:t>앱</w:t>
+      </w:r>
+      <w:r>
+        <w:rPr>
+          <w:b/>
+          <w:bCs/>
+        </w:rPr>
+        <w:t xml:space="preserve">(Student_JWT) </w:t>
+      </w:r>
+      <w:r>
+        <w:rPr>
+          <w:b/>
+          <w:bCs/>
+        </w:rPr>
+        <w:t>실천</w:t>
+      </w:r>
+      <w:r>
+        <w:rPr>
+          <w:b/>
+          <w:bCs/>
+        </w:rPr>
+        <w:t xml:space="preserve"> </w:t>
+      </w:r>
+      <w:r>
+        <w:rPr>
+          <w:b/>
+          <w:bCs/>
+        </w:rPr>
+        <w:t>항목</w:t>
       </w:r>
     </w:p>
     <w:p>
@@ -2350,17 +4368,53 @@
         <w:rPr>
           <w:b/>
           <w:bCs/>
-          <w:sz w:val="20"/>
-          <w:szCs w:val="20"/>
         </w:rPr>
         <w:t xml:space="preserve">• </w:t>
       </w:r>
       <w:r>
-        <w:rPr>
-          <w:sz w:val="20"/>
-          <w:szCs w:val="20"/>
-        </w:rPr>
-        <w:t xml:space="preserve">로그인 성공/실패 기록 — Spring Security 인증 이벤트 리스너(AuthenticationSuccess/FailureEvent) 추가</w:t>
+        <w:t>로그인</w:t>
+      </w:r>
+      <w:r>
+        <w:t xml:space="preserve"> </w:t>
+      </w:r>
+      <w:r>
+        <w:t>성공</w:t>
+      </w:r>
+      <w:r>
+        <w:t>/</w:t>
+      </w:r>
+      <w:r>
+        <w:t>실패</w:t>
+      </w:r>
+      <w:r>
+        <w:t xml:space="preserve"> </w:t>
+      </w:r>
+      <w:r>
+        <w:t>기록</w:t>
+      </w:r>
+      <w:r>
+        <w:t xml:space="preserve"> — Spring Security </w:t>
+      </w:r>
+      <w:r>
+        <w:t>인증</w:t>
+      </w:r>
+      <w:r>
+        <w:t xml:space="preserve"> </w:t>
+      </w:r>
+      <w:r>
+        <w:t>이벤트</w:t>
+      </w:r>
+      <w:r>
+        <w:t xml:space="preserve"> </w:t>
+      </w:r>
+      <w:r>
+        <w:t>리스너</w:t>
+      </w:r>
+      <w:r>
+        <w:t xml:space="preserve">(AuthenticationSuccess/FailureEvent) </w:t>
+      </w:r>
+      <w:r>
+        <w:t>추가</w:t>
       </w:r>
     </w:p>
     <w:p>
@@ -2371,17 +4425,53 @@
         <w:rPr>
           <w:b/>
           <w:bCs/>
-          <w:sz w:val="20"/>
-          <w:szCs w:val="20"/>
         </w:rPr>
         <w:t xml:space="preserve">• </w:t>
       </w:r>
       <w:r>
-        <w:rPr>
-          <w:sz w:val="20"/>
-          <w:szCs w:val="20"/>
-        </w:rPr>
-        <w:t xml:space="preserve">403·예외 로깅 — @RestControllerAdvice(DefaultExceptionAdvice)에서 접근 거부·예외를 기록</w:t>
+        <w:t>403·</w:t>
+      </w:r>
+      <w:r>
+        <w:t>예외</w:t>
+      </w:r>
+      <w:r>
+        <w:t xml:space="preserve"> </w:t>
+      </w:r>
+      <w:r>
+        <w:t>로깅</w:t>
+      </w:r>
+      <w:r>
+        <w:t xml:space="preserve"> — @RestControllerAdvice(De</w:t>
+      </w:r>
+      <w:r>
+        <w:t>faultExceptionAdvice)</w:t>
+      </w:r>
+      <w:r>
+        <w:t>에서</w:t>
+      </w:r>
+      <w:r>
+        <w:t xml:space="preserve"> </w:t>
+      </w:r>
+      <w:r>
+        <w:t>접근</w:t>
+      </w:r>
+      <w:r>
+        <w:t xml:space="preserve"> </w:t>
+      </w:r>
+      <w:r>
+        <w:t>거부</w:t>
+      </w:r>
+      <w:r>
+        <w:t>·</w:t>
+      </w:r>
+      <w:r>
+        <w:t>예외를</w:t>
+      </w:r>
+      <w:r>
+        <w:t xml:space="preserve"> </w:t>
+      </w:r>
+      <w:r>
+        <w:t>기록</w:t>
       </w:r>
     </w:p>
     <w:p>
@@ -2392,17 +4482,50 @@
         <w:rPr>
           <w:b/>
           <w:bCs/>
-          <w:sz w:val="20"/>
-          <w:szCs w:val="20"/>
         </w:rPr>
         <w:t xml:space="preserve">• </w:t>
       </w:r>
       <w:r>
-        <w:rPr>
-          <w:sz w:val="20"/>
-          <w:szCs w:val="20"/>
-        </w:rPr>
-        <w:t xml:space="preserve">민감정보 제외 — JWT·비밀번호를 로그에 남기지 않기(마스킹)</w:t>
+        <w:t>민감정보</w:t>
+      </w:r>
+      <w:r>
+        <w:t xml:space="preserve"> </w:t>
+      </w:r>
+      <w:r>
+        <w:t>제외</w:t>
+      </w:r>
+      <w:r>
+        <w:t xml:space="preserve"> — JWT·</w:t>
+      </w:r>
+      <w:r>
+        <w:t>비밀번호를</w:t>
+      </w:r>
+      <w:r>
+        <w:t xml:space="preserve"> </w:t>
+      </w:r>
+      <w:r>
+        <w:t>로그에</w:t>
+      </w:r>
+      <w:r>
+        <w:t xml:space="preserve"> </w:t>
+      </w:r>
+      <w:r>
+        <w:t>남기지</w:t>
+      </w:r>
+      <w:r>
+        <w:t xml:space="preserve"> </w:t>
+      </w:r>
+      <w:r>
+        <w:t>않기</w:t>
+      </w:r>
+      <w:r>
+        <w:t>(</w:t>
+      </w:r>
+      <w:r>
+        <w:t>마스킹</w:t>
+      </w:r>
+      <w:r>
+        <w:t>)</w:t>
       </w:r>
     </w:p>
     <w:p>
@@ -2413,17 +4536,38 @@
         <w:rPr>
           <w:b/>
           <w:bCs/>
-          <w:sz w:val="20"/>
-          <w:szCs w:val="20"/>
         </w:rPr>
         <w:t xml:space="preserve">• </w:t>
       </w:r>
       <w:r>
-        <w:rPr>
-          <w:sz w:val="20"/>
-          <w:szCs w:val="20"/>
-        </w:rPr>
-        <w:t xml:space="preserve">감사 이벤트·구조화 로깅 — Actuator audit events, log4j2 JSON 레이아웃+MDC traceId</w:t>
+        <w:t>감사</w:t>
+      </w:r>
+      <w:r>
+        <w:t xml:space="preserve"> </w:t>
+      </w:r>
+      <w:r>
+        <w:t>이벤트</w:t>
+      </w:r>
+      <w:r>
+        <w:t>·</w:t>
+      </w:r>
+      <w:r>
+        <w:t>구조화</w:t>
+      </w:r>
+      <w:r>
+        <w:t xml:space="preserve"> </w:t>
+      </w:r>
+      <w:r>
+        <w:t>로깅</w:t>
+      </w:r>
+      <w:r>
+        <w:t xml:space="preserve"> — Actuator audit events, log4j2 JSON </w:t>
+      </w:r>
+      <w:r>
+        <w:t>레이아웃</w:t>
+      </w:r>
+      <w:r>
+        <w:t>+MDC traceId</w:t>
       </w:r>
     </w:p>
     <w:p>
@@ -2434,18 +4578,145 @@
         <w:rPr>
           <w:b/>
           <w:bCs/>
-          <w:sz w:val="20"/>
-          <w:szCs w:val="20"/>
           <w:color w:val="1F3864"/>
         </w:rPr>
-        <w:t xml:space="preserve">한 줄 정리 — </w:t>
-      </w:r>
-      <w:r>
-        <w:rPr>
-          <w:sz w:val="20"/>
-          <w:szCs w:val="20"/>
-        </w:rPr>
-        <w:t xml:space="preserve">중요한 것을 남기고(민감정보는 빼고) → 한 곳에 모아 → 이상을 감지·경보하고 → 안전하게 보관하며 → 대응 절차와 연결한다.</w:t>
+        <w:t>한</w:t>
+      </w:r>
+      <w:r>
+        <w:rPr>
+          <w:b/>
+          <w:bCs/>
+          <w:color w:val="1F3864"/>
+        </w:rPr>
+        <w:t xml:space="preserve"> </w:t>
+      </w:r>
+      <w:r>
+        <w:rPr>
+          <w:b/>
+          <w:bCs/>
+          <w:color w:val="1F3864"/>
+        </w:rPr>
+        <w:t>줄</w:t>
+      </w:r>
+      <w:r>
+        <w:rPr>
+          <w:b/>
+          <w:bCs/>
+          <w:color w:val="1F3864"/>
+        </w:rPr>
+        <w:t xml:space="preserve"> </w:t>
+      </w:r>
+      <w:r>
+        <w:rPr>
+          <w:b/>
+          <w:bCs/>
+          <w:color w:val="1F3864"/>
+        </w:rPr>
+        <w:t>정리</w:t>
+      </w:r>
+      <w:r>
+        <w:rPr>
+          <w:b/>
+          <w:bCs/>
+          <w:color w:val="1F3864"/>
+        </w:rPr>
+        <w:t xml:space="preserve"> — </w:t>
+      </w:r>
+      <w:r>
+        <w:t>중요한</w:t>
+      </w:r>
+      <w:r>
+        <w:t xml:space="preserve"> </w:t>
+      </w:r>
+      <w:r>
+        <w:t>것을</w:t>
+      </w:r>
+      <w:r>
+        <w:t xml:space="preserve"> </w:t>
+      </w:r>
+      <w:r>
+        <w:t>남기고</w:t>
+      </w:r>
+      <w:r>
+        <w:t>(</w:t>
+      </w:r>
+      <w:r>
+        <w:t>민감정보는</w:t>
+      </w:r>
+      <w:r>
+        <w:t xml:space="preserve"> </w:t>
+      </w:r>
+      <w:r>
+        <w:t>빼고</w:t>
+      </w:r>
+      <w:r>
+        <w:t xml:space="preserve">) → </w:t>
+      </w:r>
+      <w:r>
+        <w:t>한</w:t>
+      </w:r>
+      <w:r>
+        <w:t xml:space="preserve"> </w:t>
+      </w:r>
+      <w:r>
+        <w:t>곳에</w:t>
+      </w:r>
+      <w:r>
+        <w:t xml:space="preserve"> </w:t>
+      </w:r>
+      <w:r>
+        <w:t>모아</w:t>
+      </w:r>
+      <w:r>
+        <w:t xml:space="preserve"> → </w:t>
+      </w:r>
+      <w:r>
+        <w:t>이상을</w:t>
+      </w:r>
+      <w:r>
+        <w:t xml:space="preserve"> </w:t>
+      </w:r>
+      <w:r>
+        <w:t>감지</w:t>
+      </w:r>
+      <w:r>
+        <w:t>·</w:t>
+      </w:r>
+      <w:r>
+        <w:t>경보하고</w:t>
+      </w:r>
+      <w:r>
+        <w:t xml:space="preserve"> → </w:t>
+      </w:r>
+      <w:r>
+        <w:t>안전하게</w:t>
+      </w:r>
+      <w:r>
+        <w:t xml:space="preserve"> </w:t>
+      </w:r>
+      <w:r>
+        <w:t>보관하며</w:t>
+      </w:r>
+      <w:r>
+        <w:t xml:space="preserve"> → </w:t>
+      </w:r>
+      <w:r>
+        <w:t>대응</w:t>
+      </w:r>
+      <w:r>
+        <w:t xml:space="preserve"> </w:t>
+      </w:r>
+      <w:r>
+        <w:t>절차와</w:t>
+      </w:r>
+      <w:r>
+        <w:t xml:space="preserve"> </w:t>
+      </w:r>
+      <w:r>
+        <w:t>연결한다</w:t>
+      </w:r>
+      <w:r>
+        <w:t>.</w:t>
       </w:r>
     </w:p>
     <w:p>
@@ -2502,7 +4773,7 @@
         <w:spacing w:after="90" w:line="272" w:lineRule="auto"/>
       </w:pPr>
       <w:r>
-        <w:t xml:space="preserve">잘못된 예외 처리가 민감정보(스택트레이스·키)를 노출하거나, 통제를 우회(fail-open)하거나, 서비스 거부(DoS)를 유발한다. 24개 CWE를 통합한 신규 항목.</w:t>
+        <w:t>잘못된 예외 처리가 민감정보(스택트레이스·키)를 노출하거나, 통제를 우회(fail-open)하거나, 서비스 거부(DoS)를 유발한다. 24개 CWE를 통합한 신규 항목.</w:t>
       </w:r>
     </w:p>
     <w:p>
@@ -2536,7 +4807,1185 @@
         <w:t xml:space="preserve">방어 — </w:t>
       </w:r>
       <w:r>
-        <w:t xml:space="preserve">안전한 실패(fail closed), 일관된 오류 처리, 외부엔 일반 메시지·내부엔 상세 로그, 스택트레이스 비노출.</w:t>
+        <w:t>안전한 실패(fail closed), 일관된 오류 처리, 외부엔 일반 메시지·내부엔 상세 로그, 스택트레이스 비노출.</w:t>
+      </w:r>
+    </w:p>
+    <w:p>
+      <w:pPr>
+        <w:pStyle w:val="3"/>
+        <w:spacing w:before="200" w:after="80"/>
+      </w:pPr>
+      <w:r>
+        <w:rPr>
+          <w:b/>
+          <w:bCs/>
+          <w:color w:val="2E5496"/>
+        </w:rPr>
+        <w:t>보충</w:t>
+      </w:r>
+      <w:r>
+        <w:rPr>
+          <w:b/>
+          <w:bCs/>
+          <w:color w:val="2E5496"/>
+        </w:rPr>
+        <w:t xml:space="preserve"> : </w:t>
+      </w:r>
+      <w:r>
+        <w:rPr>
+          <w:b/>
+          <w:bCs/>
+          <w:color w:val="2E5496"/>
+        </w:rPr>
+        <w:t>오류</w:t>
+      </w:r>
+      <w:r>
+        <w:rPr>
+          <w:b/>
+          <w:bCs/>
+          <w:color w:val="2E5496"/>
+        </w:rPr>
+        <w:t xml:space="preserve"> </w:t>
+      </w:r>
+      <w:r>
+        <w:rPr>
+          <w:b/>
+          <w:bCs/>
+          <w:color w:val="2E5496"/>
+        </w:rPr>
+        <w:t>메시지</w:t>
+      </w:r>
+      <w:r>
+        <w:rPr>
+          <w:b/>
+          <w:bCs/>
+          <w:color w:val="2E5496"/>
+        </w:rPr>
+        <w:t xml:space="preserve"> </w:t>
+      </w:r>
+      <w:r>
+        <w:rPr>
+          <w:b/>
+          <w:bCs/>
+          <w:color w:val="2E5496"/>
+        </w:rPr>
+        <w:t>숨김의</w:t>
+      </w:r>
+      <w:r>
+        <w:rPr>
+          <w:b/>
+          <w:bCs/>
+          <w:color w:val="2E5496"/>
+        </w:rPr>
+        <w:t xml:space="preserve"> </w:t>
+      </w:r>
+      <w:r>
+        <w:rPr>
+          <w:b/>
+          <w:bCs/>
+          <w:color w:val="2E5496"/>
+        </w:rPr>
+        <w:t>두</w:t>
+      </w:r>
+      <w:r>
+        <w:rPr>
+          <w:b/>
+          <w:bCs/>
+          <w:color w:val="2E5496"/>
+        </w:rPr>
+        <w:t xml:space="preserve"> </w:t>
+      </w:r>
+      <w:r>
+        <w:rPr>
+          <w:b/>
+          <w:bCs/>
+          <w:color w:val="2E5496"/>
+        </w:rPr>
+        <w:t>층</w:t>
+      </w:r>
+    </w:p>
+    <w:p>
+      <w:pPr>
+        <w:spacing w:after="90" w:line="272" w:lineRule="auto"/>
+      </w:pPr>
+      <w:r>
+        <w:t>"</w:t>
+      </w:r>
+      <w:r>
+        <w:t>오류</w:t>
+      </w:r>
+      <w:r>
+        <w:t xml:space="preserve"> </w:t>
+      </w:r>
+      <w:r>
+        <w:t>메시지</w:t>
+      </w:r>
+      <w:r>
+        <w:t xml:space="preserve"> </w:t>
+      </w:r>
+      <w:r>
+        <w:t>숨김</w:t>
+      </w:r>
+      <w:r>
+        <w:t>"</w:t>
+      </w:r>
+      <w:r>
+        <w:t>은</w:t>
+      </w:r>
+      <w:r>
+        <w:t xml:space="preserve"> </w:t>
+      </w:r>
+      <w:r>
+        <w:t>한</w:t>
+      </w:r>
+      <w:r>
+        <w:t xml:space="preserve"> </w:t>
+      </w:r>
+      <w:r>
+        <w:t>가지</w:t>
+      </w:r>
+      <w:r>
+        <w:t xml:space="preserve"> </w:t>
+      </w:r>
+      <w:r>
+        <w:t>설정이</w:t>
+      </w:r>
+      <w:r>
+        <w:t xml:space="preserve"> </w:t>
+      </w:r>
+      <w:r>
+        <w:t>아니라</w:t>
+      </w:r>
+      <w:r>
+        <w:t xml:space="preserve"> </w:t>
+      </w:r>
+      <w:r>
+        <w:t>두</w:t>
+      </w:r>
+      <w:r>
+        <w:t xml:space="preserve"> </w:t>
+      </w:r>
+      <w:r>
+        <w:t>층으로</w:t>
+      </w:r>
+      <w:r>
+        <w:t xml:space="preserve"> </w:t>
+      </w:r>
+      <w:r>
+        <w:t>이해해야</w:t>
+      </w:r>
+      <w:r>
+        <w:t xml:space="preserve"> </w:t>
+      </w:r>
+      <w:r>
+        <w:t>한다</w:t>
+      </w:r>
+      <w:r>
+        <w:t>.</w:t>
+      </w:r>
+    </w:p>
+    <w:p>
+      <w:pPr>
+        <w:spacing w:after="90" w:line="272" w:lineRule="auto"/>
+        <w:rPr>
+          <w:b/>
+          <w:bCs/>
+        </w:rPr>
+      </w:pPr>
+    </w:p>
+    <w:p>
+      <w:pPr>
+        <w:spacing w:after="90" w:line="272" w:lineRule="auto"/>
+      </w:pPr>
+      <w:r>
+        <w:rPr>
+          <w:b/>
+          <w:bCs/>
+        </w:rPr>
+        <w:lastRenderedPageBreak/>
+        <w:t>층</w:t>
+      </w:r>
+      <w:r>
+        <w:rPr>
+          <w:b/>
+          <w:bCs/>
+        </w:rPr>
+        <w:t xml:space="preserve"> 1 — Spring Boot </w:t>
+      </w:r>
+      <w:r>
+        <w:rPr>
+          <w:b/>
+          <w:bCs/>
+        </w:rPr>
+        <w:t>기본</w:t>
+      </w:r>
+      <w:r>
+        <w:rPr>
+          <w:b/>
+          <w:bCs/>
+        </w:rPr>
+        <w:t xml:space="preserve"> </w:t>
+      </w:r>
+      <w:r>
+        <w:rPr>
+          <w:b/>
+          <w:bCs/>
+        </w:rPr>
+        <w:t>오류</w:t>
+      </w:r>
+      <w:r>
+        <w:rPr>
+          <w:b/>
+          <w:bCs/>
+        </w:rPr>
+        <w:t xml:space="preserve"> </w:t>
+      </w:r>
+      <w:r>
+        <w:rPr>
+          <w:b/>
+          <w:bCs/>
+        </w:rPr>
+        <w:t>처리기</w:t>
+      </w:r>
+    </w:p>
+    <w:p>
+      <w:pPr>
+        <w:spacing w:after="90" w:line="272" w:lineRule="auto"/>
+      </w:pPr>
+      <w:r>
+        <w:t xml:space="preserve">server.error </w:t>
+      </w:r>
+      <w:r>
+        <w:t>설정은</w:t>
+      </w:r>
+      <w:r>
+        <w:t xml:space="preserve"> @ControllerAdvice</w:t>
+      </w:r>
+      <w:r>
+        <w:t>가</w:t>
+      </w:r>
+      <w:r>
+        <w:t xml:space="preserve"> </w:t>
+      </w:r>
+      <w:r>
+        <w:t>잡지</w:t>
+      </w:r>
+      <w:r>
+        <w:t xml:space="preserve"> </w:t>
+      </w:r>
+      <w:r>
+        <w:t>못한</w:t>
+      </w:r>
+      <w:r>
+        <w:t xml:space="preserve"> </w:t>
+      </w:r>
+      <w:r>
+        <w:t>오류</w:t>
+      </w:r>
+      <w:r>
+        <w:t>(</w:t>
+      </w:r>
+      <w:r>
+        <w:t>매핑</w:t>
+      </w:r>
+      <w:r>
+        <w:t xml:space="preserve"> </w:t>
+      </w:r>
+      <w:r>
+        <w:t>안</w:t>
+      </w:r>
+      <w:r>
+        <w:t xml:space="preserve"> </w:t>
+      </w:r>
+      <w:r>
+        <w:t>된</w:t>
+      </w:r>
+      <w:r>
+        <w:t xml:space="preserve"> </w:t>
+      </w:r>
+      <w:r>
+        <w:t>경로의</w:t>
+      </w:r>
+      <w:r>
+        <w:t xml:space="preserve"> 500 </w:t>
+      </w:r>
+      <w:r>
+        <w:t>등</w:t>
+      </w:r>
+      <w:r>
+        <w:t>)</w:t>
+      </w:r>
+      <w:r>
+        <w:t>의</w:t>
+      </w:r>
+      <w:r>
+        <w:t xml:space="preserve"> </w:t>
+      </w:r>
+      <w:r>
+        <w:t>기본</w:t>
+      </w:r>
+      <w:r>
+        <w:t xml:space="preserve"> </w:t>
+      </w:r>
+      <w:r>
+        <w:t>응답을</w:t>
+      </w:r>
+      <w:r>
+        <w:t xml:space="preserve"> </w:t>
+      </w:r>
+      <w:r>
+        <w:t>통제한다</w:t>
+      </w:r>
+      <w:r>
+        <w:t xml:space="preserve">. </w:t>
+      </w:r>
+      <w:r>
+        <w:t>최신</w:t>
+      </w:r>
+      <w:r>
+        <w:t xml:space="preserve"> Spring Boot(2.3+)</w:t>
+      </w:r>
+      <w:r>
+        <w:t>는</w:t>
+      </w:r>
+      <w:r>
+        <w:t xml:space="preserve"> </w:t>
+      </w:r>
+      <w:r>
+        <w:t>이</w:t>
+      </w:r>
+      <w:r>
+        <w:t xml:space="preserve"> </w:t>
+      </w:r>
+      <w:r>
+        <w:t>값이</w:t>
+      </w:r>
+      <w:r>
+        <w:t xml:space="preserve"> </w:t>
+      </w:r>
+      <w:r>
+        <w:t>이미</w:t>
+      </w:r>
+      <w:r>
+        <w:t xml:space="preserve"> never </w:t>
+      </w:r>
+      <w:r>
+        <w:t>가</w:t>
+      </w:r>
+      <w:r>
+        <w:t xml:space="preserve"> </w:t>
+      </w:r>
+      <w:r>
+        <w:t>기본이다</w:t>
+      </w:r>
+      <w:r>
+        <w:t>(</w:t>
+      </w:r>
+      <w:r>
+        <w:t>명시하면</w:t>
+      </w:r>
+      <w:r>
+        <w:t xml:space="preserve"> </w:t>
+      </w:r>
+      <w:r>
+        <w:t>의도</w:t>
+      </w:r>
+      <w:r>
+        <w:t xml:space="preserve"> </w:t>
+      </w:r>
+      <w:r>
+        <w:t>문서화</w:t>
+      </w:r>
+      <w:r>
+        <w:t>).</w:t>
+      </w:r>
+    </w:p>
+    <w:p>
+      <w:pPr>
+        <w:pBdr>
+          <w:top w:val="single" w:sz="4" w:space="3" w:color="D9D9D9"/>
+          <w:left w:val="single" w:sz="18" w:space="6" w:color="C0C0C0"/>
+        </w:pBdr>
+        <w:shd w:val="clear" w:color="auto" w:fill="F4F4F4"/>
+      </w:pPr>
+      <w:r>
+        <w:rPr>
+          <w:rFonts w:ascii="Consolas" w:hAnsi="Consolas"/>
+          <w:sz w:val="18"/>
+          <w:szCs w:val="18"/>
+        </w:rPr>
+        <w:t xml:space="preserve">server.error.include-stacktrace=never   # </w:t>
+      </w:r>
+      <w:r>
+        <w:rPr>
+          <w:rFonts w:ascii="Consolas" w:hAnsi="Consolas"/>
+          <w:sz w:val="18"/>
+          <w:szCs w:val="18"/>
+        </w:rPr>
+        <w:t>스택트레이스</w:t>
+      </w:r>
+      <w:r>
+        <w:rPr>
+          <w:rFonts w:ascii="Consolas" w:hAnsi="Consolas"/>
+          <w:sz w:val="18"/>
+          <w:szCs w:val="18"/>
+        </w:rPr>
+        <w:t xml:space="preserve"> </w:t>
+      </w:r>
+      <w:r>
+        <w:rPr>
+          <w:rFonts w:ascii="Consolas" w:hAnsi="Consolas"/>
+          <w:sz w:val="18"/>
+          <w:szCs w:val="18"/>
+        </w:rPr>
+        <w:t>노출</w:t>
+      </w:r>
+      <w:r>
+        <w:rPr>
+          <w:rFonts w:ascii="Consolas" w:hAnsi="Consolas"/>
+          <w:sz w:val="18"/>
+          <w:szCs w:val="18"/>
+        </w:rPr>
+        <w:t xml:space="preserve"> </w:t>
+      </w:r>
+      <w:r>
+        <w:rPr>
+          <w:rFonts w:ascii="Consolas" w:hAnsi="Consolas"/>
+          <w:sz w:val="18"/>
+          <w:szCs w:val="18"/>
+        </w:rPr>
+        <w:t>끄기</w:t>
+      </w:r>
+    </w:p>
+    <w:p>
+      <w:pPr>
+        <w:pBdr>
+          <w:left w:val="single" w:sz="18" w:space="6" w:color="C0C0C0"/>
+          <w:bottom w:val="single" w:sz="4" w:space="3" w:color="D9D9D9"/>
+        </w:pBdr>
+        <w:shd w:val="clear" w:color="auto" w:fill="F4F4F4"/>
+      </w:pPr>
+      <w:r>
+        <w:rPr>
+          <w:rFonts w:ascii="Consolas" w:hAnsi="Consolas"/>
+          <w:sz w:val="18"/>
+          <w:szCs w:val="18"/>
+        </w:rPr>
+        <w:t xml:space="preserve">server.error.include-message=never       # </w:t>
+      </w:r>
+      <w:r>
+        <w:rPr>
+          <w:rFonts w:ascii="Consolas" w:hAnsi="Consolas"/>
+          <w:sz w:val="18"/>
+          <w:szCs w:val="18"/>
+        </w:rPr>
+        <w:t>예외</w:t>
+      </w:r>
+      <w:r>
+        <w:rPr>
+          <w:rFonts w:ascii="Consolas" w:hAnsi="Consolas"/>
+          <w:sz w:val="18"/>
+          <w:szCs w:val="18"/>
+        </w:rPr>
+        <w:t xml:space="preserve"> </w:t>
+      </w:r>
+      <w:r>
+        <w:rPr>
+          <w:rFonts w:ascii="Consolas" w:hAnsi="Consolas"/>
+          <w:sz w:val="18"/>
+          <w:szCs w:val="18"/>
+        </w:rPr>
+        <w:t>메시지</w:t>
+      </w:r>
+      <w:r>
+        <w:rPr>
+          <w:rFonts w:ascii="Consolas" w:hAnsi="Consolas"/>
+          <w:sz w:val="18"/>
+          <w:szCs w:val="18"/>
+        </w:rPr>
+        <w:t xml:space="preserve"> </w:t>
+      </w:r>
+      <w:r>
+        <w:rPr>
+          <w:rFonts w:ascii="Consolas" w:hAnsi="Consolas"/>
+          <w:sz w:val="18"/>
+          <w:szCs w:val="18"/>
+        </w:rPr>
+        <w:t>노출</w:t>
+      </w:r>
+      <w:r>
+        <w:rPr>
+          <w:rFonts w:ascii="Consolas" w:hAnsi="Consolas"/>
+          <w:sz w:val="18"/>
+          <w:szCs w:val="18"/>
+        </w:rPr>
+        <w:t xml:space="preserve"> </w:t>
+      </w:r>
+      <w:r>
+        <w:rPr>
+          <w:rFonts w:ascii="Consolas" w:hAnsi="Consolas"/>
+          <w:sz w:val="18"/>
+          <w:szCs w:val="18"/>
+        </w:rPr>
+        <w:t>끄기</w:t>
+      </w:r>
+    </w:p>
+    <w:p>
+      <w:pPr>
+        <w:spacing w:after="90" w:line="272" w:lineRule="auto"/>
+      </w:pPr>
+      <w:r>
+        <w:rPr>
+          <w:b/>
+          <w:bCs/>
+        </w:rPr>
+        <w:t>층</w:t>
+      </w:r>
+      <w:r>
+        <w:rPr>
+          <w:b/>
+          <w:bCs/>
+        </w:rPr>
+        <w:t xml:space="preserve"> 2 — @RestControllerAdvice (</w:t>
+      </w:r>
+      <w:r>
+        <w:rPr>
+          <w:b/>
+          <w:bCs/>
+        </w:rPr>
+        <w:t>이</w:t>
+      </w:r>
+      <w:r>
+        <w:rPr>
+          <w:b/>
+          <w:bCs/>
+        </w:rPr>
+        <w:t xml:space="preserve"> </w:t>
+      </w:r>
+      <w:r>
+        <w:rPr>
+          <w:b/>
+          <w:bCs/>
+        </w:rPr>
+        <w:t>앱의</w:t>
+      </w:r>
+      <w:r>
+        <w:rPr>
+          <w:b/>
+          <w:bCs/>
+        </w:rPr>
+        <w:t xml:space="preserve"> </w:t>
+      </w:r>
+      <w:r>
+        <w:rPr>
+          <w:b/>
+          <w:bCs/>
+        </w:rPr>
+        <w:t>실제</w:t>
+      </w:r>
+      <w:r>
+        <w:rPr>
+          <w:b/>
+          <w:bCs/>
+        </w:rPr>
+        <w:t xml:space="preserve"> </w:t>
+      </w:r>
+      <w:r>
+        <w:rPr>
+          <w:b/>
+          <w:bCs/>
+        </w:rPr>
+        <w:t>처리</w:t>
+      </w:r>
+      <w:r>
+        <w:rPr>
+          <w:b/>
+          <w:bCs/>
+        </w:rPr>
+        <w:t>)</w:t>
+      </w:r>
+    </w:p>
+    <w:p>
+      <w:pPr>
+        <w:spacing w:after="90" w:line="272" w:lineRule="auto"/>
+      </w:pPr>
+      <w:r>
+        <w:t>이</w:t>
+      </w:r>
+      <w:r>
+        <w:t xml:space="preserve"> </w:t>
+      </w:r>
+      <w:r>
+        <w:t>앱은</w:t>
+      </w:r>
+      <w:r>
+        <w:t xml:space="preserve"> </w:t>
+      </w:r>
+      <w:r>
+        <w:t>대부분의</w:t>
+      </w:r>
+      <w:r>
+        <w:t xml:space="preserve"> </w:t>
+      </w:r>
+      <w:r>
+        <w:t>예외를</w:t>
+      </w:r>
+      <w:r>
+        <w:t xml:space="preserve"> DefaultExceptionAdvice </w:t>
+      </w:r>
+      <w:r>
+        <w:t>로</w:t>
+      </w:r>
+      <w:r>
+        <w:t xml:space="preserve"> </w:t>
+      </w:r>
+      <w:r>
+        <w:t>직접</w:t>
+      </w:r>
+      <w:r>
+        <w:t xml:space="preserve"> </w:t>
+      </w:r>
+      <w:r>
+        <w:t>처리한다</w:t>
+      </w:r>
+      <w:r>
+        <w:t xml:space="preserve">. </w:t>
+      </w:r>
+      <w:r>
+        <w:t>이</w:t>
+      </w:r>
+      <w:r>
+        <w:t xml:space="preserve"> </w:t>
+      </w:r>
+      <w:r>
+        <w:t>경우</w:t>
+      </w:r>
+      <w:r>
+        <w:t xml:space="preserve"> </w:t>
+      </w:r>
+      <w:r>
+        <w:t>위</w:t>
+      </w:r>
+      <w:r>
+        <w:t xml:space="preserve"> server.error </w:t>
+      </w:r>
+      <w:r>
+        <w:t>설정을</w:t>
+      </w:r>
+      <w:r>
+        <w:t xml:space="preserve"> </w:t>
+      </w:r>
+      <w:r>
+        <w:t>우회하고</w:t>
+      </w:r>
+      <w:r>
+        <w:t>, advice</w:t>
+      </w:r>
+      <w:r>
+        <w:t>가</w:t>
+      </w:r>
+      <w:r>
+        <w:t xml:space="preserve"> </w:t>
+      </w:r>
+      <w:r>
+        <w:t>만든</w:t>
+      </w:r>
+      <w:r>
+        <w:t xml:space="preserve"> </w:t>
+      </w:r>
+      <w:r>
+        <w:t>응답이</w:t>
+      </w:r>
+      <w:r>
+        <w:t xml:space="preserve"> </w:t>
+      </w:r>
+      <w:r>
+        <w:t>나간다</w:t>
+      </w:r>
+      <w:r>
+        <w:t>.</w:t>
+      </w:r>
+    </w:p>
+    <w:p>
+      <w:pPr>
+        <w:spacing w:after="90" w:line="272" w:lineRule="auto"/>
+      </w:pPr>
+      <w:r>
+        <w:rPr>
+          <w:b/>
+          <w:bCs/>
+          <w:color w:val="C00000"/>
+        </w:rPr>
+        <w:t>이</w:t>
+      </w:r>
+      <w:r>
+        <w:rPr>
+          <w:b/>
+          <w:bCs/>
+          <w:color w:val="C00000"/>
+        </w:rPr>
+        <w:t xml:space="preserve"> </w:t>
+      </w:r>
+      <w:r>
+        <w:rPr>
+          <w:b/>
+          <w:bCs/>
+          <w:color w:val="C00000"/>
+        </w:rPr>
+        <w:t>앱</w:t>
+      </w:r>
+      <w:r>
+        <w:rPr>
+          <w:b/>
+          <w:bCs/>
+          <w:color w:val="C00000"/>
+        </w:rPr>
+        <w:t xml:space="preserve"> </w:t>
+      </w:r>
+      <w:r>
+        <w:rPr>
+          <w:b/>
+          <w:bCs/>
+          <w:color w:val="C00000"/>
+        </w:rPr>
+        <w:t>이슈</w:t>
+      </w:r>
+      <w:r>
+        <w:rPr>
+          <w:b/>
+          <w:bCs/>
+          <w:color w:val="C00000"/>
+        </w:rPr>
+        <w:t xml:space="preserve"> — </w:t>
+      </w:r>
+      <w:r>
+        <w:t xml:space="preserve">500(RuntimeException) </w:t>
+      </w:r>
+      <w:r>
+        <w:t>핸들러가</w:t>
+      </w:r>
+      <w:r>
+        <w:t xml:space="preserve"> e.getMessage() </w:t>
+      </w:r>
+      <w:r>
+        <w:t>를</w:t>
+      </w:r>
+      <w:r>
+        <w:t xml:space="preserve"> </w:t>
+      </w:r>
+      <w:r>
+        <w:t>그대로</w:t>
+      </w:r>
+      <w:r>
+        <w:t xml:space="preserve"> </w:t>
+      </w:r>
+      <w:r>
+        <w:t>응답에</w:t>
+      </w:r>
+      <w:r>
+        <w:t xml:space="preserve"> </w:t>
+      </w:r>
+      <w:r>
+        <w:t>담는다</w:t>
+      </w:r>
+      <w:r>
+        <w:t xml:space="preserve">. </w:t>
+      </w:r>
+      <w:r>
+        <w:t>내부</w:t>
+      </w:r>
+      <w:r>
+        <w:t xml:space="preserve"> </w:t>
+      </w:r>
+      <w:r>
+        <w:t>오류</w:t>
+      </w:r>
+      <w:r>
+        <w:t xml:space="preserve">(SQL </w:t>
+      </w:r>
+      <w:r>
+        <w:t>오류</w:t>
+      </w:r>
+      <w:r>
+        <w:t xml:space="preserve">·NPE </w:t>
+      </w:r>
+      <w:r>
+        <w:t>메시지</w:t>
+      </w:r>
+      <w:r>
+        <w:t xml:space="preserve"> </w:t>
+      </w:r>
+      <w:r>
+        <w:t>등</w:t>
+      </w:r>
+      <w:r>
+        <w:t>)</w:t>
+      </w:r>
+      <w:r>
+        <w:t>가</w:t>
+      </w:r>
+      <w:r>
+        <w:t xml:space="preserve"> </w:t>
+      </w:r>
+      <w:r>
+        <w:t>클라이언트에</w:t>
+      </w:r>
+      <w:r>
+        <w:t xml:space="preserve"> </w:t>
+      </w:r>
+      <w:r>
+        <w:t>노출될</w:t>
+      </w:r>
+      <w:r>
+        <w:t xml:space="preserve"> </w:t>
+      </w:r>
+      <w:r>
+        <w:t>수</w:t>
+      </w:r>
+      <w:r>
+        <w:t xml:space="preserve"> </w:t>
+      </w:r>
+      <w:r>
+        <w:t>있다</w:t>
+      </w:r>
+      <w:r>
+        <w:t>.</w:t>
+      </w:r>
+    </w:p>
+    <w:p>
+      <w:pPr>
+        <w:pBdr>
+          <w:top w:val="single" w:sz="4" w:space="3" w:color="D9D9D9"/>
+          <w:left w:val="single" w:sz="18" w:space="6" w:color="C0C0C0"/>
+        </w:pBdr>
+        <w:shd w:val="clear" w:color="auto" w:fill="F4F4F4"/>
+      </w:pPr>
+      <w:r>
+        <w:rPr>
+          <w:rFonts w:ascii="Consolas" w:hAnsi="Consolas"/>
+          <w:sz w:val="18"/>
+          <w:szCs w:val="18"/>
+        </w:rPr>
+        <w:t>@ExceptionHandler(RuntimeException.class)   // 500</w:t>
+      </w:r>
+    </w:p>
+    <w:p>
+      <w:pPr>
+        <w:pBdr>
+          <w:left w:val="single" w:sz="18" w:space="6" w:color="C0C0C0"/>
+        </w:pBdr>
+        <w:shd w:val="clear" w:color="auto" w:fill="F4F4F4"/>
+      </w:pPr>
+      <w:r>
+        <w:rPr>
+          <w:rFonts w:ascii="Consolas" w:hAnsi="Consolas"/>
+          <w:sz w:val="18"/>
+          <w:szCs w:val="18"/>
+        </w:rPr>
+        <w:t>protected ResponseEntity&lt;ErrorObject&gt; handle(RuntimeException e) {</w:t>
+      </w:r>
+    </w:p>
+    <w:p>
+      <w:pPr>
+        <w:pBdr>
+          <w:left w:val="single" w:sz="18" w:space="6" w:color="C0C0C0"/>
+        </w:pBdr>
+        <w:shd w:val="clear" w:color="auto" w:fill="F4F4F4"/>
+      </w:pPr>
+      <w:r>
+        <w:rPr>
+          <w:rFonts w:ascii="Consolas" w:hAnsi="Consolas"/>
+          <w:sz w:val="18"/>
+          <w:szCs w:val="18"/>
+        </w:rPr>
+        <w:t xml:space="preserve">    errorObject.setMessage(e.getMessage());  // &lt;- </w:t>
+      </w:r>
+      <w:r>
+        <w:rPr>
+          <w:rFonts w:ascii="Consolas" w:hAnsi="Consolas"/>
+          <w:sz w:val="18"/>
+          <w:szCs w:val="18"/>
+        </w:rPr>
+        <w:t>내부</w:t>
+      </w:r>
+      <w:r>
+        <w:rPr>
+          <w:rFonts w:ascii="Consolas" w:hAnsi="Consolas"/>
+          <w:sz w:val="18"/>
+          <w:szCs w:val="18"/>
+        </w:rPr>
+        <w:t xml:space="preserve"> </w:t>
+      </w:r>
+      <w:r>
+        <w:rPr>
+          <w:rFonts w:ascii="Consolas" w:hAnsi="Consolas"/>
+          <w:sz w:val="18"/>
+          <w:szCs w:val="18"/>
+        </w:rPr>
+        <w:t>메시지가</w:t>
+      </w:r>
+      <w:r>
+        <w:rPr>
+          <w:rFonts w:ascii="Consolas" w:hAnsi="Consolas"/>
+          <w:sz w:val="18"/>
+          <w:szCs w:val="18"/>
+        </w:rPr>
+        <w:t xml:space="preserve"> </w:t>
+      </w:r>
+      <w:r>
+        <w:rPr>
+          <w:rFonts w:ascii="Consolas" w:hAnsi="Consolas"/>
+          <w:sz w:val="18"/>
+          <w:szCs w:val="18"/>
+        </w:rPr>
+        <w:t>클라이언트로</w:t>
+      </w:r>
+    </w:p>
+    <w:p>
+      <w:pPr>
+        <w:pBdr>
+          <w:left w:val="single" w:sz="18" w:space="6" w:color="C0C0C0"/>
+        </w:pBdr>
+        <w:shd w:val="clear" w:color="auto" w:fill="F4F4F4"/>
+      </w:pPr>
+      <w:r>
+        <w:rPr>
+          <w:rFonts w:ascii="Consolas" w:hAnsi="Consolas"/>
+          <w:sz w:val="18"/>
+          <w:szCs w:val="18"/>
+        </w:rPr>
+        <w:t xml:space="preserve">    log.error(e.getMessage(), e);</w:t>
+      </w:r>
+    </w:p>
+    <w:p>
+      <w:pPr>
+        <w:pBdr>
+          <w:left w:val="single" w:sz="18" w:space="6" w:color="C0C0C0"/>
+        </w:pBdr>
+        <w:shd w:val="clear" w:color="auto" w:fill="F4F4F4"/>
+      </w:pPr>
+      <w:r>
+        <w:rPr>
+          <w:rFonts w:ascii="Consolas" w:hAnsi="Consolas"/>
+          <w:sz w:val="18"/>
+          <w:szCs w:val="18"/>
+        </w:rPr>
+        <w:t xml:space="preserve">    ...</w:t>
+      </w:r>
+    </w:p>
+    <w:p>
+      <w:pPr>
+        <w:pBdr>
+          <w:left w:val="single" w:sz="18" w:space="6" w:color="C0C0C0"/>
+          <w:bottom w:val="single" w:sz="4" w:space="3" w:color="D9D9D9"/>
+        </w:pBdr>
+        <w:shd w:val="clear" w:color="auto" w:fill="F4F4F4"/>
+      </w:pPr>
+      <w:r>
+        <w:rPr>
+          <w:rFonts w:ascii="Consolas" w:hAnsi="Consolas"/>
+          <w:sz w:val="18"/>
+          <w:szCs w:val="18"/>
+        </w:rPr>
+        <w:t>}</w:t>
+      </w:r>
+    </w:p>
+    <w:p>
+      <w:pPr>
+        <w:spacing w:after="90" w:line="272" w:lineRule="auto"/>
+      </w:pPr>
+      <w:r>
+        <w:rPr>
+          <w:b/>
+          <w:bCs/>
+          <w:color w:val="1F3864"/>
+        </w:rPr>
+        <w:t>원칙</w:t>
+      </w:r>
+      <w:r>
+        <w:rPr>
+          <w:b/>
+          <w:bCs/>
+          <w:color w:val="1F3864"/>
+        </w:rPr>
+        <w:t xml:space="preserve"> — </w:t>
+      </w:r>
+      <w:r>
+        <w:t>외부</w:t>
+      </w:r>
+      <w:r>
+        <w:t>(</w:t>
+      </w:r>
+      <w:r>
+        <w:t>클라이언트</w:t>
+      </w:r>
+      <w:r>
+        <w:t>)</w:t>
+      </w:r>
+      <w:r>
+        <w:t>엔</w:t>
+      </w:r>
+      <w:r>
+        <w:t xml:space="preserve"> </w:t>
+      </w:r>
+      <w:r>
+        <w:t>일반</w:t>
+      </w:r>
+      <w:r>
+        <w:t xml:space="preserve"> </w:t>
+      </w:r>
+      <w:r>
+        <w:t>메시지</w:t>
+      </w:r>
+      <w:r>
+        <w:t xml:space="preserve"> + </w:t>
+      </w:r>
+      <w:r>
+        <w:t>상관</w:t>
+      </w:r>
+      <w:r>
+        <w:t xml:space="preserve">ID(traceId), </w:t>
+      </w:r>
+      <w:r>
+        <w:t>내부</w:t>
+      </w:r>
+      <w:r>
+        <w:t>(</w:t>
+      </w:r>
+      <w:r>
+        <w:t>로그</w:t>
+      </w:r>
+      <w:r>
+        <w:t>)</w:t>
+      </w:r>
+      <w:r>
+        <w:t>엔</w:t>
+      </w:r>
+      <w:r>
+        <w:t xml:space="preserve"> </w:t>
+      </w:r>
+      <w:r>
+        <w:t>상세</w:t>
+      </w:r>
+      <w:r>
+        <w:t xml:space="preserve"> </w:t>
+      </w:r>
+      <w:r>
+        <w:t>예외</w:t>
+      </w:r>
+      <w:r>
+        <w:t>·</w:t>
+      </w:r>
+      <w:r>
+        <w:t>스택트레이스를</w:t>
+      </w:r>
+      <w:r>
+        <w:t xml:space="preserve"> </w:t>
+      </w:r>
+      <w:r>
+        <w:t>남긴다</w:t>
+      </w:r>
+      <w:r>
+        <w:t xml:space="preserve">. </w:t>
+      </w:r>
+    </w:p>
+    <w:p>
+      <w:pPr>
+        <w:spacing w:after="90" w:line="272" w:lineRule="auto"/>
+      </w:pPr>
+      <w:r>
+        <w:rPr>
+          <w:b/>
+          <w:bCs/>
+        </w:rPr>
+        <w:t>참고</w:t>
+      </w:r>
+      <w:r>
+        <w:rPr>
+          <w:b/>
+          <w:bCs/>
+        </w:rPr>
+        <w:t xml:space="preserve"> — </w:t>
+      </w:r>
+      <w:bookmarkStart w:id="0" w:name="_GoBack"/>
+      <w:bookmarkEnd w:id="0"/>
+      <w:r>
+        <w:t>실제</w:t>
+      </w:r>
+      <w:r>
+        <w:t xml:space="preserve"> </w:t>
+      </w:r>
+      <w:r>
+        <w:t>코드</w:t>
+      </w:r>
+      <w:r>
+        <w:t xml:space="preserve"> </w:t>
+      </w:r>
+      <w:r>
+        <w:t>개선</w:t>
+      </w:r>
+      <w:r>
+        <w:t xml:space="preserve">(500 </w:t>
+      </w:r>
+      <w:r>
+        <w:t>일반화</w:t>
+      </w:r>
+      <w:r>
+        <w:t xml:space="preserve">, catch-all </w:t>
+      </w:r>
+      <w:r>
+        <w:t>핸들러</w:t>
+      </w:r>
+      <w:r>
+        <w:t>, traceId)</w:t>
+      </w:r>
+      <w:r>
+        <w:t>은</w:t>
+      </w:r>
+      <w:r>
+        <w:t xml:space="preserve"> </w:t>
+      </w:r>
+      <w:r>
+        <w:t>별도</w:t>
+      </w:r>
+      <w:r>
+        <w:t xml:space="preserve"> </w:t>
+      </w:r>
+      <w:r>
+        <w:t>하드닝</w:t>
+      </w:r>
+      <w:r>
+        <w:t xml:space="preserve">(feature/exception-hardening, </w:t>
+      </w:r>
+      <w:r>
+        <w:t>로깅</w:t>
+      </w:r>
+      <w:r>
+        <w:t xml:space="preserve"> </w:t>
+      </w:r>
+      <w:r>
+        <w:t>브랜치</w:t>
+      </w:r>
+      <w:r>
+        <w:t xml:space="preserve"> </w:t>
+      </w:r>
+      <w:r>
+        <w:t>기반</w:t>
+      </w:r>
+      <w:r>
+        <w:t>)</w:t>
+      </w:r>
+      <w:r>
+        <w:t>에서</w:t>
+      </w:r>
+      <w:r>
+        <w:t xml:space="preserve"> </w:t>
+      </w:r>
+      <w:r>
+        <w:t>다룬다</w:t>
+      </w:r>
+      <w:r>
+        <w:t>.</w:t>
       </w:r>
     </w:p>
     <w:p>
@@ -2844,7 +6293,7 @@
                 <w:sz w:val="18"/>
                 <w:szCs w:val="18"/>
               </w:rPr>
-              <w:t xml:space="preserve">소프트웨어 공급망 실패 (신규)</w:t>
+              <w:t>소프트웨어 공급망 실패 (신규)</w:t>
             </w:r>
           </w:p>
         </w:tc>
@@ -2968,7 +6417,7 @@
                 <w:sz w:val="18"/>
                 <w:szCs w:val="18"/>
               </w:rPr>
-              <w:t xml:space="preserve">인젝션 (↓3→5)</w:t>
+              <w:t>인젝션 (↓3→5)</w:t>
             </w:r>
           </w:p>
         </w:tc>
@@ -3299,7 +6748,7 @@
         <w:t xml:space="preserve">참고: </w:t>
       </w:r>
       <w:r>
-        <w:t xml:space="preserve">2021의 "취약·오래된 구성요소"는 2025 "공급망 실패"로 확장·대체됐고, 단독 항목이던 SSRF는 접근 제어 실패에 흡수됐다.</w:t>
+        <w:t>2021의 "취약·오래된 구성요소"는 2025 "공급망 실패"로 확장·대체됐고, 단독 항목이던 SSRF는 접근 제어 실패에 흡수됐다.</w:t>
       </w:r>
     </w:p>
     <w:p>
@@ -3313,7 +6762,7 @@
           <w:bCs/>
           <w:color w:val="1F3864"/>
         </w:rPr>
-        <w:t xml:space="preserve">5. 우리 강의(Student_JWT)와의 매핑</w:t>
+        <w:t>5. 우리 강의(Student_JWT)와의 매핑</w:t>
       </w:r>
     </w:p>
     <w:p>
@@ -3460,7 +6909,7 @@
                 <w:sz w:val="18"/>
                 <w:szCs w:val="18"/>
               </w:rPr>
-              <w:t xml:space="preserve">#5 인젝션</w:t>
+              <w:t>#5 인젝션</w:t>
             </w:r>
           </w:p>
         </w:tc>
@@ -3755,7 +7204,7 @@
                 <w:sz w:val="18"/>
                 <w:szCs w:val="18"/>
               </w:rPr>
-              <w:t xml:space="preserve">JSON 역직렬화</w:t>
+              <w:t>JSON 역직렬화</w:t>
             </w:r>
           </w:p>
         </w:tc>

--- a/docs/security/OWASP_Top10_2025_한글요약.docx
+++ b/docs/security/OWASP_Top10_2025_한글요약.docx
@@ -540,127 +540,7 @@
           <w:sz w:val="18"/>
           <w:szCs w:val="18"/>
         </w:rPr>
-        <w:t xml:space="preserve"># </w:t>
-      </w:r>
-      <w:r>
-        <w:rPr>
-          <w:rFonts w:ascii="Consolas" w:hAnsi="Consolas"/>
-          <w:sz w:val="18"/>
-          <w:szCs w:val="18"/>
-        </w:rPr>
-        <w:t>오류</w:t>
-      </w:r>
-      <w:r>
-        <w:rPr>
-          <w:rFonts w:ascii="Consolas" w:hAnsi="Consolas"/>
-          <w:sz w:val="18"/>
-          <w:szCs w:val="18"/>
-        </w:rPr>
-        <w:t xml:space="preserve"> </w:t>
-      </w:r>
-      <w:r>
-        <w:rPr>
-          <w:rFonts w:ascii="Consolas" w:hAnsi="Consolas"/>
-          <w:sz w:val="18"/>
-          <w:szCs w:val="18"/>
-        </w:rPr>
-        <w:t>상세</w:t>
-      </w:r>
-      <w:r>
-        <w:rPr>
-          <w:rFonts w:ascii="Consolas" w:hAnsi="Consolas"/>
-          <w:sz w:val="18"/>
-          <w:szCs w:val="18"/>
-        </w:rPr>
-        <w:t>(</w:t>
-      </w:r>
-      <w:r>
-        <w:rPr>
-          <w:rFonts w:ascii="Consolas" w:hAnsi="Consolas"/>
-          <w:sz w:val="18"/>
-          <w:szCs w:val="18"/>
-        </w:rPr>
-        <w:t>스택트레이스</w:t>
-      </w:r>
-      <w:r>
-        <w:rPr>
-          <w:rFonts w:ascii="Consolas" w:hAnsi="Consolas"/>
-          <w:sz w:val="18"/>
-          <w:szCs w:val="18"/>
-        </w:rPr>
-        <w:t xml:space="preserve">) </w:t>
-      </w:r>
-      <w:r>
-        <w:rPr>
-          <w:rFonts w:ascii="Consolas" w:hAnsi="Consolas"/>
-          <w:sz w:val="18"/>
-          <w:szCs w:val="18"/>
-        </w:rPr>
-        <w:t>노출</w:t>
-      </w:r>
-      <w:r>
-        <w:rPr>
-          <w:rFonts w:ascii="Consolas" w:hAnsi="Consolas"/>
-          <w:sz w:val="18"/>
-          <w:szCs w:val="18"/>
-        </w:rPr>
-        <w:t xml:space="preserve"> </w:t>
-      </w:r>
-      <w:r>
-        <w:rPr>
-          <w:rFonts w:ascii="Consolas" w:hAnsi="Consolas"/>
-          <w:sz w:val="18"/>
-          <w:szCs w:val="18"/>
-        </w:rPr>
-        <w:t>끄기</w:t>
-      </w:r>
-      <w:r>
-        <w:rPr>
-          <w:rFonts w:ascii="Consolas" w:hAnsi="Consolas"/>
-          <w:sz w:val="18"/>
-          <w:szCs w:val="18"/>
-        </w:rPr>
-        <w:t xml:space="preserve"> -&gt; </w:t>
-      </w:r>
-      <w:r>
-        <w:rPr>
-          <w:rFonts w:ascii="Consolas" w:hAnsi="Consolas"/>
-          <w:sz w:val="18"/>
-          <w:szCs w:val="18"/>
-        </w:rPr>
-        <w:t>정보</w:t>
-      </w:r>
-      <w:r>
-        <w:rPr>
-          <w:rFonts w:ascii="Consolas" w:hAnsi="Consolas"/>
-          <w:sz w:val="18"/>
-          <w:szCs w:val="18"/>
-        </w:rPr>
-        <w:t xml:space="preserve"> </w:t>
-      </w:r>
-      <w:r>
-        <w:rPr>
-          <w:rFonts w:ascii="Consolas" w:hAnsi="Consolas"/>
-          <w:sz w:val="18"/>
-          <w:szCs w:val="18"/>
-        </w:rPr>
-        <w:t>유출</w:t>
-      </w:r>
-      <w:r>
-        <w:rPr>
-          <w:rFonts w:ascii="Consolas" w:hAnsi="Consolas"/>
-          <w:sz w:val="18"/>
-          <w:szCs w:val="18"/>
-        </w:rPr>
-        <w:t xml:space="preserve"> </w:t>
-      </w:r>
-      <w:r>
-        <w:rPr>
-          <w:rFonts w:ascii="Consolas" w:hAnsi="Consolas"/>
-          <w:sz w:val="18"/>
-          <w:szCs w:val="18"/>
-        </w:rPr>
-        <w:t>차단</w:t>
+        <w:t xml:space="preserve"># 오류 상세(스택트레이스) 노출 끄기 -&gt; 정보 유출 차단</w:t>
       </w:r>
     </w:p>
     <w:p>
@@ -724,127 +604,7 @@
           <w:sz w:val="18"/>
           <w:szCs w:val="18"/>
         </w:rPr>
-        <w:t xml:space="preserve"># </w:t>
-      </w:r>
-      <w:r>
-        <w:rPr>
-          <w:rFonts w:ascii="Consolas" w:hAnsi="Consolas"/>
-          <w:sz w:val="18"/>
-          <w:szCs w:val="18"/>
-        </w:rPr>
-        <w:t>운영에서</w:t>
-      </w:r>
-      <w:r>
-        <w:rPr>
-          <w:rFonts w:ascii="Consolas" w:hAnsi="Consolas"/>
-          <w:sz w:val="18"/>
-          <w:szCs w:val="18"/>
-        </w:rPr>
-        <w:t xml:space="preserve"> create </w:t>
-      </w:r>
-      <w:r>
-        <w:rPr>
-          <w:rFonts w:ascii="Consolas" w:hAnsi="Consolas"/>
-          <w:sz w:val="18"/>
-          <w:szCs w:val="18"/>
-        </w:rPr>
-        <w:t>금지</w:t>
-      </w:r>
-      <w:r>
-        <w:rPr>
-          <w:rFonts w:ascii="Consolas" w:hAnsi="Consolas"/>
-          <w:sz w:val="18"/>
-          <w:szCs w:val="18"/>
-        </w:rPr>
-        <w:t>(</w:t>
-      </w:r>
-      <w:r>
-        <w:rPr>
-          <w:rFonts w:ascii="Consolas" w:hAnsi="Consolas"/>
-          <w:sz w:val="18"/>
-          <w:szCs w:val="18"/>
-        </w:rPr>
-        <w:t>기동</w:t>
-      </w:r>
-      <w:r>
-        <w:rPr>
-          <w:rFonts w:ascii="Consolas" w:hAnsi="Consolas"/>
-          <w:sz w:val="18"/>
-          <w:szCs w:val="18"/>
-        </w:rPr>
-        <w:t xml:space="preserve"> </w:t>
-      </w:r>
-      <w:r>
-        <w:rPr>
-          <w:rFonts w:ascii="Consolas" w:hAnsi="Consolas"/>
-          <w:sz w:val="18"/>
-          <w:szCs w:val="18"/>
-        </w:rPr>
-        <w:t>시</w:t>
-      </w:r>
-      <w:r>
-        <w:rPr>
-          <w:rFonts w:ascii="Consolas" w:hAnsi="Consolas"/>
-          <w:sz w:val="18"/>
-          <w:szCs w:val="18"/>
-        </w:rPr>
-        <w:t xml:space="preserve"> </w:t>
-      </w:r>
-      <w:r>
-        <w:rPr>
-          <w:rFonts w:ascii="Consolas" w:hAnsi="Consolas"/>
-          <w:sz w:val="18"/>
-          <w:szCs w:val="18"/>
-        </w:rPr>
-        <w:t>테이블</w:t>
-      </w:r>
-      <w:r>
-        <w:rPr>
-          <w:rFonts w:ascii="Consolas" w:hAnsi="Consolas"/>
-          <w:sz w:val="18"/>
-          <w:szCs w:val="18"/>
-        </w:rPr>
-        <w:t xml:space="preserve"> </w:t>
-      </w:r>
-      <w:r>
-        <w:rPr>
-          <w:rFonts w:ascii="Consolas" w:hAnsi="Consolas"/>
-          <w:sz w:val="18"/>
-          <w:szCs w:val="18"/>
-        </w:rPr>
-        <w:t>삭제</w:t>
-      </w:r>
-      <w:r>
-        <w:rPr>
-          <w:rFonts w:ascii="Consolas" w:hAnsi="Consolas"/>
-          <w:sz w:val="18"/>
-          <w:szCs w:val="18"/>
-        </w:rPr>
-        <w:t>·</w:t>
-      </w:r>
-      <w:r>
-        <w:rPr>
-          <w:rFonts w:ascii="Consolas" w:hAnsi="Consolas"/>
-          <w:sz w:val="18"/>
-          <w:szCs w:val="18"/>
-        </w:rPr>
-        <w:t>재생성</w:t>
-      </w:r>
-      <w:r>
-        <w:rPr>
-          <w:rFonts w:ascii="Consolas" w:hAnsi="Consolas"/>
-          <w:sz w:val="18"/>
-          <w:szCs w:val="18"/>
-        </w:rPr>
-        <w:t xml:space="preserve">). validate </w:t>
-      </w:r>
-      <w:r>
-        <w:rPr>
-          <w:rFonts w:ascii="Consolas" w:hAnsi="Consolas"/>
-          <w:sz w:val="18"/>
-          <w:szCs w:val="18"/>
-        </w:rPr>
-        <w:t>권장</w:t>
+        <w:t xml:space="preserve"># 운영에서 create 금지(기동 시 테이블 삭제·재생성). validate 권장</w:t>
       </w:r>
     </w:p>
     <w:p>
@@ -1164,79 +924,7 @@
           <w:sz w:val="18"/>
           <w:szCs w:val="18"/>
         </w:rPr>
-        <w:t xml:space="preserve"># </w:t>
-      </w:r>
-      <w:r>
-        <w:rPr>
-          <w:rFonts w:ascii="Consolas" w:hAnsi="Consolas"/>
-          <w:sz w:val="18"/>
-          <w:szCs w:val="18"/>
-        </w:rPr>
-        <w:t>전이</w:t>
-      </w:r>
-      <w:r>
-        <w:rPr>
-          <w:rFonts w:ascii="Consolas" w:hAnsi="Consolas"/>
-          <w:sz w:val="18"/>
-          <w:szCs w:val="18"/>
-        </w:rPr>
-        <w:t xml:space="preserve"> </w:t>
-      </w:r>
-      <w:r>
-        <w:rPr>
-          <w:rFonts w:ascii="Consolas" w:hAnsi="Consolas"/>
-          <w:sz w:val="18"/>
-          <w:szCs w:val="18"/>
-        </w:rPr>
-        <w:t>의존성</w:t>
-      </w:r>
-      <w:r>
-        <w:rPr>
-          <w:rFonts w:ascii="Consolas" w:hAnsi="Consolas"/>
-          <w:sz w:val="18"/>
-          <w:szCs w:val="18"/>
-        </w:rPr>
-        <w:t xml:space="preserve"> </w:t>
-      </w:r>
-      <w:r>
-        <w:rPr>
-          <w:rFonts w:ascii="Consolas" w:hAnsi="Consolas"/>
-          <w:sz w:val="18"/>
-          <w:szCs w:val="18"/>
-        </w:rPr>
-        <w:t>확인</w:t>
-      </w:r>
-      <w:r>
-        <w:rPr>
-          <w:rFonts w:ascii="Consolas" w:hAnsi="Consolas"/>
-          <w:sz w:val="18"/>
-          <w:szCs w:val="18"/>
-        </w:rPr>
-        <w:t xml:space="preserve"> / </w:t>
-      </w:r>
-      <w:r>
-        <w:rPr>
-          <w:rFonts w:ascii="Consolas" w:hAnsi="Consolas"/>
-          <w:sz w:val="18"/>
-          <w:szCs w:val="18"/>
-        </w:rPr>
-        <w:t>알려진</w:t>
-      </w:r>
-      <w:r>
-        <w:rPr>
-          <w:rFonts w:ascii="Consolas" w:hAnsi="Consolas"/>
-          <w:sz w:val="18"/>
-          <w:szCs w:val="18"/>
-        </w:rPr>
-        <w:t xml:space="preserve"> CVE </w:t>
-      </w:r>
-      <w:r>
-        <w:rPr>
-          <w:rFonts w:ascii="Consolas" w:hAnsi="Consolas"/>
-          <w:sz w:val="18"/>
-          <w:szCs w:val="18"/>
-        </w:rPr>
-        <w:t>스캔</w:t>
+        <w:t xml:space="preserve"># 전이 의존성 확인 / 알려진 CVE 스캔</w:t>
       </w:r>
     </w:p>
     <w:p>
@@ -2015,47 +1703,7 @@
           <w:bCs/>
           <w:color w:val="2E5496"/>
         </w:rPr>
-        <w:t>보충</w:t>
-      </w:r>
-      <w:r>
-        <w:rPr>
-          <w:b/>
-          <w:bCs/>
-          <w:color w:val="2E5496"/>
-        </w:rPr>
-        <w:t xml:space="preserve"> : </w:t>
-      </w:r>
-      <w:r>
-        <w:rPr>
-          <w:b/>
-          <w:bCs/>
-          <w:color w:val="2E5496"/>
-        </w:rPr>
-        <w:t>위협</w:t>
-      </w:r>
-      <w:r>
-        <w:rPr>
-          <w:b/>
-          <w:bCs/>
-          <w:color w:val="2E5496"/>
-        </w:rPr>
-        <w:t xml:space="preserve"> </w:t>
-      </w:r>
-      <w:r>
-        <w:rPr>
-          <w:b/>
-          <w:bCs/>
-          <w:color w:val="2E5496"/>
-        </w:rPr>
-        <w:t>모델링</w:t>
-      </w:r>
-      <w:r>
-        <w:rPr>
-          <w:b/>
-          <w:bCs/>
-          <w:color w:val="2E5496"/>
-        </w:rPr>
-        <w:t xml:space="preserve"> - STRIDE</w:t>
+        <w:t xml:space="preserve">보충 : 위협 모델링 - STRIDE</w:t>
       </w:r>
     </w:p>
     <w:p>
@@ -2063,194 +1711,17 @@
         <w:spacing w:after="70" w:line="272" w:lineRule="auto"/>
       </w:pPr>
       <w:r>
-        <w:t>STRIDE</w:t>
-      </w:r>
-      <w:r>
-        <w:t>는</w:t>
-      </w:r>
-      <w:r>
-        <w:t xml:space="preserve"> </w:t>
-      </w:r>
-      <w:r>
-        <w:t>마이크로소프트가</w:t>
-      </w:r>
-      <w:r>
-        <w:t xml:space="preserve"> </w:t>
-      </w:r>
-      <w:r>
-        <w:t>만든</w:t>
-      </w:r>
-      <w:r>
-        <w:t xml:space="preserve"> </w:t>
-      </w:r>
-      <w:r>
-        <w:rPr>
-          <w:b/>
-          <w:bCs/>
-        </w:rPr>
-        <w:t>위협</w:t>
-      </w:r>
-      <w:r>
-        <w:rPr>
-          <w:b/>
-          <w:bCs/>
-        </w:rPr>
-        <w:t xml:space="preserve"> </w:t>
-      </w:r>
-      <w:r>
-        <w:rPr>
-          <w:b/>
-          <w:bCs/>
-        </w:rPr>
-        <w:t>모델링</w:t>
-      </w:r>
-      <w:r>
-        <w:rPr>
-          <w:b/>
-          <w:bCs/>
-        </w:rPr>
-        <w:t xml:space="preserve"> </w:t>
-      </w:r>
-      <w:r>
-        <w:rPr>
-          <w:b/>
-          <w:bCs/>
-        </w:rPr>
-        <w:t>분류</w:t>
-      </w:r>
-      <w:r>
-        <w:rPr>
-          <w:b/>
-          <w:bCs/>
-        </w:rPr>
-        <w:t xml:space="preserve"> </w:t>
-      </w:r>
-      <w:r>
-        <w:rPr>
-          <w:b/>
-          <w:bCs/>
-        </w:rPr>
-        <w:t>체계</w:t>
-      </w:r>
-      <w:r>
-        <w:t>다</w:t>
-      </w:r>
-      <w:r>
-        <w:t xml:space="preserve">. </w:t>
-      </w:r>
-      <w:r>
-        <w:t>공격</w:t>
-      </w:r>
-      <w:r>
-        <w:t xml:space="preserve"> </w:t>
-      </w:r>
-      <w:r>
-        <w:t>유형을</w:t>
-      </w:r>
-      <w:r>
-        <w:t xml:space="preserve"> 6</w:t>
-      </w:r>
-      <w:r>
-        <w:t>가지로</w:t>
-      </w:r>
-      <w:r>
-        <w:t xml:space="preserve"> </w:t>
-      </w:r>
-      <w:r>
-        <w:t>나눠</w:t>
-      </w:r>
-      <w:r>
-        <w:t xml:space="preserve"> “</w:t>
-      </w:r>
-      <w:r>
-        <w:t>이</w:t>
-      </w:r>
-      <w:r>
-        <w:t xml:space="preserve"> </w:t>
-      </w:r>
-      <w:r>
-        <w:t>시스템에</w:t>
-      </w:r>
-      <w:r>
-        <w:t xml:space="preserve"> </w:t>
-      </w:r>
-      <w:r>
-        <w:t>어떤</w:t>
-      </w:r>
-      <w:r>
-        <w:t xml:space="preserve"> </w:t>
-      </w:r>
-      <w:r>
-        <w:t>위협이</w:t>
-      </w:r>
-      <w:r>
-        <w:t xml:space="preserve"> </w:t>
-      </w:r>
-      <w:r>
-        <w:t>있을까</w:t>
-      </w:r>
-      <w:r>
-        <w:t>”</w:t>
-      </w:r>
-      <w:r>
-        <w:t>를</w:t>
-      </w:r>
-      <w:r>
-        <w:t xml:space="preserve"> </w:t>
-      </w:r>
-      <w:r>
-        <w:t>빠짐없이</w:t>
-      </w:r>
-      <w:r>
-        <w:t xml:space="preserve"> </w:t>
-      </w:r>
-      <w:r>
-        <w:t>점검한다</w:t>
-      </w:r>
-      <w:r>
-        <w:t xml:space="preserve">. </w:t>
-      </w:r>
-      <w:r>
-        <w:t>각</w:t>
-      </w:r>
-      <w:r>
-        <w:t xml:space="preserve"> </w:t>
-      </w:r>
-      <w:r>
-        <w:t>위협은</w:t>
-      </w:r>
-      <w:r>
-        <w:t xml:space="preserve"> </w:t>
-      </w:r>
-      <w:r>
-        <w:t>깨뜨리는</w:t>
-      </w:r>
-      <w:r>
-        <w:t xml:space="preserve"> </w:t>
-      </w:r>
-      <w:r>
-        <w:t>보안</w:t>
-      </w:r>
-      <w:r>
-        <w:t xml:space="preserve"> </w:t>
-      </w:r>
-      <w:r>
-        <w:t>속성과</w:t>
-      </w:r>
-      <w:r>
-        <w:t xml:space="preserve"> 1:1</w:t>
-      </w:r>
-      <w:r>
-        <w:t>로</w:t>
-      </w:r>
-      <w:r>
-        <w:t xml:space="preserve"> </w:t>
-      </w:r>
-      <w:r>
-        <w:t>연결된다</w:t>
-      </w:r>
-      <w:r>
-        <w:t>.</w:t>
+        <w:t xml:space="preserve">STRIDE는 마이크로소프트가 만든 </w:t>
+      </w:r>
+      <w:r>
+        <w:rPr>
+          <w:b/>
+          <w:bCs/>
+        </w:rPr>
+        <w:t xml:space="preserve">위협 모델링 분류 체계</w:t>
+      </w:r>
+      <w:r>
+        <w:t xml:space="preserve">다. 공격 유형을 6가지로 나눠 “이 시스템에 어떤 위협이 있을까”를 빠짐없이 점검한다. 각 위협은 깨뜨리는 보안 속성과 1:1로 연결된다.</w:t>
       </w:r>
     </w:p>
     <w:p>
@@ -2262,49 +1733,7 @@
           <w:b/>
           <w:bCs/>
         </w:rPr>
-        <w:t>6</w:t>
-      </w:r>
-      <w:r>
-        <w:rPr>
-          <w:b/>
-          <w:bCs/>
-        </w:rPr>
-        <w:t>가지</w:t>
-      </w:r>
-      <w:r>
-        <w:rPr>
-          <w:b/>
-          <w:bCs/>
-        </w:rPr>
-        <w:t xml:space="preserve"> </w:t>
-      </w:r>
-      <w:r>
-        <w:rPr>
-          <w:b/>
-          <w:bCs/>
-        </w:rPr>
-        <w:t>위협</w:t>
-      </w:r>
-      <w:r>
-        <w:rPr>
-          <w:b/>
-          <w:bCs/>
-        </w:rPr>
-        <w:t xml:space="preserve"> (</w:t>
-      </w:r>
-      <w:r>
-        <w:rPr>
-          <w:b/>
-          <w:bCs/>
-        </w:rPr>
-        <w:t>앞글자</w:t>
-      </w:r>
-      <w:r>
-        <w:rPr>
-          <w:b/>
-          <w:bCs/>
-        </w:rPr>
-        <w:t xml:space="preserve"> STRIDE)</w:t>
+        <w:t xml:space="preserve">6가지 위협 (앞글자 STRIDE)</w:t>
       </w:r>
     </w:p>
     <w:p>
@@ -2316,69 +1745,10 @@
           <w:b/>
           <w:bCs/>
         </w:rPr>
-        <w:t>• S — Spoofing(</w:t>
-      </w:r>
-      <w:r>
-        <w:rPr>
-          <w:b/>
-          <w:bCs/>
-        </w:rPr>
-        <w:t>위장</w:t>
-      </w:r>
-      <w:r>
-        <w:rPr>
-          <w:b/>
-          <w:bCs/>
-        </w:rPr>
-        <w:t xml:space="preserve">) </w:t>
-      </w:r>
-      <w:r>
-        <w:t xml:space="preserve">— </w:t>
-      </w:r>
-      <w:r>
-        <w:t>인증</w:t>
-      </w:r>
-      <w:r>
-        <w:t xml:space="preserve">(Authentication) </w:t>
-      </w:r>
-      <w:r>
-        <w:t>위반</w:t>
-      </w:r>
-      <w:r>
-        <w:t xml:space="preserve">. </w:t>
-      </w:r>
-      <w:r>
-        <w:t>예</w:t>
-      </w:r>
-      <w:r>
-        <w:t xml:space="preserve">: JWT </w:t>
-      </w:r>
-      <w:r>
-        <w:t>위조</w:t>
-      </w:r>
-      <w:r>
-        <w:t>·</w:t>
-      </w:r>
-      <w:r>
-        <w:t>세션</w:t>
-      </w:r>
-      <w:r>
-        <w:t xml:space="preserve"> </w:t>
-      </w:r>
-      <w:r>
-        <w:t>탈취로</w:t>
-      </w:r>
-      <w:r>
-        <w:t xml:space="preserve"> </w:t>
-      </w:r>
-      <w:r>
-        <w:t>타인</w:t>
-      </w:r>
-      <w:r>
-        <w:t xml:space="preserve"> </w:t>
-      </w:r>
-      <w:r>
-        <w:t>행세</w:t>
+        <w:t xml:space="preserve">• S — Spoofing(위장) </w:t>
+      </w:r>
+      <w:r>
+        <w:t xml:space="preserve">— 인증(Authentication) 위반. 예: JWT 위조·세션 탈취로 타인 행세</w:t>
       </w:r>
     </w:p>
     <w:p>
@@ -2390,57 +1760,10 @@
           <w:b/>
           <w:bCs/>
         </w:rPr>
-        <w:t>• T — Tampering(</w:t>
-      </w:r>
-      <w:r>
-        <w:rPr>
-          <w:b/>
-          <w:bCs/>
-        </w:rPr>
-        <w:t>변조</w:t>
-      </w:r>
-      <w:r>
-        <w:rPr>
-          <w:b/>
-          <w:bCs/>
-        </w:rPr>
-        <w:t xml:space="preserve">) </w:t>
-      </w:r>
-      <w:r>
-        <w:t xml:space="preserve">— </w:t>
-      </w:r>
-      <w:r>
-        <w:t>무결성</w:t>
-      </w:r>
-      <w:r>
-        <w:t xml:space="preserve">(Integrity) </w:t>
-      </w:r>
-      <w:r>
-        <w:t>위반</w:t>
-      </w:r>
-      <w:r>
-        <w:t xml:space="preserve">. </w:t>
-      </w:r>
-      <w:r>
-        <w:t>예</w:t>
-      </w:r>
-      <w:r>
-        <w:t xml:space="preserve">: </w:t>
-      </w:r>
-      <w:r>
-        <w:t>요청</w:t>
-      </w:r>
-      <w:r>
-        <w:t xml:space="preserve"> </w:t>
-      </w:r>
-      <w:r>
-        <w:t>파라미터</w:t>
-      </w:r>
-      <w:r>
-        <w:t xml:space="preserve">·JWT payload </w:t>
-      </w:r>
-      <w:r>
-        <w:t>조작</w:t>
+        <w:t xml:space="preserve">• T — Tampering(변조) </w:t>
+      </w:r>
+      <w:r>
+        <w:t xml:space="preserve">— 무결성(Integrity) 위반. 예: 요청 파라미터·JWT payload 조작</w:t>
       </w:r>
     </w:p>
     <w:p>
@@ -2452,75 +1775,10 @@
           <w:b/>
           <w:bCs/>
         </w:rPr>
-        <w:t>• R — Repudiation(</w:t>
-      </w:r>
-      <w:r>
-        <w:rPr>
-          <w:b/>
-          <w:bCs/>
-        </w:rPr>
-        <w:t>부인</w:t>
-      </w:r>
-      <w:r>
-        <w:rPr>
-          <w:b/>
-          <w:bCs/>
-        </w:rPr>
-        <w:t xml:space="preserve">) </w:t>
-      </w:r>
-      <w:r>
-        <w:t xml:space="preserve">— </w:t>
-      </w:r>
-      <w:r>
-        <w:t>부인방지</w:t>
-      </w:r>
-      <w:r>
-        <w:t xml:space="preserve">(Non-repudiation) </w:t>
-      </w:r>
-      <w:r>
-        <w:t>위반</w:t>
-      </w:r>
-      <w:r>
-        <w:t xml:space="preserve">. </w:t>
-      </w:r>
-      <w:r>
-        <w:t>예</w:t>
-      </w:r>
-      <w:r>
-        <w:t xml:space="preserve">: </w:t>
-      </w:r>
-      <w:r>
-        <w:t>로그</w:t>
-      </w:r>
-      <w:r>
-        <w:t xml:space="preserve"> </w:t>
-      </w:r>
-      <w:r>
-        <w:t>부재로</w:t>
-      </w:r>
-      <w:r>
-        <w:t xml:space="preserve"> </w:t>
-      </w:r>
-      <w:r>
-        <w:t>누가</w:t>
-      </w:r>
-      <w:r>
-        <w:t xml:space="preserve"> </w:t>
-      </w:r>
-      <w:r>
-        <w:t>삭제했는지</w:t>
-      </w:r>
-      <w:r>
-        <w:t xml:space="preserve"> </w:t>
-      </w:r>
-      <w:r>
-        <w:t>증명</w:t>
-      </w:r>
-      <w:r>
-        <w:t xml:space="preserve"> </w:t>
-      </w:r>
-      <w:r>
-        <w:t>불가</w:t>
+        <w:t xml:space="preserve">• R — Repudiation(부인) </w:t>
+      </w:r>
+      <w:r>
+        <w:t xml:space="preserve">— 부인방지(Non-repudiation) 위반. 예: 로그 부재로 누가 삭제했는지 증명 불가</w:t>
       </w:r>
     </w:p>
     <w:p>
@@ -2533,83 +1791,10 @@
           <w:bCs/>
         </w:rPr>
         <w:lastRenderedPageBreak/>
-        <w:t>• I — Information Disclosure(</w:t>
-      </w:r>
-      <w:r>
-        <w:rPr>
-          <w:b/>
-          <w:bCs/>
-        </w:rPr>
-        <w:t>정보</w:t>
-      </w:r>
-      <w:r>
-        <w:rPr>
-          <w:b/>
-          <w:bCs/>
-        </w:rPr>
-        <w:t xml:space="preserve"> </w:t>
-      </w:r>
-      <w:r>
-        <w:rPr>
-          <w:b/>
-          <w:bCs/>
-        </w:rPr>
-        <w:t>노출</w:t>
-      </w:r>
-      <w:r>
-        <w:rPr>
-          <w:b/>
-          <w:bCs/>
-        </w:rPr>
-        <w:t xml:space="preserve">) </w:t>
-      </w:r>
-      <w:r>
-        <w:t xml:space="preserve">— </w:t>
-      </w:r>
-      <w:r>
-        <w:t>기밀성</w:t>
-      </w:r>
-      <w:r>
-        <w:t xml:space="preserve">(Confidentiality) </w:t>
-      </w:r>
-      <w:r>
-        <w:t>위반</w:t>
-      </w:r>
-      <w:r>
-        <w:t xml:space="preserve">. </w:t>
-      </w:r>
-      <w:r>
-        <w:t>예</w:t>
-      </w:r>
-      <w:r>
-        <w:t>: IDOR</w:t>
-      </w:r>
-      <w:r>
-        <w:t>로</w:t>
-      </w:r>
-      <w:r>
-        <w:t xml:space="preserve"> </w:t>
-      </w:r>
-      <w:r>
-        <w:t>남의</w:t>
-      </w:r>
-      <w:r>
-        <w:t xml:space="preserve"> </w:t>
-      </w:r>
-      <w:r>
-        <w:t>정보</w:t>
-      </w:r>
-      <w:r>
-        <w:t>, SQLi</w:t>
-      </w:r>
-      <w:r>
-        <w:t>로</w:t>
-      </w:r>
-      <w:r>
-        <w:t xml:space="preserve"> DB </w:t>
-      </w:r>
-      <w:r>
-        <w:t>유출</w:t>
+        <w:t xml:space="preserve">• I — Information Disclosure(정보 노출) </w:t>
+      </w:r>
+      <w:r>
+        <w:t xml:space="preserve">— 기밀성(Confidentiality) 위반. 예: IDOR로 남의 정보, SQLi로 DB 유출</w:t>
       </w:r>
     </w:p>
     <w:p>
@@ -2621,77 +1806,10 @@
           <w:b/>
           <w:bCs/>
         </w:rPr>
-        <w:t>• D — Denial of Service(</w:t>
-      </w:r>
-      <w:r>
-        <w:rPr>
-          <w:b/>
-          <w:bCs/>
-        </w:rPr>
-        <w:t>서비스</w:t>
-      </w:r>
-      <w:r>
-        <w:rPr>
-          <w:b/>
-          <w:bCs/>
-        </w:rPr>
-        <w:t xml:space="preserve"> </w:t>
-      </w:r>
-      <w:r>
-        <w:rPr>
-          <w:b/>
-          <w:bCs/>
-        </w:rPr>
-        <w:t>거부</w:t>
-      </w:r>
-      <w:r>
-        <w:rPr>
-          <w:b/>
-          <w:bCs/>
-        </w:rPr>
-        <w:t xml:space="preserve">) </w:t>
-      </w:r>
-      <w:r>
-        <w:t xml:space="preserve">— </w:t>
-      </w:r>
-      <w:r>
-        <w:t>가용성</w:t>
-      </w:r>
-      <w:r>
-        <w:t xml:space="preserve">(Availability) </w:t>
-      </w:r>
-      <w:r>
-        <w:t>위반</w:t>
-      </w:r>
-      <w:r>
-        <w:t xml:space="preserve">. </w:t>
-      </w:r>
-      <w:r>
-        <w:t>예</w:t>
-      </w:r>
-      <w:r>
-        <w:t xml:space="preserve">: </w:t>
-      </w:r>
-      <w:r>
-        <w:t>무한</w:t>
-      </w:r>
-      <w:r>
-        <w:t xml:space="preserve"> </w:t>
-      </w:r>
-      <w:r>
-        <w:t>요청으로</w:t>
-      </w:r>
-      <w:r>
-        <w:t xml:space="preserve"> </w:t>
-      </w:r>
-      <w:r>
-        <w:t>서버</w:t>
-      </w:r>
-      <w:r>
-        <w:t xml:space="preserve"> </w:t>
-      </w:r>
-      <w:r>
-        <w:t>다운</w:t>
+        <w:t xml:space="preserve">• D — Denial of Service(서비스 거부) </w:t>
+      </w:r>
+      <w:r>
+        <w:t xml:space="preserve">— 가용성(Availability) 위반. 예: 무한 요청으로 서버 다운</w:t>
       </w:r>
     </w:p>
     <w:p>
@@ -2703,80 +1821,10 @@
           <w:b/>
           <w:bCs/>
         </w:rPr>
-        <w:t>• E — Elevation of Privilege(</w:t>
-      </w:r>
-      <w:r>
-        <w:rPr>
-          <w:b/>
-          <w:bCs/>
-        </w:rPr>
-        <w:t>권한</w:t>
-      </w:r>
-      <w:r>
-        <w:rPr>
-          <w:b/>
-          <w:bCs/>
-        </w:rPr>
-        <w:t xml:space="preserve"> </w:t>
-      </w:r>
-      <w:r>
-        <w:rPr>
-          <w:b/>
-          <w:bCs/>
-        </w:rPr>
-        <w:t>상승</w:t>
-      </w:r>
-      <w:r>
-        <w:rPr>
-          <w:b/>
-          <w:bCs/>
-        </w:rPr>
-        <w:t xml:space="preserve">) </w:t>
-      </w:r>
-      <w:r>
-        <w:t xml:space="preserve">— </w:t>
-      </w:r>
-      <w:r>
-        <w:t>인</w:t>
-      </w:r>
-      <w:r>
-        <w:t>가</w:t>
-      </w:r>
-      <w:r>
-        <w:t xml:space="preserve">(Authorization) </w:t>
-      </w:r>
-      <w:r>
-        <w:t>위반</w:t>
-      </w:r>
-      <w:r>
-        <w:t xml:space="preserve">. </w:t>
-      </w:r>
-      <w:r>
-        <w:t>예</w:t>
-      </w:r>
-      <w:r>
-        <w:t xml:space="preserve">: </w:t>
-      </w:r>
-      <w:r>
-        <w:t>일반</w:t>
-      </w:r>
-      <w:r>
-        <w:t xml:space="preserve"> user</w:t>
-      </w:r>
-      <w:r>
-        <w:t>가</w:t>
-      </w:r>
-      <w:r>
-        <w:t xml:space="preserve"> admin </w:t>
-      </w:r>
-      <w:r>
-        <w:t>기능</w:t>
-      </w:r>
-      <w:r>
-        <w:t xml:space="preserve"> </w:t>
-      </w:r>
-      <w:r>
-        <w:t>접근</w:t>
+        <w:t xml:space="preserve">• E — Elevation of Privilege(권한 상승) </w:t>
+      </w:r>
+      <w:r>
+        <w:t xml:space="preserve">— 인가(Authorization) 위반. 예: 일반 user가 admin 기능 접근</w:t>
       </w:r>
     </w:p>
     <w:p>
@@ -2788,122 +1836,10 @@
           <w:b/>
           <w:bCs/>
         </w:rPr>
-        <w:t>사용법</w:t>
-      </w:r>
-      <w:r>
-        <w:rPr>
-          <w:b/>
-          <w:bCs/>
-        </w:rPr>
-        <w:t xml:space="preserve"> — </w:t>
-      </w:r>
-      <w:r>
-        <w:t>시스템</w:t>
-      </w:r>
-      <w:r>
-        <w:t>(</w:t>
-      </w:r>
-      <w:r>
-        <w:t>구성요소</w:t>
-      </w:r>
-      <w:r>
-        <w:t>·</w:t>
-      </w:r>
-      <w:r>
-        <w:t>데이터</w:t>
-      </w:r>
-      <w:r>
-        <w:t xml:space="preserve"> </w:t>
-      </w:r>
-      <w:r>
-        <w:t>흐름</w:t>
-      </w:r>
-      <w:r>
-        <w:t>·</w:t>
-      </w:r>
-      <w:r>
-        <w:t>신뢰</w:t>
-      </w:r>
-      <w:r>
-        <w:t xml:space="preserve"> </w:t>
-      </w:r>
-      <w:r>
-        <w:t>경계</w:t>
-      </w:r>
-      <w:r>
-        <w:t>)</w:t>
-      </w:r>
-      <w:r>
-        <w:t>을</w:t>
-      </w:r>
-      <w:r>
-        <w:t xml:space="preserve"> </w:t>
-      </w:r>
-      <w:r>
-        <w:t>그린</w:t>
-      </w:r>
-      <w:r>
-        <w:t xml:space="preserve"> </w:t>
-      </w:r>
-      <w:r>
-        <w:t>뒤</w:t>
-      </w:r>
-      <w:r>
-        <w:t xml:space="preserve">, </w:t>
-      </w:r>
-      <w:r>
-        <w:t>각</w:t>
-      </w:r>
-      <w:r>
-        <w:t xml:space="preserve"> </w:t>
-      </w:r>
-      <w:r>
-        <w:t>요소에</w:t>
-      </w:r>
-      <w:r>
-        <w:t xml:space="preserve"> 6</w:t>
-      </w:r>
-      <w:r>
-        <w:t>가지를</w:t>
-      </w:r>
-      <w:r>
-        <w:t xml:space="preserve"> </w:t>
-      </w:r>
-      <w:r>
-        <w:t>대입해</w:t>
-      </w:r>
-      <w:r>
-        <w:t xml:space="preserve"> </w:t>
-      </w:r>
-      <w:r>
-        <w:t>위협을</w:t>
-      </w:r>
-      <w:r>
-        <w:t xml:space="preserve"> </w:t>
-      </w:r>
-      <w:r>
-        <w:t>찾고</w:t>
-      </w:r>
-      <w:r>
-        <w:t xml:space="preserve">, </w:t>
-      </w:r>
-      <w:r>
-        <w:t>위협마다</w:t>
-      </w:r>
-      <w:r>
-        <w:t xml:space="preserve"> </w:t>
-      </w:r>
-      <w:r>
-        <w:t>방어를</w:t>
-      </w:r>
-      <w:r>
-        <w:t xml:space="preserve"> </w:t>
-      </w:r>
-      <w:r>
-        <w:t>정한다</w:t>
-      </w:r>
-      <w:r>
-        <w:t>.</w:t>
+        <w:t xml:space="preserve">사용법 — </w:t>
+      </w:r>
+      <w:r>
+        <w:t xml:space="preserve">시스템(구성요소·데이터 흐름·신뢰 경계)을 그린 뒤, 각 요소에 6가지를 대입해 위협을 찾고, 위협마다 방어를 정한다.</w:t>
       </w:r>
     </w:p>
     <w:p>
@@ -2916,111 +1852,10 @@
           <w:bCs/>
           <w:color w:val="C00000"/>
         </w:rPr>
-        <w:t>핵심</w:t>
-      </w:r>
-      <w:r>
-        <w:rPr>
-          <w:b/>
-          <w:bCs/>
-          <w:color w:val="C00000"/>
-        </w:rPr>
-        <w:t xml:space="preserve"> — </w:t>
-      </w:r>
-      <w:r>
-        <w:t>우리</w:t>
-      </w:r>
-      <w:r>
-        <w:t xml:space="preserve"> </w:t>
-      </w:r>
-      <w:r>
-        <w:t>앱의</w:t>
-      </w:r>
-      <w:r>
-        <w:t xml:space="preserve"> </w:t>
-      </w:r>
-      <w:r>
-        <w:t>프로필</w:t>
-      </w:r>
-      <w:r>
-        <w:t xml:space="preserve"> </w:t>
-      </w:r>
-      <w:r>
-        <w:t>조회를</w:t>
-      </w:r>
-      <w:r>
-        <w:t xml:space="preserve"> STRIDE</w:t>
-      </w:r>
-      <w:r>
-        <w:t>로</w:t>
-      </w:r>
-      <w:r>
-        <w:t xml:space="preserve"> </w:t>
-      </w:r>
-      <w:r>
-        <w:t>점검했다면</w:t>
-      </w:r>
-      <w:r>
-        <w:t>, I(</w:t>
-      </w:r>
-      <w:r>
-        <w:t>정보</w:t>
-      </w:r>
-      <w:r>
-        <w:t xml:space="preserve"> </w:t>
-      </w:r>
-      <w:r>
-        <w:t>노출</w:t>
-      </w:r>
-      <w:r>
-        <w:t>=IDOR)·E(</w:t>
-      </w:r>
-      <w:r>
-        <w:t>권한</w:t>
-      </w:r>
-      <w:r>
-        <w:t xml:space="preserve"> </w:t>
-      </w:r>
-      <w:r>
-        <w:t>상승</w:t>
-      </w:r>
-      <w:r>
-        <w:t>)</w:t>
-      </w:r>
-      <w:r>
-        <w:t>를</w:t>
-      </w:r>
-      <w:r>
-        <w:t xml:space="preserve"> </w:t>
-      </w:r>
-      <w:r>
-        <w:t>설계</w:t>
-      </w:r>
-      <w:r>
-        <w:t xml:space="preserve"> </w:t>
-      </w:r>
-      <w:r>
-        <w:t>단계에서</w:t>
-      </w:r>
-      <w:r>
-        <w:t xml:space="preserve"> </w:t>
-      </w:r>
-      <w:r>
-        <w:t>미리</w:t>
-      </w:r>
-      <w:r>
-        <w:t xml:space="preserve"> </w:t>
-      </w:r>
-      <w:r>
-        <w:t>발견했을</w:t>
-      </w:r>
-      <w:r>
-        <w:t xml:space="preserve"> </w:t>
-      </w:r>
-      <w:r>
-        <w:t>것이다</w:t>
-      </w:r>
-      <w:r>
-        <w:t>.</w:t>
+        <w:t xml:space="preserve">핵심 — </w:t>
+      </w:r>
+      <w:r>
+        <w:t xml:space="preserve">우리 앱의 프로필 조회를 STRIDE로 점검했다면, I(정보 노출=IDOR)·E(권한 상승)를 설계 단계에서 미리 발견했을 것이다.</w:t>
       </w:r>
     </w:p>
     <w:p>
@@ -3116,6 +1951,149 @@
     </w:p>
     <w:p>
       <w:pPr>
+        <w:pStyle w:val="3"/>
+        <w:spacing w:before="200" w:after="80"/>
+      </w:pPr>
+      <w:r>
+        <w:rPr>
+          <w:b/>
+          <w:bCs/>
+          <w:color w:val="2E5496"/>
+        </w:rPr>
+        <w:t xml:space="preserve">보충 : #1 접근 제어 실패 vs #7 인증 실패 (자주 헷갈리는 구분)</w:t>
+      </w:r>
+    </w:p>
+    <w:p>
+      <w:pPr>
+        <w:spacing w:after="80" w:line="272" w:lineRule="auto"/>
+      </w:pPr>
+      <w:r>
+        <w:rPr>
+          <w:sz w:val="20"/>
+          <w:szCs w:val="20"/>
+        </w:rPr>
+        <w:t xml:space="preserve">둘 다 무단 접근을 부르지만, 신원·권한 생애주기의 </w:t>
+      </w:r>
+      <w:r>
+        <w:rPr>
+          <w:b/>
+          <w:bCs/>
+          <w:sz w:val="20"/>
+          <w:szCs w:val="20"/>
+        </w:rPr>
+        <w:t xml:space="preserve">다른 단계</w:t>
+      </w:r>
+      <w:r>
+        <w:rPr>
+          <w:sz w:val="20"/>
+          <w:szCs w:val="20"/>
+        </w:rPr>
+        <w:t xml:space="preserve">에서 발생한다. 자주 헷갈리므로 구분한다.</w:t>
+      </w:r>
+    </w:p>
+    <w:p>
+      <w:pPr>
+        <w:spacing w:after="80" w:line="272" w:lineRule="auto"/>
+      </w:pPr>
+      <w:r>
+        <w:rPr>
+          <w:b/>
+          <w:bCs/>
+          <w:sz w:val="20"/>
+          <w:szCs w:val="20"/>
+        </w:rPr>
+        <w:t xml:space="preserve">● 인증 실패(#7, Authentication) — </w:t>
+      </w:r>
+      <w:r>
+        <w:rPr>
+          <w:sz w:val="20"/>
+          <w:szCs w:val="20"/>
+        </w:rPr>
+        <w:t xml:space="preserve">“너 누구야?”(신원 확인)의 실패. 예: 약한 비밀번호, MFA 부재, 세션 탈취.</w:t>
+      </w:r>
+    </w:p>
+    <w:p>
+      <w:pPr>
+        <w:spacing w:after="80" w:line="272" w:lineRule="auto"/>
+      </w:pPr>
+      <w:r>
+        <w:rPr>
+          <w:b/>
+          <w:bCs/>
+          <w:sz w:val="20"/>
+          <w:szCs w:val="20"/>
+        </w:rPr>
+        <w:t xml:space="preserve">● 접근 제어 실패(#1, Authorization) — </w:t>
+      </w:r>
+      <w:r>
+        <w:rPr>
+          <w:sz w:val="20"/>
+          <w:szCs w:val="20"/>
+        </w:rPr>
+        <w:t xml:space="preserve">“이걸 할 권한 있어?”(권한)의 실패. 예: IDOR, 권한 상승.</w:t>
+      </w:r>
+    </w:p>
+    <w:p>
+      <w:pPr>
+        <w:spacing w:after="80" w:line="272" w:lineRule="auto"/>
+      </w:pPr>
+      <w:r>
+        <w:rPr>
+          <w:b/>
+          <w:bCs/>
+          <w:sz w:val="20"/>
+          <w:szCs w:val="20"/>
+        </w:rPr>
+        <w:t xml:space="preserve">● 순서 — </w:t>
+      </w:r>
+      <w:r>
+        <w:rPr>
+          <w:sz w:val="20"/>
+          <w:szCs w:val="20"/>
+        </w:rPr>
+        <w:t xml:space="preserve">먼저 로그인(인증)으로 신원을 확립하고, 그 뒤 리소스 접근 시 권한(인가)을 확인한다.</w:t>
+      </w:r>
+    </w:p>
+    <w:p>
+      <w:pPr>
+        <w:spacing w:after="80" w:line="272" w:lineRule="auto"/>
+      </w:pPr>
+      <w:r>
+        <w:rPr>
+          <w:b/>
+          <w:bCs/>
+          <w:sz w:val="20"/>
+          <w:szCs w:val="20"/>
+          <w:color w:val="C00000"/>
+        </w:rPr>
+        <w:t xml:space="preserve">핵심 — </w:t>
+      </w:r>
+      <w:r>
+        <w:rPr>
+          <w:sz w:val="20"/>
+          <w:szCs w:val="20"/>
+        </w:rPr>
+        <w:t xml:space="preserve">IDOR(2강)은 “인증은 통과했지만 인가가 빠진” 경우 → #1에 해당한다. 즉 </w:t>
+      </w:r>
+      <w:r>
+        <w:rPr>
+          <w:b/>
+          <w:bCs/>
+          <w:sz w:val="20"/>
+          <w:szCs w:val="20"/>
+        </w:rPr>
+        <w:t xml:space="preserve">인증(Authentication) ≠ 인가(Authorization)</w:t>
+      </w:r>
+      <w:r>
+        <w:rPr>
+          <w:sz w:val="20"/>
+          <w:szCs w:val="20"/>
+        </w:rPr>
+        <w:t xml:space="preserve">.</w:t>
+      </w:r>
+    </w:p>
+    <w:p>
+      <w:pPr>
         <w:pStyle w:val="2"/>
         <w:spacing w:before="240" w:after="100"/>
       </w:pPr>
@@ -3289,71 +2267,7 @@
           <w:color w:val="2E5496"/>
         </w:rPr>
         <w:lastRenderedPageBreak/>
-        <w:t>보충</w:t>
-      </w:r>
-      <w:r>
-        <w:rPr>
-          <w:b/>
-          <w:bCs/>
-          <w:color w:val="2E5496"/>
-        </w:rPr>
-        <w:t xml:space="preserve"> : </w:t>
-      </w:r>
-      <w:r>
-        <w:rPr>
-          <w:b/>
-          <w:bCs/>
-          <w:color w:val="2E5496"/>
-        </w:rPr>
-        <w:t>로깅</w:t>
-      </w:r>
-      <w:r>
-        <w:rPr>
-          <w:b/>
-          <w:bCs/>
-          <w:color w:val="2E5496"/>
-        </w:rPr>
-        <w:t>·</w:t>
-      </w:r>
-      <w:r>
-        <w:rPr>
-          <w:b/>
-          <w:bCs/>
-          <w:color w:val="2E5496"/>
-        </w:rPr>
-        <w:t>경보</w:t>
-      </w:r>
-      <w:r>
-        <w:rPr>
-          <w:b/>
-          <w:bCs/>
-          <w:color w:val="2E5496"/>
-        </w:rPr>
-        <w:t xml:space="preserve"> </w:t>
-      </w:r>
-      <w:r>
-        <w:rPr>
-          <w:b/>
-          <w:bCs/>
-          <w:color w:val="2E5496"/>
-        </w:rPr>
-        <w:t>방어</w:t>
-      </w:r>
-      <w:r>
-        <w:rPr>
-          <w:b/>
-          <w:bCs/>
-          <w:color w:val="2E5496"/>
-        </w:rPr>
-        <w:t xml:space="preserve"> </w:t>
-      </w:r>
-      <w:r>
-        <w:rPr>
-          <w:b/>
-          <w:bCs/>
-          <w:color w:val="2E5496"/>
-        </w:rPr>
-        <w:t>상세</w:t>
+        <w:t xml:space="preserve">보충 : 로깅·경보 방어 상세</w:t>
       </w:r>
     </w:p>
     <w:p>
@@ -3361,189 +2275,17 @@
         <w:spacing w:after="80" w:line="272" w:lineRule="auto"/>
       </w:pPr>
       <w:r>
-        <w:t>핵심은</w:t>
-      </w:r>
-      <w:r>
-        <w:t xml:space="preserve"> “</w:t>
-      </w:r>
-      <w:r>
-        <w:t>제대로</w:t>
-      </w:r>
-      <w:r>
-        <w:t xml:space="preserve"> </w:t>
-      </w:r>
-      <w:r>
-        <w:t>기록</w:t>
-      </w:r>
-      <w:r>
-        <w:t xml:space="preserve"> → </w:t>
-      </w:r>
-      <w:r>
-        <w:t>이상</w:t>
-      </w:r>
-      <w:r>
-        <w:t xml:space="preserve"> </w:t>
-      </w:r>
-      <w:r>
-        <w:t>감지</w:t>
-      </w:r>
-      <w:r>
-        <w:t xml:space="preserve"> → </w:t>
-      </w:r>
-      <w:r>
-        <w:t>빠른</w:t>
-      </w:r>
-      <w:r>
-        <w:t xml:space="preserve"> </w:t>
-      </w:r>
-      <w:r>
-        <w:t>대응</w:t>
-      </w:r>
-      <w:r>
-        <w:t>”</w:t>
-      </w:r>
-      <w:r>
-        <w:t>이다</w:t>
-      </w:r>
-      <w:r>
-        <w:t xml:space="preserve">. </w:t>
-      </w:r>
-      <w:r>
-        <w:t>요즘의</w:t>
-      </w:r>
-      <w:r>
-        <w:t xml:space="preserve"> </w:t>
-      </w:r>
-      <w:r>
-        <w:t>실패는</w:t>
-      </w:r>
-      <w:r>
-        <w:t xml:space="preserve"> </w:t>
-      </w:r>
-      <w:r>
-        <w:rPr>
-          <w:b/>
-          <w:bCs/>
-        </w:rPr>
-        <w:t>“</w:t>
-      </w:r>
-      <w:r>
-        <w:rPr>
-          <w:b/>
-          <w:bCs/>
-        </w:rPr>
-        <w:t>데이터가</w:t>
-      </w:r>
-      <w:r>
-        <w:rPr>
-          <w:b/>
-          <w:bCs/>
-        </w:rPr>
-        <w:t xml:space="preserve"> </w:t>
-      </w:r>
-      <w:r>
-        <w:rPr>
-          <w:b/>
-          <w:bCs/>
-        </w:rPr>
-        <w:t>없어서</w:t>
-      </w:r>
-      <w:r>
-        <w:rPr>
-          <w:b/>
-          <w:bCs/>
-        </w:rPr>
-        <w:t>”</w:t>
-      </w:r>
-      <w:r>
-        <w:rPr>
-          <w:b/>
-          <w:bCs/>
-        </w:rPr>
-        <w:t>가</w:t>
-      </w:r>
-      <w:r>
-        <w:rPr>
-          <w:b/>
-          <w:bCs/>
-        </w:rPr>
-        <w:t xml:space="preserve"> </w:t>
-      </w:r>
-      <w:r>
-        <w:rPr>
-          <w:b/>
-          <w:bCs/>
-        </w:rPr>
-        <w:t>아니라</w:t>
-      </w:r>
-      <w:r>
-        <w:rPr>
-          <w:b/>
-          <w:bCs/>
-        </w:rPr>
-        <w:t xml:space="preserve"> “</w:t>
-      </w:r>
-      <w:r>
-        <w:rPr>
-          <w:b/>
-          <w:bCs/>
-        </w:rPr>
-        <w:t>있는데</w:t>
-      </w:r>
-      <w:r>
-        <w:rPr>
-          <w:b/>
-          <w:bCs/>
-        </w:rPr>
-        <w:t xml:space="preserve"> </w:t>
-      </w:r>
-      <w:r>
-        <w:rPr>
-          <w:b/>
-          <w:bCs/>
-        </w:rPr>
-        <w:t>아무도</w:t>
-      </w:r>
-      <w:r>
-        <w:rPr>
-          <w:b/>
-          <w:bCs/>
-        </w:rPr>
-        <w:t xml:space="preserve"> </w:t>
-      </w:r>
-      <w:r>
-        <w:rPr>
-          <w:b/>
-          <w:bCs/>
-        </w:rPr>
-        <w:t>안</w:t>
-      </w:r>
-      <w:r>
-        <w:rPr>
-          <w:b/>
-          <w:bCs/>
-        </w:rPr>
-        <w:t xml:space="preserve"> </w:t>
-      </w:r>
-      <w:r>
-        <w:rPr>
-          <w:b/>
-          <w:bCs/>
-        </w:rPr>
-        <w:t>봐서</w:t>
-      </w:r>
-      <w:r>
-        <w:rPr>
-          <w:b/>
-          <w:bCs/>
-        </w:rPr>
-        <w:t xml:space="preserve">” </w:t>
-      </w:r>
-      <w:r>
-        <w:t>생긴다</w:t>
-      </w:r>
-      <w:r>
-        <w:t>.</w:t>
+        <w:t xml:space="preserve">핵심은 “제대로 기록 → 이상 감지 → 빠른 대응”이다. 요즘의 실패는 </w:t>
+      </w:r>
+      <w:r>
+        <w:rPr>
+          <w:b/>
+          <w:bCs/>
+        </w:rPr>
+        <w:t xml:space="preserve">“데이터가 없어서”가 아니라 “있는데 아무도 안 봐서” </w:t>
+      </w:r>
+      <w:r>
+        <w:t>생긴다.</w:t>
       </w:r>
     </w:p>
     <w:p>
@@ -3555,149 +2297,10 @@
           <w:b/>
           <w:bCs/>
         </w:rPr>
-        <w:t xml:space="preserve">① </w:t>
-      </w:r>
-      <w:r>
-        <w:rPr>
-          <w:b/>
-          <w:bCs/>
-        </w:rPr>
-        <w:t>무엇을</w:t>
-      </w:r>
-      <w:r>
-        <w:rPr>
-          <w:b/>
-          <w:bCs/>
-        </w:rPr>
-        <w:t xml:space="preserve"> </w:t>
-      </w:r>
-      <w:r>
-        <w:rPr>
-          <w:b/>
-          <w:bCs/>
-        </w:rPr>
-        <w:t>로깅하나</w:t>
-      </w:r>
-      <w:r>
-        <w:rPr>
-          <w:b/>
-          <w:bCs/>
-        </w:rPr>
-        <w:t xml:space="preserve"> — </w:t>
-      </w:r>
-      <w:r>
-        <w:t>인증</w:t>
-      </w:r>
-      <w:r>
-        <w:t>(</w:t>
-      </w:r>
-      <w:r>
-        <w:t>로그인</w:t>
-      </w:r>
-      <w:r>
-        <w:t xml:space="preserve"> </w:t>
-      </w:r>
-      <w:r>
-        <w:t>성공</w:t>
-      </w:r>
-      <w:r>
-        <w:t>/</w:t>
-      </w:r>
-      <w:r>
-        <w:t>실패</w:t>
-      </w:r>
-      <w:r>
-        <w:t>·</w:t>
-      </w:r>
-      <w:r>
-        <w:t>로그아웃</w:t>
-      </w:r>
-      <w:r>
-        <w:t xml:space="preserve">), </w:t>
-      </w:r>
-      <w:r>
-        <w:t>인가</w:t>
-      </w:r>
-      <w:r>
-        <w:t xml:space="preserve"> </w:t>
-      </w:r>
-      <w:r>
-        <w:t>실패</w:t>
-      </w:r>
-      <w:r>
-        <w:t>(403·</w:t>
-      </w:r>
-      <w:r>
-        <w:t>권한</w:t>
-      </w:r>
-      <w:r>
-        <w:t xml:space="preserve"> </w:t>
-      </w:r>
-      <w:r>
-        <w:t>상승</w:t>
-      </w:r>
-      <w:r>
-        <w:t xml:space="preserve"> </w:t>
-      </w:r>
-      <w:r>
-        <w:t>시도</w:t>
-      </w:r>
-      <w:r>
-        <w:t xml:space="preserve">), </w:t>
-      </w:r>
-      <w:r>
-        <w:t>중요</w:t>
-      </w:r>
-      <w:r>
-        <w:t xml:space="preserve"> </w:t>
-      </w:r>
-      <w:r>
-        <w:t>데이터</w:t>
-      </w:r>
-      <w:r>
-        <w:t xml:space="preserve"> </w:t>
-      </w:r>
-      <w:r>
-        <w:t>변경</w:t>
-      </w:r>
-      <w:r>
-        <w:t>(</w:t>
-      </w:r>
-      <w:r>
-        <w:t>생성</w:t>
-      </w:r>
-      <w:r>
-        <w:t>/</w:t>
-      </w:r>
-      <w:r>
-        <w:t>수정</w:t>
-      </w:r>
-      <w:r>
-        <w:t>/</w:t>
-      </w:r>
-      <w:r>
-        <w:t>삭제</w:t>
-      </w:r>
-      <w:r>
-        <w:t>·</w:t>
-      </w:r>
-      <w:r>
-        <w:t>관리</w:t>
-      </w:r>
-      <w:r>
-        <w:t xml:space="preserve"> </w:t>
-      </w:r>
-      <w:r>
-        <w:t>작업</w:t>
-      </w:r>
-      <w:r>
-        <w:t xml:space="preserve">), </w:t>
-      </w:r>
-      <w:r>
-        <w:t>예외</w:t>
-      </w:r>
-      <w:r>
-        <w:t xml:space="preserve">. </w:t>
+        <w:t xml:space="preserve">① 무엇을 로깅하나 — </w:t>
+      </w:r>
+      <w:r>
+        <w:t xml:space="preserve">인증(로그인 성공/실패·로그아웃), 인가 실패(403·권한 상승 시도), 중요 데이터 변경(생성/수정/삭제·관리 작업), 예외. </w:t>
       </w:r>
     </w:p>
     <w:p>
@@ -3709,171 +2312,10 @@
           <w:b/>
           <w:bCs/>
         </w:rPr>
-        <w:t xml:space="preserve">② </w:t>
-      </w:r>
-      <w:r>
-        <w:rPr>
-          <w:b/>
-          <w:bCs/>
-        </w:rPr>
-        <w:t>로깅하면</w:t>
-      </w:r>
-      <w:r>
-        <w:rPr>
-          <w:b/>
-          <w:bCs/>
-        </w:rPr>
-        <w:t xml:space="preserve"> </w:t>
-      </w:r>
-      <w:r>
-        <w:rPr>
-          <w:b/>
-          <w:bCs/>
-        </w:rPr>
-        <w:t>안</w:t>
-      </w:r>
-      <w:r>
-        <w:rPr>
-          <w:b/>
-          <w:bCs/>
-        </w:rPr>
-        <w:t xml:space="preserve"> </w:t>
-      </w:r>
-      <w:r>
-        <w:rPr>
-          <w:b/>
-          <w:bCs/>
-        </w:rPr>
-        <w:t>되는</w:t>
-      </w:r>
-      <w:r>
-        <w:rPr>
-          <w:b/>
-          <w:bCs/>
-        </w:rPr>
-        <w:t xml:space="preserve"> </w:t>
-      </w:r>
-      <w:r>
-        <w:rPr>
-          <w:b/>
-          <w:bCs/>
-        </w:rPr>
-        <w:t>것</w:t>
-      </w:r>
-      <w:r>
-        <w:rPr>
-          <w:b/>
-          <w:bCs/>
-        </w:rPr>
-        <w:t xml:space="preserve"> — </w:t>
-      </w:r>
-      <w:r>
-        <w:t>비밀번호</w:t>
-      </w:r>
-      <w:r>
-        <w:t>·JWT·</w:t>
-      </w:r>
-      <w:r>
-        <w:t>세션</w:t>
-      </w:r>
-      <w:r>
-        <w:t>ID·</w:t>
-      </w:r>
-      <w:r>
-        <w:t>카드번호</w:t>
-      </w:r>
-      <w:r>
-        <w:t xml:space="preserve"> </w:t>
-      </w:r>
-      <w:r>
-        <w:t>등은</w:t>
-      </w:r>
-      <w:r>
-        <w:t xml:space="preserve"> </w:t>
-      </w:r>
-      <w:r>
-        <w:t>금지</w:t>
-      </w:r>
-      <w:r>
-        <w:t>(</w:t>
-      </w:r>
-      <w:r>
-        <w:t>로그</w:t>
-      </w:r>
-      <w:r>
-        <w:t xml:space="preserve"> </w:t>
-      </w:r>
-      <w:r>
-        <w:t>유출</w:t>
-      </w:r>
-      <w:r>
-        <w:t xml:space="preserve"> </w:t>
-      </w:r>
-      <w:r>
-        <w:t>시</w:t>
-      </w:r>
-      <w:r>
-        <w:t xml:space="preserve"> 2</w:t>
-      </w:r>
-      <w:r>
-        <w:t>차</w:t>
-      </w:r>
-      <w:r>
-        <w:t xml:space="preserve"> </w:t>
-      </w:r>
-      <w:r>
-        <w:t>피해</w:t>
-      </w:r>
-      <w:r>
-        <w:t xml:space="preserve">). </w:t>
-      </w:r>
-      <w:r>
-        <w:t>필요하면</w:t>
-      </w:r>
-      <w:r>
-        <w:t xml:space="preserve"> </w:t>
-      </w:r>
-      <w:r>
-        <w:t>마스킹</w:t>
-      </w:r>
-      <w:r>
-        <w:t>. “JWT</w:t>
-      </w:r>
-      <w:r>
-        <w:t>를</w:t>
-      </w:r>
-      <w:r>
-        <w:t xml:space="preserve"> </w:t>
-      </w:r>
-      <w:r>
-        <w:t>디버그</w:t>
-      </w:r>
-      <w:r>
-        <w:t xml:space="preserve"> </w:t>
-      </w:r>
-      <w:r>
-        <w:t>로그에</w:t>
-      </w:r>
-      <w:r>
-        <w:t xml:space="preserve"> </w:t>
-      </w:r>
-      <w:r>
-        <w:t>찍는</w:t>
-      </w:r>
-      <w:r>
-        <w:t xml:space="preserve">” </w:t>
-      </w:r>
-      <w:r>
-        <w:t>실수가</w:t>
-      </w:r>
-      <w:r>
-        <w:t xml:space="preserve"> </w:t>
-      </w:r>
-      <w:r>
-        <w:t>흔하다</w:t>
-      </w:r>
-      <w:r>
-        <w:t>.</w:t>
+        <w:t xml:space="preserve">② 로깅하면 안 되는 것 — </w:t>
+      </w:r>
+      <w:r>
+        <w:t xml:space="preserve">비밀번호·JWT·세션ID·카드번호 등은 금지(로그 유출 시 2차 피해). 필요하면 마스킹. “JWT를 디버그 로그에 찍는” 실수가 흔하다.</w:t>
       </w:r>
     </w:p>
     <w:p>
@@ -3885,121 +2327,10 @@
           <w:b/>
           <w:bCs/>
         </w:rPr>
-        <w:t xml:space="preserve">③ </w:t>
-      </w:r>
-      <w:r>
-        <w:rPr>
-          <w:b/>
-          <w:bCs/>
-        </w:rPr>
-        <w:t>어떻게</w:t>
-      </w:r>
-      <w:r>
-        <w:rPr>
-          <w:b/>
-          <w:bCs/>
-        </w:rPr>
-        <w:t>(</w:t>
-      </w:r>
-      <w:r>
-        <w:rPr>
-          <w:b/>
-          <w:bCs/>
-        </w:rPr>
-        <w:t>구조</w:t>
-      </w:r>
-      <w:r>
-        <w:rPr>
-          <w:b/>
-          <w:bCs/>
-        </w:rPr>
-        <w:t>·</w:t>
-      </w:r>
-      <w:r>
-        <w:rPr>
-          <w:b/>
-          <w:bCs/>
-        </w:rPr>
-        <w:t>중앙집중</w:t>
-      </w:r>
-      <w:r>
-        <w:rPr>
-          <w:b/>
-          <w:bCs/>
-        </w:rPr>
-        <w:t xml:space="preserve">) — </w:t>
-      </w:r>
-      <w:r>
-        <w:t>구조화</w:t>
-      </w:r>
-      <w:r>
-        <w:t xml:space="preserve"> </w:t>
-      </w:r>
-      <w:r>
-        <w:t>로깅</w:t>
-      </w:r>
-      <w:r>
-        <w:t xml:space="preserve">(JSON) + </w:t>
-      </w:r>
-      <w:r>
-        <w:t>타임스탬프</w:t>
-      </w:r>
-      <w:r>
-        <w:t>·</w:t>
-      </w:r>
-      <w:r>
-        <w:t>사용자</w:t>
-      </w:r>
-      <w:r>
-        <w:t>·IP·</w:t>
-      </w:r>
-      <w:r>
-        <w:t>상관</w:t>
-      </w:r>
-      <w:r>
-        <w:t xml:space="preserve">ID(MDC traceId). </w:t>
-      </w:r>
-      <w:r>
-        <w:t>여러</w:t>
-      </w:r>
-      <w:r>
-        <w:t xml:space="preserve"> </w:t>
-      </w:r>
-      <w:r>
-        <w:t>서버</w:t>
-      </w:r>
-      <w:r>
-        <w:t xml:space="preserve"> </w:t>
-      </w:r>
-      <w:r>
-        <w:t>로그를</w:t>
-      </w:r>
-      <w:r>
-        <w:t xml:space="preserve"> SIEM·ELK</w:t>
-      </w:r>
-      <w:r>
-        <w:t>로</w:t>
-      </w:r>
-      <w:r>
-        <w:t xml:space="preserve"> </w:t>
-      </w:r>
-      <w:r>
-        <w:t>중앙</w:t>
-      </w:r>
-      <w:r>
-        <w:t xml:space="preserve"> </w:t>
-      </w:r>
-      <w:r>
-        <w:t>집중해</w:t>
-      </w:r>
-      <w:r>
-        <w:t xml:space="preserve"> </w:t>
-      </w:r>
-      <w:r>
-        <w:t>상관분석한다</w:t>
-      </w:r>
-      <w:r>
-        <w:t>.</w:t>
+        <w:t xml:space="preserve">③ 어떻게(구조·중앙집중) — </w:t>
+      </w:r>
+      <w:r>
+        <w:t xml:space="preserve">구조화 로깅(JSON) + 타임스탬프·사용자·IP·상관ID(MDC traceId). 여러 서버 로그를 SIEM·ELK로 중앙 집중해 상관분석한다.</w:t>
       </w:r>
     </w:p>
     <w:p>
@@ -4011,158 +2342,10 @@
           <w:b/>
           <w:bCs/>
         </w:rPr>
-        <w:t xml:space="preserve">④ </w:t>
-      </w:r>
-      <w:r>
-        <w:rPr>
-          <w:b/>
-          <w:bCs/>
-        </w:rPr>
-        <w:t>탐지</w:t>
-      </w:r>
-      <w:r>
-        <w:rPr>
-          <w:b/>
-          <w:bCs/>
-        </w:rPr>
-        <w:t>·</w:t>
-      </w:r>
-      <w:r>
-        <w:rPr>
-          <w:b/>
-          <w:bCs/>
-        </w:rPr>
-        <w:t>경보</w:t>
-      </w:r>
-      <w:r>
-        <w:rPr>
-          <w:b/>
-          <w:bCs/>
-        </w:rPr>
-        <w:t xml:space="preserve"> — </w:t>
-      </w:r>
-      <w:r>
-        <w:t>다수</w:t>
-      </w:r>
-      <w:r>
-        <w:t xml:space="preserve"> </w:t>
-      </w:r>
-      <w:r>
-        <w:t>로그인</w:t>
-      </w:r>
-      <w:r>
-        <w:t xml:space="preserve"> </w:t>
-      </w:r>
-      <w:r>
-        <w:t>실패</w:t>
-      </w:r>
-      <w:r>
-        <w:t>(</w:t>
-      </w:r>
-      <w:r>
-        <w:t>무차별</w:t>
-      </w:r>
-      <w:r>
-        <w:t xml:space="preserve"> </w:t>
-      </w:r>
-      <w:r>
-        <w:t>대입</w:t>
-      </w:r>
-      <w:r>
-        <w:t>)·</w:t>
-      </w:r>
-      <w:r>
-        <w:t>비정상</w:t>
-      </w:r>
-      <w:r>
-        <w:t xml:space="preserve"> IP·</w:t>
-      </w:r>
-      <w:r>
-        <w:t>대량</w:t>
-      </w:r>
-      <w:r>
-        <w:t xml:space="preserve"> </w:t>
-      </w:r>
-      <w:r>
-        <w:t>조회</w:t>
-      </w:r>
-      <w:r>
-        <w:t xml:space="preserve">(enumeration) </w:t>
-      </w:r>
-      <w:r>
-        <w:t>규칙</w:t>
-      </w:r>
-      <w:r>
-        <w:t xml:space="preserve">, </w:t>
-      </w:r>
-      <w:r>
-        <w:t>임계치</w:t>
-      </w:r>
-      <w:r>
-        <w:t>+</w:t>
-      </w:r>
-      <w:r>
-        <w:t>이상탐지</w:t>
-      </w:r>
-      <w:r>
-        <w:t xml:space="preserve">, </w:t>
-      </w:r>
-      <w:r>
-        <w:t>담당자</w:t>
-      </w:r>
-      <w:r>
-        <w:t>·</w:t>
-      </w:r>
-      <w:r>
-        <w:t>온콜</w:t>
-      </w:r>
-      <w:r>
-        <w:t xml:space="preserve"> </w:t>
-      </w:r>
-      <w:r>
-        <w:t>연결</w:t>
-      </w:r>
-      <w:r>
-        <w:t xml:space="preserve">. </w:t>
-      </w:r>
-      <w:r>
-        <w:t>“</w:t>
-      </w:r>
-      <w:r>
-        <w:t>아무도</w:t>
-      </w:r>
-      <w:r>
-        <w:t xml:space="preserve"> </w:t>
-      </w:r>
-      <w:r>
-        <w:t>안</w:t>
-      </w:r>
-      <w:r>
-        <w:t xml:space="preserve"> </w:t>
-      </w:r>
-      <w:r>
-        <w:t>보는</w:t>
-      </w:r>
-      <w:r>
-        <w:t xml:space="preserve"> </w:t>
-      </w:r>
-      <w:r>
-        <w:t>경보</w:t>
-      </w:r>
-      <w:r>
-        <w:t>”</w:t>
-      </w:r>
-      <w:r>
-        <w:t>를</w:t>
-      </w:r>
-      <w:r>
-        <w:t xml:space="preserve"> </w:t>
-      </w:r>
-      <w:r>
-        <w:t>막는다</w:t>
-      </w:r>
-      <w:r>
-        <w:t>.</w:t>
+        <w:t xml:space="preserve">④ 탐지·경보 — </w:t>
+      </w:r>
+      <w:r>
+        <w:t xml:space="preserve">다수 로그인 실패(무차별 대입)·비정상 IP·대량 조회(enumeration) 규칙, 임계치+이상탐지, 담당자·온콜 연결. “아무도 안 보는 경보”를 막는다.</w:t>
       </w:r>
     </w:p>
     <w:p>
@@ -4174,136 +2357,10 @@
           <w:b/>
           <w:bCs/>
         </w:rPr>
-        <w:t xml:space="preserve">⑤ </w:t>
-      </w:r>
-      <w:r>
-        <w:rPr>
-          <w:b/>
-          <w:bCs/>
-        </w:rPr>
-        <w:t>보관</w:t>
-      </w:r>
-      <w:r>
-        <w:rPr>
-          <w:b/>
-          <w:bCs/>
-        </w:rPr>
-        <w:t>·</w:t>
-      </w:r>
-      <w:r>
-        <w:rPr>
-          <w:b/>
-          <w:bCs/>
-        </w:rPr>
-        <w:t>보호</w:t>
-      </w:r>
-      <w:r>
-        <w:rPr>
-          <w:b/>
-          <w:bCs/>
-        </w:rPr>
-        <w:t>·</w:t>
-      </w:r>
-      <w:r>
-        <w:rPr>
-          <w:b/>
-          <w:bCs/>
-        </w:rPr>
-        <w:t>대응</w:t>
-      </w:r>
-      <w:r>
-        <w:rPr>
-          <w:b/>
-          <w:bCs/>
-        </w:rPr>
-        <w:t xml:space="preserve"> — </w:t>
-      </w:r>
-      <w:r>
-        <w:t>90~180</w:t>
-      </w:r>
-      <w:r>
-        <w:t>일</w:t>
-      </w:r>
-      <w:r>
-        <w:t xml:space="preserve">+ </w:t>
-      </w:r>
-      <w:r>
-        <w:t>보관</w:t>
-      </w:r>
-      <w:r>
-        <w:t>, append-only·</w:t>
-      </w:r>
-      <w:r>
-        <w:t>접근제어로</w:t>
-      </w:r>
-      <w:r>
-        <w:t xml:space="preserve"> </w:t>
-      </w:r>
-      <w:r>
-        <w:t>무결성</w:t>
-      </w:r>
-      <w:r>
-        <w:t>(</w:t>
-      </w:r>
-      <w:r>
-        <w:t>공격자가</w:t>
-      </w:r>
-      <w:r>
-        <w:t xml:space="preserve"> </w:t>
-      </w:r>
-      <w:r>
-        <w:t>로그</w:t>
-      </w:r>
-      <w:r>
-        <w:t xml:space="preserve"> </w:t>
-      </w:r>
-      <w:r>
-        <w:t>삭제</w:t>
-      </w:r>
-      <w:r>
-        <w:t xml:space="preserve"> </w:t>
-      </w:r>
-      <w:r>
-        <w:t>못하게</w:t>
-      </w:r>
-      <w:r>
-        <w:t xml:space="preserve">), </w:t>
-      </w:r>
-      <w:r>
-        <w:t>경보</w:t>
-      </w:r>
-      <w:r>
-        <w:t>→</w:t>
-      </w:r>
-      <w:r>
-        <w:t>플레이북</w:t>
-      </w:r>
-      <w:r>
-        <w:t xml:space="preserve">/SOAR </w:t>
-      </w:r>
-      <w:r>
-        <w:t>연결</w:t>
-      </w:r>
-      <w:r>
-        <w:t xml:space="preserve">, </w:t>
-      </w:r>
-      <w:r>
-        <w:t>정기</w:t>
-      </w:r>
-      <w:r>
-        <w:t xml:space="preserve"> </w:t>
-      </w:r>
-      <w:r>
-        <w:t>탐지</w:t>
-      </w:r>
-      <w:r>
-        <w:t xml:space="preserve"> </w:t>
-      </w:r>
-      <w:r>
-        <w:t>훈련</w:t>
-      </w:r>
-      <w:r>
-        <w:t>.</w:t>
+        <w:t xml:space="preserve">⑤ 보관·보호·대응 — </w:t>
+      </w:r>
+      <w:r>
+        <w:t xml:space="preserve">90~180일+ 보관, append-only·접근제어로 무결성(공격자가 로그 삭제 못하게), 경보→플레이북/SOAR 연결, 정기 탐지 훈련.</w:t>
       </w:r>
     </w:p>
     <w:p>
@@ -4315,49 +2372,7 @@
           <w:b/>
           <w:bCs/>
         </w:rPr>
-        <w:t>이</w:t>
-      </w:r>
-      <w:r>
-        <w:rPr>
-          <w:b/>
-          <w:bCs/>
-        </w:rPr>
-        <w:t xml:space="preserve"> </w:t>
-      </w:r>
-      <w:r>
-        <w:rPr>
-          <w:b/>
-          <w:bCs/>
-        </w:rPr>
-        <w:t>앱</w:t>
-      </w:r>
-      <w:r>
-        <w:rPr>
-          <w:b/>
-          <w:bCs/>
-        </w:rPr>
-        <w:t xml:space="preserve">(Student_JWT) </w:t>
-      </w:r>
-      <w:r>
-        <w:rPr>
-          <w:b/>
-          <w:bCs/>
-        </w:rPr>
-        <w:t>실천</w:t>
-      </w:r>
-      <w:r>
-        <w:rPr>
-          <w:b/>
-          <w:bCs/>
-        </w:rPr>
-        <w:t xml:space="preserve"> </w:t>
-      </w:r>
-      <w:r>
-        <w:rPr>
-          <w:b/>
-          <w:bCs/>
-        </w:rPr>
-        <w:t>항목</w:t>
+        <w:t xml:space="preserve">이 앱(Student_JWT) 실천 항목</w:t>
       </w:r>
     </w:p>
     <w:p>
@@ -4372,49 +2387,7 @@
         <w:t xml:space="preserve">• </w:t>
       </w:r>
       <w:r>
-        <w:t>로그인</w:t>
-      </w:r>
-      <w:r>
-        <w:t xml:space="preserve"> </w:t>
-      </w:r>
-      <w:r>
-        <w:t>성공</w:t>
-      </w:r>
-      <w:r>
-        <w:t>/</w:t>
-      </w:r>
-      <w:r>
-        <w:t>실패</w:t>
-      </w:r>
-      <w:r>
-        <w:t xml:space="preserve"> </w:t>
-      </w:r>
-      <w:r>
-        <w:t>기록</w:t>
-      </w:r>
-      <w:r>
-        <w:t xml:space="preserve"> — Spring Security </w:t>
-      </w:r>
-      <w:r>
-        <w:t>인증</w:t>
-      </w:r>
-      <w:r>
-        <w:t xml:space="preserve"> </w:t>
-      </w:r>
-      <w:r>
-        <w:t>이벤트</w:t>
-      </w:r>
-      <w:r>
-        <w:t xml:space="preserve"> </w:t>
-      </w:r>
-      <w:r>
-        <w:t>리스너</w:t>
-      </w:r>
-      <w:r>
-        <w:t xml:space="preserve">(AuthenticationSuccess/FailureEvent) </w:t>
-      </w:r>
-      <w:r>
-        <w:t>추가</w:t>
+        <w:t xml:space="preserve">로그인 성공/실패 기록 — Spring Security 인증 이벤트 리스너(AuthenticationSuccess/FailureEvent) 추가</w:t>
       </w:r>
     </w:p>
     <w:p>
@@ -4429,49 +2402,7 @@
         <w:t xml:space="preserve">• </w:t>
       </w:r>
       <w:r>
-        <w:t>403·</w:t>
-      </w:r>
-      <w:r>
-        <w:t>예외</w:t>
-      </w:r>
-      <w:r>
-        <w:t xml:space="preserve"> </w:t>
-      </w:r>
-      <w:r>
-        <w:t>로깅</w:t>
-      </w:r>
-      <w:r>
-        <w:t xml:space="preserve"> — @RestControllerAdvice(De</w:t>
-      </w:r>
-      <w:r>
-        <w:t>faultExceptionAdvice)</w:t>
-      </w:r>
-      <w:r>
-        <w:t>에서</w:t>
-      </w:r>
-      <w:r>
-        <w:t xml:space="preserve"> </w:t>
-      </w:r>
-      <w:r>
-        <w:t>접근</w:t>
-      </w:r>
-      <w:r>
-        <w:t xml:space="preserve"> </w:t>
-      </w:r>
-      <w:r>
-        <w:t>거부</w:t>
-      </w:r>
-      <w:r>
-        <w:t>·</w:t>
-      </w:r>
-      <w:r>
-        <w:t>예외를</w:t>
-      </w:r>
-      <w:r>
-        <w:t xml:space="preserve"> </w:t>
-      </w:r>
-      <w:r>
-        <w:t>기록</w:t>
+        <w:t xml:space="preserve">403·예외 로깅 — @RestControllerAdvice(DefaultExceptionAdvice)에서 접근 거부·예외를 기록</w:t>
       </w:r>
     </w:p>
     <w:p>
@@ -4486,46 +2417,7 @@
         <w:t xml:space="preserve">• </w:t>
       </w:r>
       <w:r>
-        <w:t>민감정보</w:t>
-      </w:r>
-      <w:r>
-        <w:t xml:space="preserve"> </w:t>
-      </w:r>
-      <w:r>
-        <w:t>제외</w:t>
-      </w:r>
-      <w:r>
-        <w:t xml:space="preserve"> — JWT·</w:t>
-      </w:r>
-      <w:r>
-        <w:t>비밀번호를</w:t>
-      </w:r>
-      <w:r>
-        <w:t xml:space="preserve"> </w:t>
-      </w:r>
-      <w:r>
-        <w:t>로그에</w:t>
-      </w:r>
-      <w:r>
-        <w:t xml:space="preserve"> </w:t>
-      </w:r>
-      <w:r>
-        <w:t>남기지</w:t>
-      </w:r>
-      <w:r>
-        <w:t xml:space="preserve"> </w:t>
-      </w:r>
-      <w:r>
-        <w:t>않기</w:t>
-      </w:r>
-      <w:r>
-        <w:t>(</w:t>
-      </w:r>
-      <w:r>
-        <w:t>마스킹</w:t>
-      </w:r>
-      <w:r>
-        <w:t>)</w:t>
+        <w:t xml:space="preserve">민감정보 제외 — JWT·비밀번호를 로그에 남기지 않기(마스킹)</w:t>
       </w:r>
     </w:p>
     <w:p>
@@ -4540,34 +2432,7 @@
         <w:t xml:space="preserve">• </w:t>
       </w:r>
       <w:r>
-        <w:t>감사</w:t>
-      </w:r>
-      <w:r>
-        <w:t xml:space="preserve"> </w:t>
-      </w:r>
-      <w:r>
-        <w:t>이벤트</w:t>
-      </w:r>
-      <w:r>
-        <w:t>·</w:t>
-      </w:r>
-      <w:r>
-        <w:t>구조화</w:t>
-      </w:r>
-      <w:r>
-        <w:t xml:space="preserve"> </w:t>
-      </w:r>
-      <w:r>
-        <w:t>로깅</w:t>
-      </w:r>
-      <w:r>
-        <w:t xml:space="preserve"> — Actuator audit events, log4j2 JSON </w:t>
-      </w:r>
-      <w:r>
-        <w:t>레이아웃</w:t>
-      </w:r>
-      <w:r>
-        <w:t>+MDC traceId</w:t>
+        <w:t xml:space="preserve">감사 이벤트·구조화 로깅 — Actuator audit events, log4j2 JSON 레이아웃+MDC traceId</w:t>
       </w:r>
     </w:p>
     <w:p>
@@ -4580,143 +2445,10 @@
           <w:bCs/>
           <w:color w:val="1F3864"/>
         </w:rPr>
-        <w:t>한</w:t>
-      </w:r>
-      <w:r>
-        <w:rPr>
-          <w:b/>
-          <w:bCs/>
-          <w:color w:val="1F3864"/>
-        </w:rPr>
-        <w:t xml:space="preserve"> </w:t>
-      </w:r>
-      <w:r>
-        <w:rPr>
-          <w:b/>
-          <w:bCs/>
-          <w:color w:val="1F3864"/>
-        </w:rPr>
-        <w:t>줄</w:t>
-      </w:r>
-      <w:r>
-        <w:rPr>
-          <w:b/>
-          <w:bCs/>
-          <w:color w:val="1F3864"/>
-        </w:rPr>
-        <w:t xml:space="preserve"> </w:t>
-      </w:r>
-      <w:r>
-        <w:rPr>
-          <w:b/>
-          <w:bCs/>
-          <w:color w:val="1F3864"/>
-        </w:rPr>
-        <w:t>정리</w:t>
-      </w:r>
-      <w:r>
-        <w:rPr>
-          <w:b/>
-          <w:bCs/>
-          <w:color w:val="1F3864"/>
-        </w:rPr>
-        <w:t xml:space="preserve"> — </w:t>
-      </w:r>
-      <w:r>
-        <w:t>중요한</w:t>
-      </w:r>
-      <w:r>
-        <w:t xml:space="preserve"> </w:t>
-      </w:r>
-      <w:r>
-        <w:t>것을</w:t>
-      </w:r>
-      <w:r>
-        <w:t xml:space="preserve"> </w:t>
-      </w:r>
-      <w:r>
-        <w:t>남기고</w:t>
-      </w:r>
-      <w:r>
-        <w:t>(</w:t>
-      </w:r>
-      <w:r>
-        <w:t>민감정보는</w:t>
-      </w:r>
-      <w:r>
-        <w:t xml:space="preserve"> </w:t>
-      </w:r>
-      <w:r>
-        <w:t>빼고</w:t>
-      </w:r>
-      <w:r>
-        <w:t xml:space="preserve">) → </w:t>
-      </w:r>
-      <w:r>
-        <w:t>한</w:t>
-      </w:r>
-      <w:r>
-        <w:t xml:space="preserve"> </w:t>
-      </w:r>
-      <w:r>
-        <w:t>곳에</w:t>
-      </w:r>
-      <w:r>
-        <w:t xml:space="preserve"> </w:t>
-      </w:r>
-      <w:r>
-        <w:t>모아</w:t>
-      </w:r>
-      <w:r>
-        <w:t xml:space="preserve"> → </w:t>
-      </w:r>
-      <w:r>
-        <w:t>이상을</w:t>
-      </w:r>
-      <w:r>
-        <w:t xml:space="preserve"> </w:t>
-      </w:r>
-      <w:r>
-        <w:t>감지</w:t>
-      </w:r>
-      <w:r>
-        <w:t>·</w:t>
-      </w:r>
-      <w:r>
-        <w:t>경보하고</w:t>
-      </w:r>
-      <w:r>
-        <w:t xml:space="preserve"> → </w:t>
-      </w:r>
-      <w:r>
-        <w:t>안전하게</w:t>
-      </w:r>
-      <w:r>
-        <w:t xml:space="preserve"> </w:t>
-      </w:r>
-      <w:r>
-        <w:t>보관하며</w:t>
-      </w:r>
-      <w:r>
-        <w:t xml:space="preserve"> → </w:t>
-      </w:r>
-      <w:r>
-        <w:t>대응</w:t>
-      </w:r>
-      <w:r>
-        <w:t xml:space="preserve"> </w:t>
-      </w:r>
-      <w:r>
-        <w:t>절차와</w:t>
-      </w:r>
-      <w:r>
-        <w:t xml:space="preserve"> </w:t>
-      </w:r>
-      <w:r>
-        <w:t>연결한다</w:t>
-      </w:r>
-      <w:r>
-        <w:t>.</w:t>
+        <w:t xml:space="preserve">한 줄 정리 — </w:t>
+      </w:r>
+      <w:r>
+        <w:t xml:space="preserve">중요한 것을 남기고(민감정보는 빼고) → 한 곳에 모아 → 이상을 감지·경보하고 → 안전하게 보관하며 → 대응 절차와 연결한다.</w:t>
       </w:r>
     </w:p>
     <w:p>
@@ -4821,167 +2553,15 @@
           <w:bCs/>
           <w:color w:val="2E5496"/>
         </w:rPr>
-        <w:t>보충</w:t>
-      </w:r>
-      <w:r>
-        <w:rPr>
-          <w:b/>
-          <w:bCs/>
-          <w:color w:val="2E5496"/>
-        </w:rPr>
-        <w:t xml:space="preserve"> : </w:t>
-      </w:r>
-      <w:r>
-        <w:rPr>
-          <w:b/>
-          <w:bCs/>
-          <w:color w:val="2E5496"/>
-        </w:rPr>
-        <w:t>오류</w:t>
-      </w:r>
-      <w:r>
-        <w:rPr>
-          <w:b/>
-          <w:bCs/>
-          <w:color w:val="2E5496"/>
-        </w:rPr>
-        <w:t xml:space="preserve"> </w:t>
-      </w:r>
-      <w:r>
-        <w:rPr>
-          <w:b/>
-          <w:bCs/>
-          <w:color w:val="2E5496"/>
-        </w:rPr>
-        <w:t>메시지</w:t>
-      </w:r>
-      <w:r>
-        <w:rPr>
-          <w:b/>
-          <w:bCs/>
-          <w:color w:val="2E5496"/>
-        </w:rPr>
-        <w:t xml:space="preserve"> </w:t>
-      </w:r>
-      <w:r>
-        <w:rPr>
-          <w:b/>
-          <w:bCs/>
-          <w:color w:val="2E5496"/>
-        </w:rPr>
-        <w:t>숨김의</w:t>
-      </w:r>
-      <w:r>
-        <w:rPr>
-          <w:b/>
-          <w:bCs/>
-          <w:color w:val="2E5496"/>
-        </w:rPr>
-        <w:t xml:space="preserve"> </w:t>
-      </w:r>
-      <w:r>
-        <w:rPr>
-          <w:b/>
-          <w:bCs/>
-          <w:color w:val="2E5496"/>
-        </w:rPr>
-        <w:t>두</w:t>
-      </w:r>
-      <w:r>
-        <w:rPr>
-          <w:b/>
-          <w:bCs/>
-          <w:color w:val="2E5496"/>
-        </w:rPr>
-        <w:t xml:space="preserve"> </w:t>
-      </w:r>
-      <w:r>
-        <w:rPr>
-          <w:b/>
-          <w:bCs/>
-          <w:color w:val="2E5496"/>
-        </w:rPr>
-        <w:t>층</w:t>
-      </w:r>
-    </w:p>
-    <w:p>
-      <w:pPr>
-        <w:spacing w:after="90" w:line="272" w:lineRule="auto"/>
-      </w:pPr>
-      <w:r>
-        <w:t>"</w:t>
-      </w:r>
-      <w:r>
-        <w:t>오류</w:t>
-      </w:r>
-      <w:r>
-        <w:t xml:space="preserve"> </w:t>
-      </w:r>
-      <w:r>
-        <w:t>메시지</w:t>
-      </w:r>
-      <w:r>
-        <w:t xml:space="preserve"> </w:t>
-      </w:r>
-      <w:r>
-        <w:t>숨김</w:t>
-      </w:r>
-      <w:r>
-        <w:t>"</w:t>
-      </w:r>
-      <w:r>
-        <w:t>은</w:t>
-      </w:r>
-      <w:r>
-        <w:t xml:space="preserve"> </w:t>
-      </w:r>
-      <w:r>
-        <w:t>한</w:t>
-      </w:r>
-      <w:r>
-        <w:t xml:space="preserve"> </w:t>
-      </w:r>
-      <w:r>
-        <w:t>가지</w:t>
-      </w:r>
-      <w:r>
-        <w:t xml:space="preserve"> </w:t>
-      </w:r>
-      <w:r>
-        <w:t>설정이</w:t>
-      </w:r>
-      <w:r>
-        <w:t xml:space="preserve"> </w:t>
-      </w:r>
-      <w:r>
-        <w:t>아니라</w:t>
-      </w:r>
-      <w:r>
-        <w:t xml:space="preserve"> </w:t>
-      </w:r>
-      <w:r>
-        <w:t>두</w:t>
-      </w:r>
-      <w:r>
-        <w:t xml:space="preserve"> </w:t>
-      </w:r>
-      <w:r>
-        <w:t>층으로</w:t>
-      </w:r>
-      <w:r>
-        <w:t xml:space="preserve"> </w:t>
-      </w:r>
-      <w:r>
-        <w:t>이해해야</w:t>
-      </w:r>
-      <w:r>
-        <w:t xml:space="preserve"> </w:t>
-      </w:r>
-      <w:r>
-        <w:t>한다</w:t>
-      </w:r>
-      <w:r>
-        <w:t>.</w:t>
+        <w:t xml:space="preserve">보충 : 오류 메시지 숨김의 두 층</w:t>
+      </w:r>
+    </w:p>
+    <w:p>
+      <w:pPr>
+        <w:spacing w:after="90" w:line="272" w:lineRule="auto"/>
+      </w:pPr>
+      <w:r>
+        <w:t xml:space="preserve">"오류 메시지 숨김"은 한 가지 설정이 아니라 두 층으로 이해해야 한다.</w:t>
       </w:r>
     </w:p>
     <w:p>
@@ -5003,201 +2583,15 @@
           <w:bCs/>
         </w:rPr>
         <w:lastRenderedPageBreak/>
-        <w:t>층</w:t>
-      </w:r>
-      <w:r>
-        <w:rPr>
-          <w:b/>
-          <w:bCs/>
-        </w:rPr>
-        <w:t xml:space="preserve"> 1 — Spring Boot </w:t>
-      </w:r>
-      <w:r>
-        <w:rPr>
-          <w:b/>
-          <w:bCs/>
-        </w:rPr>
-        <w:t>기본</w:t>
-      </w:r>
-      <w:r>
-        <w:rPr>
-          <w:b/>
-          <w:bCs/>
-        </w:rPr>
-        <w:t xml:space="preserve"> </w:t>
-      </w:r>
-      <w:r>
-        <w:rPr>
-          <w:b/>
-          <w:bCs/>
-        </w:rPr>
-        <w:t>오류</w:t>
-      </w:r>
-      <w:r>
-        <w:rPr>
-          <w:b/>
-          <w:bCs/>
-        </w:rPr>
-        <w:t xml:space="preserve"> </w:t>
-      </w:r>
-      <w:r>
-        <w:rPr>
-          <w:b/>
-          <w:bCs/>
-        </w:rPr>
-        <w:t>처리기</w:t>
-      </w:r>
-    </w:p>
-    <w:p>
-      <w:pPr>
-        <w:spacing w:after="90" w:line="272" w:lineRule="auto"/>
-      </w:pPr>
-      <w:r>
-        <w:t xml:space="preserve">server.error </w:t>
-      </w:r>
-      <w:r>
-        <w:t>설정은</w:t>
-      </w:r>
-      <w:r>
-        <w:t xml:space="preserve"> @ControllerAdvice</w:t>
-      </w:r>
-      <w:r>
-        <w:t>가</w:t>
-      </w:r>
-      <w:r>
-        <w:t xml:space="preserve"> </w:t>
-      </w:r>
-      <w:r>
-        <w:t>잡지</w:t>
-      </w:r>
-      <w:r>
-        <w:t xml:space="preserve"> </w:t>
-      </w:r>
-      <w:r>
-        <w:t>못한</w:t>
-      </w:r>
-      <w:r>
-        <w:t xml:space="preserve"> </w:t>
-      </w:r>
-      <w:r>
-        <w:t>오류</w:t>
-      </w:r>
-      <w:r>
-        <w:t>(</w:t>
-      </w:r>
-      <w:r>
-        <w:t>매핑</w:t>
-      </w:r>
-      <w:r>
-        <w:t xml:space="preserve"> </w:t>
-      </w:r>
-      <w:r>
-        <w:t>안</w:t>
-      </w:r>
-      <w:r>
-        <w:t xml:space="preserve"> </w:t>
-      </w:r>
-      <w:r>
-        <w:t>된</w:t>
-      </w:r>
-      <w:r>
-        <w:t xml:space="preserve"> </w:t>
-      </w:r>
-      <w:r>
-        <w:t>경로의</w:t>
-      </w:r>
-      <w:r>
-        <w:t xml:space="preserve"> 500 </w:t>
-      </w:r>
-      <w:r>
-        <w:t>등</w:t>
-      </w:r>
-      <w:r>
-        <w:t>)</w:t>
-      </w:r>
-      <w:r>
-        <w:t>의</w:t>
-      </w:r>
-      <w:r>
-        <w:t xml:space="preserve"> </w:t>
-      </w:r>
-      <w:r>
-        <w:t>기본</w:t>
-      </w:r>
-      <w:r>
-        <w:t xml:space="preserve"> </w:t>
-      </w:r>
-      <w:r>
-        <w:t>응답을</w:t>
-      </w:r>
-      <w:r>
-        <w:t xml:space="preserve"> </w:t>
-      </w:r>
-      <w:r>
-        <w:t>통제한다</w:t>
-      </w:r>
-      <w:r>
-        <w:t xml:space="preserve">. </w:t>
-      </w:r>
-      <w:r>
-        <w:t>최신</w:t>
-      </w:r>
-      <w:r>
-        <w:t xml:space="preserve"> Spring Boot(2.3+)</w:t>
-      </w:r>
-      <w:r>
-        <w:t>는</w:t>
-      </w:r>
-      <w:r>
-        <w:t xml:space="preserve"> </w:t>
-      </w:r>
-      <w:r>
-        <w:t>이</w:t>
-      </w:r>
-      <w:r>
-        <w:t xml:space="preserve"> </w:t>
-      </w:r>
-      <w:r>
-        <w:t>값이</w:t>
-      </w:r>
-      <w:r>
-        <w:t xml:space="preserve"> </w:t>
-      </w:r>
-      <w:r>
-        <w:t>이미</w:t>
-      </w:r>
-      <w:r>
-        <w:t xml:space="preserve"> never </w:t>
-      </w:r>
-      <w:r>
-        <w:t>가</w:t>
-      </w:r>
-      <w:r>
-        <w:t xml:space="preserve"> </w:t>
-      </w:r>
-      <w:r>
-        <w:t>기본이다</w:t>
-      </w:r>
-      <w:r>
-        <w:t>(</w:t>
-      </w:r>
-      <w:r>
-        <w:t>명시하면</w:t>
-      </w:r>
-      <w:r>
-        <w:t xml:space="preserve"> </w:t>
-      </w:r>
-      <w:r>
-        <w:t>의도</w:t>
-      </w:r>
-      <w:r>
-        <w:t xml:space="preserve"> </w:t>
-      </w:r>
-      <w:r>
-        <w:t>문서화</w:t>
-      </w:r>
-      <w:r>
-        <w:t>).</w:t>
+        <w:t xml:space="preserve">층 1 — Spring Boot 기본 오류 처리기</w:t>
+      </w:r>
+    </w:p>
+    <w:p>
+      <w:pPr>
+        <w:spacing w:after="90" w:line="272" w:lineRule="auto"/>
+      </w:pPr>
+      <w:r>
+        <w:t xml:space="preserve">server.error 설정은 @ControllerAdvice가 잡지 못한 오류(매핑 안 된 경로의 500 등)의 기본 응답을 통제한다. 최신 Spring Boot(2.3+)는 이 값이 이미 never 가 기본이다(명시하면 의도 문서화).</w:t>
       </w:r>
     </w:p>
     <w:p>
@@ -5214,47 +2608,7 @@
           <w:sz w:val="18"/>
           <w:szCs w:val="18"/>
         </w:rPr>
-        <w:t xml:space="preserve">server.error.include-stacktrace=never   # </w:t>
-      </w:r>
-      <w:r>
-        <w:rPr>
-          <w:rFonts w:ascii="Consolas" w:hAnsi="Consolas"/>
-          <w:sz w:val="18"/>
-          <w:szCs w:val="18"/>
-        </w:rPr>
-        <w:t>스택트레이스</w:t>
-      </w:r>
-      <w:r>
-        <w:rPr>
-          <w:rFonts w:ascii="Consolas" w:hAnsi="Consolas"/>
-          <w:sz w:val="18"/>
-          <w:szCs w:val="18"/>
-        </w:rPr>
-        <w:t xml:space="preserve"> </w:t>
-      </w:r>
-      <w:r>
-        <w:rPr>
-          <w:rFonts w:ascii="Consolas" w:hAnsi="Consolas"/>
-          <w:sz w:val="18"/>
-          <w:szCs w:val="18"/>
-        </w:rPr>
-        <w:t>노출</w:t>
-      </w:r>
-      <w:r>
-        <w:rPr>
-          <w:rFonts w:ascii="Consolas" w:hAnsi="Consolas"/>
-          <w:sz w:val="18"/>
-          <w:szCs w:val="18"/>
-        </w:rPr>
-        <w:t xml:space="preserve"> </w:t>
-      </w:r>
-      <w:r>
-        <w:rPr>
-          <w:rFonts w:ascii="Consolas" w:hAnsi="Consolas"/>
-          <w:sz w:val="18"/>
-          <w:szCs w:val="18"/>
-        </w:rPr>
-        <w:t>끄기</w:t>
+        <w:t xml:space="preserve">server.error.include-stacktrace=never   # 스택트레이스 노출 끄기</w:t>
       </w:r>
     </w:p>
     <w:p>
@@ -5271,239 +2625,27 @@
           <w:sz w:val="18"/>
           <w:szCs w:val="18"/>
         </w:rPr>
-        <w:t xml:space="preserve">server.error.include-message=never       # </w:t>
-      </w:r>
-      <w:r>
-        <w:rPr>
-          <w:rFonts w:ascii="Consolas" w:hAnsi="Consolas"/>
-          <w:sz w:val="18"/>
-          <w:szCs w:val="18"/>
-        </w:rPr>
-        <w:t>예외</w:t>
-      </w:r>
-      <w:r>
-        <w:rPr>
-          <w:rFonts w:ascii="Consolas" w:hAnsi="Consolas"/>
-          <w:sz w:val="18"/>
-          <w:szCs w:val="18"/>
-        </w:rPr>
-        <w:t xml:space="preserve"> </w:t>
-      </w:r>
-      <w:r>
-        <w:rPr>
-          <w:rFonts w:ascii="Consolas" w:hAnsi="Consolas"/>
-          <w:sz w:val="18"/>
-          <w:szCs w:val="18"/>
-        </w:rPr>
-        <w:t>메시지</w:t>
-      </w:r>
-      <w:r>
-        <w:rPr>
-          <w:rFonts w:ascii="Consolas" w:hAnsi="Consolas"/>
-          <w:sz w:val="18"/>
-          <w:szCs w:val="18"/>
-        </w:rPr>
-        <w:t xml:space="preserve"> </w:t>
-      </w:r>
-      <w:r>
-        <w:rPr>
-          <w:rFonts w:ascii="Consolas" w:hAnsi="Consolas"/>
-          <w:sz w:val="18"/>
-          <w:szCs w:val="18"/>
-        </w:rPr>
-        <w:t>노출</w:t>
-      </w:r>
-      <w:r>
-        <w:rPr>
-          <w:rFonts w:ascii="Consolas" w:hAnsi="Consolas"/>
-          <w:sz w:val="18"/>
-          <w:szCs w:val="18"/>
-        </w:rPr>
-        <w:t xml:space="preserve"> </w:t>
-      </w:r>
-      <w:r>
-        <w:rPr>
-          <w:rFonts w:ascii="Consolas" w:hAnsi="Consolas"/>
-          <w:sz w:val="18"/>
-          <w:szCs w:val="18"/>
-        </w:rPr>
-        <w:t>끄기</w:t>
-      </w:r>
-    </w:p>
-    <w:p>
-      <w:pPr>
-        <w:spacing w:after="90" w:line="272" w:lineRule="auto"/>
-      </w:pPr>
-      <w:r>
-        <w:rPr>
-          <w:b/>
-          <w:bCs/>
-        </w:rPr>
-        <w:t>층</w:t>
-      </w:r>
-      <w:r>
-        <w:rPr>
-          <w:b/>
-          <w:bCs/>
-        </w:rPr>
-        <w:t xml:space="preserve"> 2 — @RestControllerAdvice (</w:t>
-      </w:r>
-      <w:r>
-        <w:rPr>
-          <w:b/>
-          <w:bCs/>
-        </w:rPr>
-        <w:t>이</w:t>
-      </w:r>
-      <w:r>
-        <w:rPr>
-          <w:b/>
-          <w:bCs/>
-        </w:rPr>
-        <w:t xml:space="preserve"> </w:t>
-      </w:r>
-      <w:r>
-        <w:rPr>
-          <w:b/>
-          <w:bCs/>
-        </w:rPr>
-        <w:t>앱의</w:t>
-      </w:r>
-      <w:r>
-        <w:rPr>
-          <w:b/>
-          <w:bCs/>
-        </w:rPr>
-        <w:t xml:space="preserve"> </w:t>
-      </w:r>
-      <w:r>
-        <w:rPr>
-          <w:b/>
-          <w:bCs/>
-        </w:rPr>
-        <w:t>실제</w:t>
-      </w:r>
-      <w:r>
-        <w:rPr>
-          <w:b/>
-          <w:bCs/>
-        </w:rPr>
-        <w:t xml:space="preserve"> </w:t>
-      </w:r>
-      <w:r>
-        <w:rPr>
-          <w:b/>
-          <w:bCs/>
-        </w:rPr>
-        <w:t>처리</w:t>
-      </w:r>
-      <w:r>
-        <w:rPr>
-          <w:b/>
-          <w:bCs/>
-        </w:rPr>
-        <w:t>)</w:t>
-      </w:r>
-    </w:p>
-    <w:p>
-      <w:pPr>
-        <w:spacing w:after="90" w:line="272" w:lineRule="auto"/>
-      </w:pPr>
-      <w:r>
-        <w:t>이</w:t>
-      </w:r>
-      <w:r>
-        <w:t xml:space="preserve"> </w:t>
-      </w:r>
-      <w:r>
-        <w:t>앱은</w:t>
-      </w:r>
-      <w:r>
-        <w:t xml:space="preserve"> </w:t>
-      </w:r>
-      <w:r>
-        <w:t>대부분의</w:t>
-      </w:r>
-      <w:r>
-        <w:t xml:space="preserve"> </w:t>
-      </w:r>
-      <w:r>
-        <w:t>예외를</w:t>
-      </w:r>
-      <w:r>
-        <w:t xml:space="preserve"> DefaultExceptionAdvice </w:t>
-      </w:r>
-      <w:r>
-        <w:t>로</w:t>
-      </w:r>
-      <w:r>
-        <w:t xml:space="preserve"> </w:t>
-      </w:r>
-      <w:r>
-        <w:t>직접</w:t>
-      </w:r>
-      <w:r>
-        <w:t xml:space="preserve"> </w:t>
-      </w:r>
-      <w:r>
-        <w:t>처리한다</w:t>
-      </w:r>
-      <w:r>
-        <w:t xml:space="preserve">. </w:t>
-      </w:r>
-      <w:r>
-        <w:t>이</w:t>
-      </w:r>
-      <w:r>
-        <w:t xml:space="preserve"> </w:t>
-      </w:r>
-      <w:r>
-        <w:t>경우</w:t>
-      </w:r>
-      <w:r>
-        <w:t xml:space="preserve"> </w:t>
-      </w:r>
-      <w:r>
-        <w:t>위</w:t>
-      </w:r>
-      <w:r>
-        <w:t xml:space="preserve"> server.error </w:t>
-      </w:r>
-      <w:r>
-        <w:t>설정을</w:t>
-      </w:r>
-      <w:r>
-        <w:t xml:space="preserve"> </w:t>
-      </w:r>
-      <w:r>
-        <w:t>우회하고</w:t>
-      </w:r>
-      <w:r>
-        <w:t>, advice</w:t>
-      </w:r>
-      <w:r>
-        <w:t>가</w:t>
-      </w:r>
-      <w:r>
-        <w:t xml:space="preserve"> </w:t>
-      </w:r>
-      <w:r>
-        <w:t>만든</w:t>
-      </w:r>
-      <w:r>
-        <w:t xml:space="preserve"> </w:t>
-      </w:r>
-      <w:r>
-        <w:t>응답이</w:t>
-      </w:r>
-      <w:r>
-        <w:t xml:space="preserve"> </w:t>
-      </w:r>
-      <w:r>
-        <w:t>나간다</w:t>
-      </w:r>
-      <w:r>
-        <w:t>.</w:t>
+        <w:t xml:space="preserve">server.error.include-message=never       # 예외 메시지 노출 끄기</w:t>
+      </w:r>
+    </w:p>
+    <w:p>
+      <w:pPr>
+        <w:spacing w:after="90" w:line="272" w:lineRule="auto"/>
+      </w:pPr>
+      <w:r>
+        <w:rPr>
+          <w:b/>
+          <w:bCs/>
+        </w:rPr>
+        <w:t xml:space="preserve">층 2 — @RestControllerAdvice (이 앱의 실제 처리)</w:t>
+      </w:r>
+    </w:p>
+    <w:p>
+      <w:pPr>
+        <w:spacing w:after="90" w:line="272" w:lineRule="auto"/>
+      </w:pPr>
+      <w:r>
+        <w:t xml:space="preserve">이 앱은 대부분의 예외를 DefaultExceptionAdvice 로 직접 처리한다. 이 경우 위 server.error 설정을 우회하고, advice가 만든 응답이 나간다.</w:t>
       </w:r>
     </w:p>
     <w:p>
@@ -5516,140 +2658,10 @@
           <w:bCs/>
           <w:color w:val="C00000"/>
         </w:rPr>
-        <w:t>이</w:t>
-      </w:r>
-      <w:r>
-        <w:rPr>
-          <w:b/>
-          <w:bCs/>
-          <w:color w:val="C00000"/>
-        </w:rPr>
-        <w:t xml:space="preserve"> </w:t>
-      </w:r>
-      <w:r>
-        <w:rPr>
-          <w:b/>
-          <w:bCs/>
-          <w:color w:val="C00000"/>
-        </w:rPr>
-        <w:t>앱</w:t>
-      </w:r>
-      <w:r>
-        <w:rPr>
-          <w:b/>
-          <w:bCs/>
-          <w:color w:val="C00000"/>
-        </w:rPr>
-        <w:t xml:space="preserve"> </w:t>
-      </w:r>
-      <w:r>
-        <w:rPr>
-          <w:b/>
-          <w:bCs/>
-          <w:color w:val="C00000"/>
-        </w:rPr>
-        <w:t>이슈</w:t>
-      </w:r>
-      <w:r>
-        <w:rPr>
-          <w:b/>
-          <w:bCs/>
-          <w:color w:val="C00000"/>
-        </w:rPr>
-        <w:t xml:space="preserve"> — </w:t>
-      </w:r>
-      <w:r>
-        <w:t xml:space="preserve">500(RuntimeException) </w:t>
-      </w:r>
-      <w:r>
-        <w:t>핸들러가</w:t>
-      </w:r>
-      <w:r>
-        <w:t xml:space="preserve"> e.getMessage() </w:t>
-      </w:r>
-      <w:r>
-        <w:t>를</w:t>
-      </w:r>
-      <w:r>
-        <w:t xml:space="preserve"> </w:t>
-      </w:r>
-      <w:r>
-        <w:t>그대로</w:t>
-      </w:r>
-      <w:r>
-        <w:t xml:space="preserve"> </w:t>
-      </w:r>
-      <w:r>
-        <w:t>응답에</w:t>
-      </w:r>
-      <w:r>
-        <w:t xml:space="preserve"> </w:t>
-      </w:r>
-      <w:r>
-        <w:t>담는다</w:t>
-      </w:r>
-      <w:r>
-        <w:t xml:space="preserve">. </w:t>
-      </w:r>
-      <w:r>
-        <w:t>내부</w:t>
-      </w:r>
-      <w:r>
-        <w:t xml:space="preserve"> </w:t>
-      </w:r>
-      <w:r>
-        <w:t>오류</w:t>
-      </w:r>
-      <w:r>
-        <w:t xml:space="preserve">(SQL </w:t>
-      </w:r>
-      <w:r>
-        <w:t>오류</w:t>
-      </w:r>
-      <w:r>
-        <w:t xml:space="preserve">·NPE </w:t>
-      </w:r>
-      <w:r>
-        <w:t>메시지</w:t>
-      </w:r>
-      <w:r>
-        <w:t xml:space="preserve"> </w:t>
-      </w:r>
-      <w:r>
-        <w:t>등</w:t>
-      </w:r>
-      <w:r>
-        <w:t>)</w:t>
-      </w:r>
-      <w:r>
-        <w:t>가</w:t>
-      </w:r>
-      <w:r>
-        <w:t xml:space="preserve"> </w:t>
-      </w:r>
-      <w:r>
-        <w:t>클라이언트에</w:t>
-      </w:r>
-      <w:r>
-        <w:t xml:space="preserve"> </w:t>
-      </w:r>
-      <w:r>
-        <w:t>노출될</w:t>
-      </w:r>
-      <w:r>
-        <w:t xml:space="preserve"> </w:t>
-      </w:r>
-      <w:r>
-        <w:t>수</w:t>
-      </w:r>
-      <w:r>
-        <w:t xml:space="preserve"> </w:t>
-      </w:r>
-      <w:r>
-        <w:t>있다</w:t>
-      </w:r>
-      <w:r>
-        <w:t>.</w:t>
+        <w:t xml:space="preserve">이 앱 이슈 — </w:t>
+      </w:r>
+      <w:r>
+        <w:t xml:space="preserve">500(RuntimeException) 핸들러가 e.getMessage() 를 그대로 응답에 담는다. 내부 오류(SQL 오류·NPE 메시지 등)가 클라이언트에 노출될 수 있다.</w:t>
       </w:r>
     </w:p>
     <w:p>
@@ -5698,47 +2710,7 @@
           <w:sz w:val="18"/>
           <w:szCs w:val="18"/>
         </w:rPr>
-        <w:t xml:space="preserve">    errorObject.setMessage(e.getMessage());  // &lt;- </w:t>
-      </w:r>
-      <w:r>
-        <w:rPr>
-          <w:rFonts w:ascii="Consolas" w:hAnsi="Consolas"/>
-          <w:sz w:val="18"/>
-          <w:szCs w:val="18"/>
-        </w:rPr>
-        <w:t>내부</w:t>
-      </w:r>
-      <w:r>
-        <w:rPr>
-          <w:rFonts w:ascii="Consolas" w:hAnsi="Consolas"/>
-          <w:sz w:val="18"/>
-          <w:szCs w:val="18"/>
-        </w:rPr>
-        <w:t xml:space="preserve"> </w:t>
-      </w:r>
-      <w:r>
-        <w:rPr>
-          <w:rFonts w:ascii="Consolas" w:hAnsi="Consolas"/>
-          <w:sz w:val="18"/>
-          <w:szCs w:val="18"/>
-        </w:rPr>
-        <w:t>메시지가</w:t>
-      </w:r>
-      <w:r>
-        <w:rPr>
-          <w:rFonts w:ascii="Consolas" w:hAnsi="Consolas"/>
-          <w:sz w:val="18"/>
-          <w:szCs w:val="18"/>
-        </w:rPr>
-        <w:t xml:space="preserve"> </w:t>
-      </w:r>
-      <w:r>
-        <w:rPr>
-          <w:rFonts w:ascii="Consolas" w:hAnsi="Consolas"/>
-          <w:sz w:val="18"/>
-          <w:szCs w:val="18"/>
-        </w:rPr>
-        <w:t>클라이언트로</w:t>
+        <w:t xml:space="preserve">    errorObject.setMessage(e.getMessage());  // &lt;- 내부 메시지가 클라이언트로</w:t>
       </w:r>
     </w:p>
     <w:p>
@@ -5800,192 +2772,27 @@
           <w:bCs/>
           <w:color w:val="1F3864"/>
         </w:rPr>
-        <w:t>원칙</w:t>
-      </w:r>
-      <w:r>
-        <w:rPr>
-          <w:b/>
-          <w:bCs/>
-          <w:color w:val="1F3864"/>
-        </w:rPr>
-        <w:t xml:space="preserve"> — </w:t>
-      </w:r>
-      <w:r>
-        <w:t>외부</w:t>
-      </w:r>
-      <w:r>
-        <w:t>(</w:t>
-      </w:r>
-      <w:r>
-        <w:t>클라이언트</w:t>
-      </w:r>
-      <w:r>
-        <w:t>)</w:t>
-      </w:r>
-      <w:r>
-        <w:t>엔</w:t>
-      </w:r>
-      <w:r>
-        <w:t xml:space="preserve"> </w:t>
-      </w:r>
-      <w:r>
-        <w:t>일반</w:t>
-      </w:r>
-      <w:r>
-        <w:t xml:space="preserve"> </w:t>
-      </w:r>
-      <w:r>
-        <w:t>메시지</w:t>
-      </w:r>
-      <w:r>
-        <w:t xml:space="preserve"> + </w:t>
-      </w:r>
-      <w:r>
-        <w:t>상관</w:t>
-      </w:r>
-      <w:r>
-        <w:t xml:space="preserve">ID(traceId), </w:t>
-      </w:r>
-      <w:r>
-        <w:t>내부</w:t>
-      </w:r>
-      <w:r>
-        <w:t>(</w:t>
-      </w:r>
-      <w:r>
-        <w:t>로그</w:t>
-      </w:r>
-      <w:r>
-        <w:t>)</w:t>
-      </w:r>
-      <w:r>
-        <w:t>엔</w:t>
-      </w:r>
-      <w:r>
-        <w:t xml:space="preserve"> </w:t>
-      </w:r>
-      <w:r>
-        <w:t>상세</w:t>
-      </w:r>
-      <w:r>
-        <w:t xml:space="preserve"> </w:t>
-      </w:r>
-      <w:r>
-        <w:t>예외</w:t>
-      </w:r>
-      <w:r>
-        <w:t>·</w:t>
-      </w:r>
-      <w:r>
-        <w:t>스택트레이스를</w:t>
-      </w:r>
-      <w:r>
-        <w:t xml:space="preserve"> </w:t>
-      </w:r>
-      <w:r>
-        <w:t>남긴다</w:t>
-      </w:r>
-      <w:r>
-        <w:t xml:space="preserve">. </w:t>
-      </w:r>
-    </w:p>
-    <w:p>
-      <w:pPr>
-        <w:spacing w:after="90" w:line="272" w:lineRule="auto"/>
-      </w:pPr>
-      <w:r>
-        <w:rPr>
-          <w:b/>
-          <w:bCs/>
-        </w:rPr>
-        <w:t>참고</w:t>
-      </w:r>
-      <w:r>
-        <w:rPr>
-          <w:b/>
-          <w:bCs/>
-        </w:rPr>
-        <w:t xml:space="preserve"> — </w:t>
+        <w:t xml:space="preserve">원칙 — </w:t>
+      </w:r>
+      <w:r>
+        <w:t xml:space="preserve">외부(클라이언트)엔 일반 메시지 + 상관ID(traceId), 내부(로그)엔 상세 예외·스택트레이스를 남긴다. </w:t>
+      </w:r>
+    </w:p>
+    <w:p>
+      <w:pPr>
+        <w:spacing w:after="90" w:line="272" w:lineRule="auto"/>
+      </w:pPr>
+      <w:r>
+        <w:rPr>
+          <w:b/>
+          <w:bCs/>
+        </w:rPr>
+        <w:t xml:space="preserve">참고 — </w:t>
       </w:r>
       <w:bookmarkStart w:id="0" w:name="_GoBack"/>
       <w:bookmarkEnd w:id="0"/>
       <w:r>
-        <w:t>실제</w:t>
-      </w:r>
-      <w:r>
-        <w:t xml:space="preserve"> </w:t>
-      </w:r>
-      <w:r>
-        <w:t>코드</w:t>
-      </w:r>
-      <w:r>
-        <w:t xml:space="preserve"> </w:t>
-      </w:r>
-      <w:r>
-        <w:t>개선</w:t>
-      </w:r>
-      <w:r>
-        <w:t xml:space="preserve">(500 </w:t>
-      </w:r>
-      <w:r>
-        <w:t>일반화</w:t>
-      </w:r>
-      <w:r>
-        <w:t xml:space="preserve">, catch-all </w:t>
-      </w:r>
-      <w:r>
-        <w:t>핸들러</w:t>
-      </w:r>
-      <w:r>
-        <w:t>, traceId)</w:t>
-      </w:r>
-      <w:r>
-        <w:t>은</w:t>
-      </w:r>
-      <w:r>
-        <w:t xml:space="preserve"> </w:t>
-      </w:r>
-      <w:r>
-        <w:t>별도</w:t>
-      </w:r>
-      <w:r>
-        <w:t xml:space="preserve"> </w:t>
-      </w:r>
-      <w:r>
-        <w:t>하드닝</w:t>
-      </w:r>
-      <w:r>
-        <w:t xml:space="preserve">(feature/exception-hardening, </w:t>
-      </w:r>
-      <w:r>
-        <w:t>로깅</w:t>
-      </w:r>
-      <w:r>
-        <w:t xml:space="preserve"> </w:t>
-      </w:r>
-      <w:r>
-        <w:t>브랜치</w:t>
-      </w:r>
-      <w:r>
-        <w:t xml:space="preserve"> </w:t>
-      </w:r>
-      <w:r>
-        <w:t>기반</w:t>
-      </w:r>
-      <w:r>
-        <w:t>)</w:t>
-      </w:r>
-      <w:r>
-        <w:t>에서</w:t>
-      </w:r>
-      <w:r>
-        <w:t xml:space="preserve"> </w:t>
-      </w:r>
-      <w:r>
-        <w:t>다룬다</w:t>
-      </w:r>
-      <w:r>
-        <w:t>.</w:t>
+        <w:t xml:space="preserve">실제 코드 개선(500 일반화, catch-all 핸들러, traceId)은 별도 하드닝(feature/exception-hardening, 로깅 브랜치 기반)에서 다룬다.</w:t>
       </w:r>
     </w:p>
     <w:p>

--- a/docs/security/OWASP_Top10_2025_한글요약.docx
+++ b/docs/security/OWASP_Top10_2025_한글요약.docx
@@ -430,7 +430,7 @@
         <w:rPr>
           <w:color w:val="2E7D32"/>
         </w:rPr>
-        <w:t>CSRF 보호 비활성화, 상세 오류 노출 등이 여기 해당(예정 CSRF 데모).</w:t>
+        <w:t>Actuator 전체 노출 + 인증 누락이 여기 해당(9강 Actuator 데모로 구현됨).</w:t>
       </w:r>
     </w:p>
     <w:p>
@@ -3822,7 +3822,7 @@
                 <w:sz w:val="18"/>
                 <w:szCs w:val="18"/>
               </w:rPr>
-              <w:t>CSRF / 보안설정</w:t>
+              <w:t>Actuator 노출</w:t>
             </w:r>
           </w:p>
         </w:tc>
@@ -3859,11 +3859,11 @@
           <w:p>
             <w:r>
               <w:rPr>
-                <w:color w:val="B26A00"/>
-                <w:sz w:val="18"/>
-                <w:szCs w:val="18"/>
-              </w:rPr>
-              <w:t>예정</w:t>
+                <w:color w:val="2E7D32"/>
+                <w:sz w:val="18"/>
+                <w:szCs w:val="18"/>
+              </w:rPr>
+              <w:t>완료</w:t>
             </w:r>
           </w:p>
         </w:tc>
@@ -3922,11 +3922,11 @@
           <w:p>
             <w:r>
               <w:rPr>
-                <w:color w:val="B26A00"/>
-                <w:sz w:val="18"/>
-                <w:szCs w:val="18"/>
-              </w:rPr>
-              <w:t>예정</w:t>
+                <w:color w:val="2E7D32"/>
+                <w:sz w:val="18"/>
+                <w:szCs w:val="18"/>
+              </w:rPr>
+              <w:t>완료</w:t>
             </w:r>
           </w:p>
         </w:tc>
@@ -4048,11 +4048,11 @@
           <w:p>
             <w:r>
               <w:rPr>
-                <w:color w:val="B26A00"/>
-                <w:sz w:val="18"/>
-                <w:szCs w:val="18"/>
-              </w:rPr>
-              <w:t>예정</w:t>
+                <w:color w:val="2E7D32"/>
+                <w:sz w:val="18"/>
+                <w:szCs w:val="18"/>
+              </w:rPr>
+              <w:t>완료</w:t>
             </w:r>
           </w:p>
         </w:tc>
